--- a/JOIN_SQL_2.docx
+++ b/JOIN_SQL_2.docx
@@ -1,6 +1,6 @@
 
 <file path=word/document.xml><?xml version="1.0" encoding="utf-8"?>
-<w:document xmlns:wpc="http://schemas.microsoft.com/office/word/2010/wordprocessingCanvas" xmlns:mc="http://schemas.openxmlformats.org/markup-compatibility/2006" xmlns:o="urn:schemas-microsoft-com:office:office" xmlns:r="http://schemas.openxmlformats.org/officeDocument/2006/relationships" xmlns:m="http://schemas.openxmlformats.org/officeDocument/2006/math" xmlns:v="urn:schemas-microsoft-com:vml" xmlns:wp14="http://schemas.microsoft.com/office/word/2010/wordprocessingDrawing" xmlns:wp="http://schemas.openxmlformats.org/drawingml/2006/wordprocessingDrawing" xmlns:w10="urn:schemas-microsoft-com:office:word" xmlns:w="http://schemas.openxmlformats.org/wordprocessingml/2006/main" xmlns:w14="http://schemas.microsoft.com/office/word/2010/wordml" xmlns:wpg="http://schemas.microsoft.com/office/word/2010/wordprocessingGroup" xmlns:wpi="http://schemas.microsoft.com/office/word/2010/wordprocessingInk" xmlns:wne="http://schemas.microsoft.com/office/word/2006/wordml" xmlns:wps="http://schemas.microsoft.com/office/word/2010/wordprocessingShape" mc:Ignorable="w14 wp14">
+<w:document xmlns:wpc="http://schemas.microsoft.com/office/word/2010/wordprocessingCanvas" xmlns:cx="http://schemas.microsoft.com/office/drawing/2014/chartex" xmlns:cx1="http://schemas.microsoft.com/office/drawing/2015/9/8/chartex" xmlns:cx2="http://schemas.microsoft.com/office/drawing/2015/10/21/chartex" xmlns:cx3="http://schemas.microsoft.com/office/drawing/2016/5/9/chartex" xmlns:cx4="http://schemas.microsoft.com/office/drawing/2016/5/10/chartex" xmlns:cx5="http://schemas.microsoft.com/office/drawing/2016/5/11/chartex" xmlns:cx6="http://schemas.microsoft.com/office/drawing/2016/5/12/chartex" xmlns:cx7="http://schemas.microsoft.com/office/drawing/2016/5/13/chartex" xmlns:cx8="http://schemas.microsoft.com/office/drawing/2016/5/14/chartex" xmlns:mc="http://schemas.openxmlformats.org/markup-compatibility/2006" xmlns:aink="http://schemas.microsoft.com/office/drawing/2016/ink" xmlns:am3d="http://schemas.microsoft.com/office/drawing/2017/model3d" xmlns:o="urn:schemas-microsoft-com:office:office" xmlns:oel="http://schemas.microsoft.com/office/2019/extlst" xmlns:r="http://schemas.openxmlformats.org/officeDocument/2006/relationships" xmlns:m="http://schemas.openxmlformats.org/officeDocument/2006/math" xmlns:v="urn:schemas-microsoft-com:vml" xmlns:wp14="http://schemas.microsoft.com/office/word/2010/wordprocessingDrawing" xmlns:wp="http://schemas.openxmlformats.org/drawingml/2006/wordprocessingDrawing" xmlns:w10="urn:schemas-microsoft-com:office:word" xmlns:w="http://schemas.openxmlformats.org/wordprocessingml/2006/main" xmlns:w14="http://schemas.microsoft.com/office/word/2010/wordml" xmlns:w15="http://schemas.microsoft.com/office/word/2012/wordml" xmlns:w16cex="http://schemas.microsoft.com/office/word/2018/wordml/cex" xmlns:w16cid="http://schemas.microsoft.com/office/word/2016/wordml/cid" xmlns:w16="http://schemas.microsoft.com/office/word/2018/wordml" xmlns:w16sdtdh="http://schemas.microsoft.com/office/word/2020/wordml/sdtdatahash" xmlns:w16se="http://schemas.microsoft.com/office/word/2015/wordml/symex" xmlns:wpg="http://schemas.microsoft.com/office/word/2010/wordprocessingGroup" xmlns:wpi="http://schemas.microsoft.com/office/word/2010/wordprocessingInk" xmlns:wne="http://schemas.microsoft.com/office/word/2006/wordml" xmlns:wps="http://schemas.microsoft.com/office/word/2010/wordprocessingShape" mc:Ignorable="w14 w15 w16se w16cid w16 w16cex w16sdtdh wp14">
   <w:body>
     <w:p>
       <w:pPr>
@@ -69,10 +69,58 @@
           <w:lang w:eastAsia="en-IN"/>
         </w:rPr>
         <w:drawing>
-          <wp:inline distT="0" distB="0" distL="0" distR="0" wp14:anchorId="3F2343C4" wp14:editId="0846CBBA">
+          <wp:inline distT="0" distB="0" distL="0" distR="0" wp14:anchorId="45199585" wp14:editId="0189EA49">
             <wp:extent cx="6860830" cy="3552825"/>
             <wp:effectExtent l="0" t="0" r="0" b="0"/>
             <wp:docPr id="1" name="Picture 1"/>
+            <wp:cNvGraphicFramePr>
+              <a:graphicFrameLocks xmlns:a="http://schemas.openxmlformats.org/drawingml/2006/main" noChangeAspect="1"/>
+            </wp:cNvGraphicFramePr>
+            <a:graphic xmlns:a="http://schemas.openxmlformats.org/drawingml/2006/main">
+              <a:graphicData uri="http://schemas.openxmlformats.org/drawingml/2006/picture">
+                <pic:pic xmlns:pic="http://schemas.openxmlformats.org/drawingml/2006/picture">
+                  <pic:nvPicPr>
+                    <pic:cNvPr id="0" name=""/>
+                    <pic:cNvPicPr/>
+                  </pic:nvPicPr>
+                  <pic:blipFill>
+                    <a:blip r:embed="rId5"/>
+                    <a:stretch>
+                      <a:fillRect/>
+                    </a:stretch>
+                  </pic:blipFill>
+                  <pic:spPr>
+                    <a:xfrm>
+                      <a:off x="0" y="0"/>
+                      <a:ext cx="6857791" cy="3551251"/>
+                    </a:xfrm>
+                    <a:prstGeom prst="rect">
+                      <a:avLst/>
+                    </a:prstGeom>
+                  </pic:spPr>
+                </pic:pic>
+              </a:graphicData>
+            </a:graphic>
+          </wp:inline>
+        </w:drawing>
+      </w:r>
+      <w:r>
+        <w:rPr>
+          <w:noProof/>
+          <w:lang w:eastAsia="en-IN"/>
+        </w:rPr>
+        <w:t xml:space="preserve"> </w:t>
+      </w:r>
+      <w:r>
+        <w:rPr>
+          <w:noProof/>
+          <w:lang w:eastAsia="en-IN"/>
+        </w:rPr>
+        <w:drawing>
+          <wp:inline distT="0" distB="0" distL="0" distR="0" wp14:anchorId="22ED9344" wp14:editId="0F3759A5">
+            <wp:extent cx="6621949" cy="1171575"/>
+            <wp:effectExtent l="0" t="0" r="7620" b="0"/>
+            <wp:docPr id="2" name="Picture 2"/>
             <wp:cNvGraphicFramePr>
               <a:graphicFrameLocks xmlns:a="http://schemas.openxmlformats.org/drawingml/2006/main" noChangeAspect="1"/>
             </wp:cNvGraphicFramePr>
@@ -92,54 +140,6 @@
                   <pic:spPr>
                     <a:xfrm>
                       <a:off x="0" y="0"/>
-                      <a:ext cx="6857791" cy="3551251"/>
-                    </a:xfrm>
-                    <a:prstGeom prst="rect">
-                      <a:avLst/>
-                    </a:prstGeom>
-                  </pic:spPr>
-                </pic:pic>
-              </a:graphicData>
-            </a:graphic>
-          </wp:inline>
-        </w:drawing>
-      </w:r>
-      <w:r>
-        <w:rPr>
-          <w:noProof/>
-          <w:lang w:eastAsia="en-IN"/>
-        </w:rPr>
-        <w:t xml:space="preserve"> </w:t>
-      </w:r>
-      <w:r>
-        <w:rPr>
-          <w:noProof/>
-          <w:lang w:eastAsia="en-IN"/>
-        </w:rPr>
-        <w:drawing>
-          <wp:inline distT="0" distB="0" distL="0" distR="0" wp14:anchorId="7C9E1D83" wp14:editId="050EF8C6">
-            <wp:extent cx="6621949" cy="1171575"/>
-            <wp:effectExtent l="0" t="0" r="7620" b="0"/>
-            <wp:docPr id="2" name="Picture 2"/>
-            <wp:cNvGraphicFramePr>
-              <a:graphicFrameLocks xmlns:a="http://schemas.openxmlformats.org/drawingml/2006/main" noChangeAspect="1"/>
-            </wp:cNvGraphicFramePr>
-            <a:graphic xmlns:a="http://schemas.openxmlformats.org/drawingml/2006/main">
-              <a:graphicData uri="http://schemas.openxmlformats.org/drawingml/2006/picture">
-                <pic:pic xmlns:pic="http://schemas.openxmlformats.org/drawingml/2006/picture">
-                  <pic:nvPicPr>
-                    <pic:cNvPr id="0" name=""/>
-                    <pic:cNvPicPr/>
-                  </pic:nvPicPr>
-                  <pic:blipFill>
-                    <a:blip r:embed="rId7"/>
-                    <a:stretch>
-                      <a:fillRect/>
-                    </a:stretch>
-                  </pic:blipFill>
-                  <pic:spPr>
-                    <a:xfrm>
-                      <a:off x="0" y="0"/>
                       <a:ext cx="6650715" cy="1176664"/>
                     </a:xfrm>
                     <a:prstGeom prst="rect">
@@ -170,7 +170,7 @@
           <w:szCs w:val="24"/>
           <w:lang w:eastAsia="en-IN"/>
         </w:rPr>
-        <w:pict>
+        <w:pict w14:anchorId="5976C7EC">
           <v:rect id="_x0000_i1025" style="width:0;height:1.5pt" o:hralign="center" o:hrstd="t" o:hr="t" fillcolor="#a0a0a0" stroked="f"/>
         </w:pict>
       </w:r>
@@ -1249,7 +1249,7 @@
           <w:szCs w:val="24"/>
           <w:lang w:eastAsia="en-IN"/>
         </w:rPr>
-        <w:pict>
+        <w:pict w14:anchorId="3CE09B0A">
           <v:rect id="_x0000_i1026" style="width:0;height:1.5pt" o:hralign="center" o:hrstd="t" o:hr="t" fillcolor="#a0a0a0" stroked="f"/>
         </w:pict>
       </w:r>
@@ -2118,7 +2118,7 @@
           <w:szCs w:val="24"/>
           <w:lang w:eastAsia="en-IN"/>
         </w:rPr>
-        <w:pict>
+        <w:pict w14:anchorId="0FA898D1">
           <v:rect id="_x0000_i1027" style="width:0;height:1.5pt" o:hralign="center" o:hrstd="t" o:hr="t" fillcolor="#a0a0a0" stroked="f"/>
         </w:pict>
       </w:r>
@@ -3137,19 +3137,8 @@
           <w:szCs w:val="24"/>
           <w:lang w:eastAsia="en-IN"/>
         </w:rPr>
-        <w:t>Interview tip</w:t>
-      </w:r>
-      <w:proofErr w:type="gramStart"/>
-      <w:r>
-        <w:rPr>
-          <w:rFonts w:ascii="Times New Roman" w:eastAsia="Times New Roman" w:hAnsi="Times New Roman" w:cs="Times New Roman"/>
-          <w:sz w:val="24"/>
-          <w:szCs w:val="24"/>
-          <w:lang w:eastAsia="en-IN"/>
-        </w:rPr>
-        <w:t>:</w:t>
-      </w:r>
-      <w:proofErr w:type="gramEnd"/>
+        <w:t>Interview tip:</w:t>
+      </w:r>
       <w:r>
         <w:rPr>
           <w:rFonts w:ascii="Times New Roman" w:eastAsia="Times New Roman" w:hAnsi="Times New Roman" w:cs="Times New Roman"/>
@@ -3219,7 +3208,7 @@
         </w:rPr>
         <w:lastRenderedPageBreak/>
         <w:drawing>
-          <wp:inline distT="0" distB="0" distL="0" distR="0" wp14:anchorId="1FE39166" wp14:editId="5AA0A7B5">
+          <wp:inline distT="0" distB="0" distL="0" distR="0" wp14:anchorId="51FB36A8" wp14:editId="2D6CB5BB">
             <wp:extent cx="6568633" cy="4324350"/>
             <wp:effectExtent l="0" t="0" r="3810" b="0"/>
             <wp:docPr id="3" name="Picture 3"/>
@@ -3234,7 +3223,7 @@
                     <pic:cNvPicPr/>
                   </pic:nvPicPr>
                   <pic:blipFill>
-                    <a:blip r:embed="rId8"/>
+                    <a:blip r:embed="rId7"/>
                     <a:stretch>
                       <a:fillRect/>
                     </a:stretch>
@@ -3272,7 +3261,7 @@
           <w:szCs w:val="24"/>
           <w:lang w:eastAsia="en-IN"/>
         </w:rPr>
-        <w:pict>
+        <w:pict w14:anchorId="3E849396">
           <v:rect id="_x0000_i1028" style="width:0;height:1.5pt" o:hralign="center" o:hrstd="t" o:hr="t" fillcolor="#a0a0a0" stroked="f"/>
         </w:pict>
       </w:r>
@@ -4182,20 +4171,8 @@
           <w:highlight w:val="cyan"/>
           <w:lang w:eastAsia="en-IN"/>
         </w:rPr>
-        <w:t>💡 Pro tip</w:t>
-      </w:r>
-      <w:proofErr w:type="gramStart"/>
-      <w:r>
-        <w:rPr>
-          <w:rFonts w:ascii="Times New Roman" w:eastAsia="Times New Roman" w:hAnsi="Times New Roman" w:cs="Times New Roman"/>
-          <w:sz w:val="28"/>
-          <w:szCs w:val="24"/>
-          <w:highlight w:val="cyan"/>
-          <w:lang w:eastAsia="en-IN"/>
-        </w:rPr>
-        <w:t>:</w:t>
-      </w:r>
-      <w:proofErr w:type="gramEnd"/>
+        <w:t>💡 Pro tip:</w:t>
+      </w:r>
       <w:r>
         <w:rPr>
           <w:rFonts w:ascii="Times New Roman" w:eastAsia="Times New Roman" w:hAnsi="Times New Roman" w:cs="Times New Roman"/>
@@ -4225,7 +4202,7 @@
           <w:szCs w:val="24"/>
           <w:lang w:eastAsia="en-IN"/>
         </w:rPr>
-        <w:pict>
+        <w:pict w14:anchorId="7F1EB45C">
           <v:rect id="_x0000_i1029" style="width:0;height:1.5pt" o:hralign="center" o:hrstd="t" o:hr="t" fillcolor="#a0a0a0" stroked="f"/>
         </w:pict>
       </w:r>
@@ -4553,6 +4530,8 @@
         <w:spacing w:beforeAutospacing="1" w:after="100" w:afterAutospacing="1" w:line="240" w:lineRule="auto"/>
         <w:rPr>
           <w:rFonts w:ascii="Times New Roman" w:eastAsia="Times New Roman" w:hAnsi="Times New Roman" w:cs="Times New Roman"/>
+          <w:b/>
+          <w:bCs/>
           <w:sz w:val="24"/>
           <w:szCs w:val="24"/>
           <w:lang w:eastAsia="en-IN"/>
@@ -4572,22 +4551,90 @@
     </w:p>
     <w:p>
       <w:pPr>
-        <w:spacing w:after="0" w:line="240" w:lineRule="auto"/>
-        <w:rPr>
-          <w:rFonts w:ascii="Times New Roman" w:eastAsia="Times New Roman" w:hAnsi="Times New Roman" w:cs="Times New Roman"/>
-          <w:sz w:val="24"/>
-          <w:szCs w:val="24"/>
-          <w:lang w:eastAsia="en-IN"/>
-        </w:rPr>
-      </w:pPr>
-      <w:r>
-        <w:rPr>
-          <w:rFonts w:ascii="Times New Roman" w:eastAsia="Times New Roman" w:hAnsi="Times New Roman" w:cs="Times New Roman"/>
-          <w:sz w:val="24"/>
-          <w:szCs w:val="24"/>
-          <w:lang w:eastAsia="en-IN"/>
-        </w:rPr>
-        <w:pict>
+        <w:spacing w:beforeAutospacing="1" w:after="100" w:afterAutospacing="1" w:line="240" w:lineRule="auto"/>
+        <w:rPr>
+          <w:rFonts w:ascii="Times New Roman" w:eastAsia="Times New Roman" w:hAnsi="Times New Roman" w:cs="Times New Roman"/>
+          <w:b/>
+          <w:bCs/>
+          <w:sz w:val="24"/>
+          <w:szCs w:val="24"/>
+          <w:lang w:eastAsia="en-IN"/>
+        </w:rPr>
+      </w:pPr>
+    </w:p>
+    <w:p>
+      <w:pPr>
+        <w:spacing w:beforeAutospacing="1" w:after="100" w:afterAutospacing="1" w:line="240" w:lineRule="auto"/>
+        <w:rPr>
+          <w:rFonts w:ascii="Times New Roman" w:eastAsia="Times New Roman" w:hAnsi="Times New Roman" w:cs="Times New Roman"/>
+          <w:sz w:val="24"/>
+          <w:szCs w:val="24"/>
+          <w:lang w:eastAsia="en-IN"/>
+        </w:rPr>
+      </w:pPr>
+      <w:r>
+        <w:rPr>
+          <w:rFonts w:ascii="Times New Roman" w:eastAsia="Times New Roman" w:hAnsi="Times New Roman" w:cs="Times New Roman"/>
+          <w:sz w:val="24"/>
+          <w:szCs w:val="24"/>
+          <w:lang w:eastAsia="en-IN"/>
+        </w:rPr>
+        <w:drawing>
+          <wp:inline distT="0" distB="0" distL="0" distR="0" wp14:anchorId="6DFE5158" wp14:editId="4EB3AC19">
+            <wp:extent cx="5731510" cy="2662555"/>
+            <wp:effectExtent l="0" t="0" r="2540" b="4445"/>
+            <wp:docPr id="5" name="Picture 5"/>
+            <wp:cNvGraphicFramePr>
+              <a:graphicFrameLocks xmlns:a="http://schemas.openxmlformats.org/drawingml/2006/main" noChangeAspect="1"/>
+            </wp:cNvGraphicFramePr>
+            <a:graphic xmlns:a="http://schemas.openxmlformats.org/drawingml/2006/main">
+              <a:graphicData uri="http://schemas.openxmlformats.org/drawingml/2006/picture">
+                <pic:pic xmlns:pic="http://schemas.openxmlformats.org/drawingml/2006/picture">
+                  <pic:nvPicPr>
+                    <pic:cNvPr id="1" name=""/>
+                    <pic:cNvPicPr/>
+                  </pic:nvPicPr>
+                  <pic:blipFill>
+                    <a:blip r:embed="rId8"/>
+                    <a:stretch>
+                      <a:fillRect/>
+                    </a:stretch>
+                  </pic:blipFill>
+                  <pic:spPr>
+                    <a:xfrm>
+                      <a:off x="0" y="0"/>
+                      <a:ext cx="5731510" cy="2662555"/>
+                    </a:xfrm>
+                    <a:prstGeom prst="rect">
+                      <a:avLst/>
+                    </a:prstGeom>
+                  </pic:spPr>
+                </pic:pic>
+              </a:graphicData>
+            </a:graphic>
+          </wp:inline>
+        </w:drawing>
+      </w:r>
+    </w:p>
+    <w:p>
+      <w:pPr>
+        <w:spacing w:after="0" w:line="240" w:lineRule="auto"/>
+        <w:rPr>
+          <w:rFonts w:ascii="Times New Roman" w:eastAsia="Times New Roman" w:hAnsi="Times New Roman" w:cs="Times New Roman"/>
+          <w:sz w:val="24"/>
+          <w:szCs w:val="24"/>
+          <w:lang w:eastAsia="en-IN"/>
+        </w:rPr>
+      </w:pPr>
+      <w:r>
+        <w:rPr>
+          <w:rFonts w:ascii="Times New Roman" w:eastAsia="Times New Roman" w:hAnsi="Times New Roman" w:cs="Times New Roman"/>
+          <w:sz w:val="24"/>
+          <w:szCs w:val="24"/>
+          <w:lang w:eastAsia="en-IN"/>
+        </w:rPr>
+        <w:lastRenderedPageBreak/>
+        <w:pict w14:anchorId="57FA2994">
           <v:rect id="_x0000_i1030" style="width:0;height:1.5pt" o:hralign="center" o:hrstd="t" o:hr="t" fillcolor="#a0a0a0" stroked="f"/>
         </w:pict>
       </w:r>
@@ -4629,35 +4676,7 @@
           <w:highlight w:val="green"/>
           <w:lang w:eastAsia="en-IN"/>
         </w:rPr>
-        <w:t xml:space="preserve">WHERE </w:t>
-      </w:r>
-      <w:proofErr w:type="spellStart"/>
-      <w:r>
-        <w:rPr>
-          <w:rFonts w:ascii="Times New Roman" w:eastAsia="Times New Roman" w:hAnsi="Times New Roman" w:cs="Times New Roman"/>
-          <w:b/>
-          <w:bCs/>
-          <w:kern w:val="36"/>
-          <w:sz w:val="48"/>
-          <w:szCs w:val="48"/>
-          <w:highlight w:val="green"/>
-          <w:lang w:eastAsia="en-IN"/>
-        </w:rPr>
-        <w:t>vs</w:t>
-      </w:r>
-      <w:proofErr w:type="spellEnd"/>
-      <w:r>
-        <w:rPr>
-          <w:rFonts w:ascii="Times New Roman" w:eastAsia="Times New Roman" w:hAnsi="Times New Roman" w:cs="Times New Roman"/>
-          <w:b/>
-          <w:bCs/>
-          <w:kern w:val="36"/>
-          <w:sz w:val="48"/>
-          <w:szCs w:val="48"/>
-          <w:highlight w:val="green"/>
-          <w:lang w:eastAsia="en-IN"/>
-        </w:rPr>
-        <w:t xml:space="preserve"> ON</w:t>
+        <w:t>WHERE vs ON</w:t>
       </w:r>
       <w:r>
         <w:rPr>
@@ -4955,7 +4974,6 @@
           <w:highlight w:val="magenta"/>
           <w:lang w:eastAsia="en-IN"/>
         </w:rPr>
-        <w:lastRenderedPageBreak/>
         <w:t>LEFT JOIN becomes INNER JOIN</w:t>
       </w:r>
     </w:p>
@@ -4996,7 +5014,7 @@
           <w:szCs w:val="24"/>
           <w:lang w:eastAsia="en-IN"/>
         </w:rPr>
-        <w:pict>
+        <w:pict w14:anchorId="3319EBDB">
           <v:rect id="_x0000_i1031" style="width:0;height:1.5pt" o:hralign="center" o:hrstd="t" o:hr="t" fillcolor="#a0a0a0" stroked="f"/>
         </w:pict>
       </w:r>
@@ -5536,6 +5554,7 @@
           <w:szCs w:val="24"/>
           <w:lang w:eastAsia="en-IN"/>
         </w:rPr>
+        <w:lastRenderedPageBreak/>
         <w:t>Think of a JOIN in two phases:</w:t>
       </w:r>
     </w:p>
@@ -5560,25 +5579,14 @@
           <w:lang w:eastAsia="en-IN"/>
         </w:rPr>
       </w:pPr>
-      <w:proofErr w:type="gramStart"/>
-      <w:r>
-        <w:rPr>
-          <w:rFonts w:ascii="Times New Roman" w:eastAsia="Times New Roman" w:hAnsi="Times New Roman" w:cs="Times New Roman"/>
-          <w:sz w:val="24"/>
-          <w:szCs w:val="24"/>
-          <w:lang w:eastAsia="en-IN"/>
-        </w:rPr>
-        <w:t>Phase</w:t>
-      </w:r>
-      <w:proofErr w:type="gramEnd"/>
-      <w:r>
-        <w:rPr>
-          <w:rFonts w:ascii="Times New Roman" w:eastAsia="Times New Roman" w:hAnsi="Times New Roman" w:cs="Times New Roman"/>
-          <w:sz w:val="24"/>
-          <w:szCs w:val="24"/>
-          <w:lang w:eastAsia="en-IN"/>
-        </w:rPr>
-        <w:t xml:space="preserve"> 1 — JOIN happens (ON)</w:t>
+      <w:r>
+        <w:rPr>
+          <w:rFonts w:ascii="Times New Roman" w:eastAsia="Times New Roman" w:hAnsi="Times New Roman" w:cs="Times New Roman"/>
+          <w:sz w:val="24"/>
+          <w:szCs w:val="24"/>
+          <w:lang w:eastAsia="en-IN"/>
+        </w:rPr>
+        <w:t>Phase 1 — JOIN happens (ON)</w:t>
       </w:r>
     </w:p>
     <w:p>
@@ -5695,25 +5703,14 @@
           <w:lang w:eastAsia="en-IN"/>
         </w:rPr>
       </w:pPr>
-      <w:proofErr w:type="gramStart"/>
-      <w:r>
-        <w:rPr>
-          <w:rFonts w:ascii="Times New Roman" w:eastAsia="Times New Roman" w:hAnsi="Times New Roman" w:cs="Times New Roman"/>
-          <w:sz w:val="24"/>
-          <w:szCs w:val="24"/>
-          <w:lang w:eastAsia="en-IN"/>
-        </w:rPr>
-        <w:t>Phase</w:t>
-      </w:r>
-      <w:proofErr w:type="gramEnd"/>
-      <w:r>
-        <w:rPr>
-          <w:rFonts w:ascii="Times New Roman" w:eastAsia="Times New Roman" w:hAnsi="Times New Roman" w:cs="Times New Roman"/>
-          <w:sz w:val="24"/>
-          <w:szCs w:val="24"/>
-          <w:lang w:eastAsia="en-IN"/>
-        </w:rPr>
-        <w:t xml:space="preserve"> 2 — FILTER happens (WHERE)</w:t>
+      <w:r>
+        <w:rPr>
+          <w:rFonts w:ascii="Times New Roman" w:eastAsia="Times New Roman" w:hAnsi="Times New Roman" w:cs="Times New Roman"/>
+          <w:sz w:val="24"/>
+          <w:szCs w:val="24"/>
+          <w:lang w:eastAsia="en-IN"/>
+        </w:rPr>
+        <w:t>Phase 2 — FILTER happens (WHERE)</w:t>
       </w:r>
     </w:p>
     <w:p>
@@ -6903,7 +6900,6 @@
           <w:szCs w:val="24"/>
           <w:lang w:eastAsia="en-IN"/>
         </w:rPr>
-        <w:lastRenderedPageBreak/>
         <w:t>Final output</w:t>
       </w:r>
     </w:p>
@@ -7598,6 +7594,7 @@
           <w:szCs w:val="24"/>
           <w:lang w:eastAsia="en-IN"/>
         </w:rPr>
+        <w:lastRenderedPageBreak/>
         <w:t>Step 3 — General Rule (MEMORIZE THIS)</w:t>
       </w:r>
     </w:p>
@@ -7890,7 +7887,6 @@
           <w:szCs w:val="24"/>
           <w:lang w:eastAsia="en-IN"/>
         </w:rPr>
-        <w:lastRenderedPageBreak/>
         <w:t>but still show customers with no orders</w:t>
       </w:r>
     </w:p>
@@ -8756,7 +8752,7 @@
           <w:szCs w:val="24"/>
           <w:lang w:eastAsia="en-IN"/>
         </w:rPr>
-        <w:pict>
+        <w:pict w14:anchorId="047A0947">
           <v:rect id="_x0000_i1032" style="width:0;height:1.5pt" o:hralign="center" o:hrstd="t" o:hr="t" fillcolor="#a0a0a0" stroked="f"/>
         </w:pict>
       </w:r>
@@ -8785,7 +8781,6 @@
           <w:szCs w:val="48"/>
           <w:lang w:eastAsia="en-IN"/>
         </w:rPr>
-        <w:lastRenderedPageBreak/>
         <w:t>LEVEL 6 — SELF JOIN (advanced thinking)</w:t>
       </w:r>
     </w:p>
@@ -9587,7 +9582,7 @@
           <w:lang w:eastAsia="en-IN"/>
         </w:rPr>
         <w:drawing>
-          <wp:inline distT="0" distB="0" distL="0" distR="0" wp14:anchorId="18505A7F" wp14:editId="3BE1A71A">
+          <wp:inline distT="0" distB="0" distL="0" distR="0" wp14:anchorId="58C29EAA" wp14:editId="3D4DD09A">
             <wp:extent cx="6292372" cy="2486025"/>
             <wp:effectExtent l="0" t="0" r="0" b="0"/>
             <wp:docPr id="4" name="Picture 4"/>
@@ -9640,8 +9635,7 @@
           <w:szCs w:val="24"/>
           <w:lang w:eastAsia="en-IN"/>
         </w:rPr>
-        <w:lastRenderedPageBreak/>
-        <w:pict>
+        <w:pict w14:anchorId="6D486C8C">
           <v:rect id="_x0000_i1033" style="width:0;height:1.5pt" o:hralign="center" o:hrstd="t" o:hr="t" fillcolor="#a0a0a0" stroked="f"/>
         </w:pict>
       </w:r>
@@ -10303,7 +10297,7 @@
           <w:szCs w:val="24"/>
           <w:lang w:eastAsia="en-IN"/>
         </w:rPr>
-        <w:pict>
+        <w:pict w14:anchorId="0E793771">
           <v:rect id="_x0000_i1034" style="width:0;height:1.5pt" o:hralign="center" o:hrstd="t" o:hr="t" fillcolor="#a0a0a0" stroked="f"/>
         </w:pict>
       </w:r>
@@ -10332,6 +10326,7 @@
           <w:szCs w:val="48"/>
           <w:lang w:eastAsia="en-IN"/>
         </w:rPr>
+        <w:lastRenderedPageBreak/>
         <w:t>LEVEL 8 — THREE TABLE JOIN (your interview fear 💔)</w:t>
       </w:r>
     </w:p>
@@ -10548,7 +10543,6 @@
           <w:szCs w:val="20"/>
           <w:lang w:eastAsia="en-IN"/>
         </w:rPr>
-        <w:lastRenderedPageBreak/>
         <w:t>SELECT c.name, o.order_id, p.payment_date</w:t>
       </w:r>
     </w:p>
@@ -10806,7 +10800,7 @@
           <w:szCs w:val="24"/>
           <w:lang w:eastAsia="en-IN"/>
         </w:rPr>
-        <w:pict>
+        <w:pict w14:anchorId="5B5091D6">
           <v:rect id="_x0000_i1035" style="width:0;height:1.5pt" o:hralign="center" o:hrstd="t" o:hr="t" fillcolor="#a0a0a0" stroked="f"/>
         </w:pict>
       </w:r>
@@ -11183,6 +11177,7 @@
         <w:rPr>
           <w:highlight w:val="cyan"/>
         </w:rPr>
+        <w:lastRenderedPageBreak/>
         <w:t xml:space="preserve">This is the </w:t>
       </w:r>
       <w:r>
@@ -11589,7 +11584,6 @@
                 <w:szCs w:val="24"/>
                 <w:lang w:eastAsia="en-IN"/>
               </w:rPr>
-              <w:lastRenderedPageBreak/>
               <w:t>1</w:t>
             </w:r>
           </w:p>
@@ -11989,8 +11983,8 @@
           <w:szCs w:val="24"/>
           <w:lang w:eastAsia="en-IN"/>
         </w:rPr>
-        <w:pict>
-          <v:rect id="_x0000_i1109" style="width:0;height:1.5pt" o:hralign="center" o:hrstd="t" o:hr="t" fillcolor="#a0a0a0" stroked="f"/>
+        <w:pict w14:anchorId="3CF7A9E4">
+          <v:rect id="_x0000_i1036" style="width:0;height:1.5pt" o:hralign="center" o:hrstd="t" o:hr="t" fillcolor="#a0a0a0" stroked="f"/>
         </w:pict>
       </w:r>
     </w:p>
@@ -12402,6 +12396,7 @@
                 <w:szCs w:val="24"/>
                 <w:lang w:eastAsia="en-IN"/>
               </w:rPr>
+              <w:lastRenderedPageBreak/>
               <w:t>4</w:t>
             </w:r>
           </w:p>
@@ -12474,8 +12469,8 @@
           <w:szCs w:val="24"/>
           <w:lang w:eastAsia="en-IN"/>
         </w:rPr>
-        <w:pict>
-          <v:rect id="_x0000_i1110" style="width:0;height:1.5pt" o:hralign="center" o:hrstd="t" o:hr="t" fillcolor="#a0a0a0" stroked="f"/>
+        <w:pict w14:anchorId="043D5FEE">
+          <v:rect id="_x0000_i1037" style="width:0;height:1.5pt" o:hralign="center" o:hrstd="t" o:hr="t" fillcolor="#a0a0a0" stroked="f"/>
         </w:pict>
       </w:r>
     </w:p>
@@ -12566,8 +12561,8 @@
           <w:szCs w:val="24"/>
           <w:lang w:eastAsia="en-IN"/>
         </w:rPr>
-        <w:pict>
-          <v:rect id="_x0000_i1111" style="width:0;height:1.5pt" o:hralign="center" o:hrstd="t" o:hr="t" fillcolor="#a0a0a0" stroked="f"/>
+        <w:pict w14:anchorId="4195E79B">
+          <v:rect id="_x0000_i1038" style="width:0;height:1.5pt" o:hralign="center" o:hrstd="t" o:hr="t" fillcolor="#a0a0a0" stroked="f"/>
         </w:pict>
       </w:r>
     </w:p>
@@ -12593,7 +12588,6 @@
           <w:szCs w:val="36"/>
           <w:lang w:eastAsia="en-IN"/>
         </w:rPr>
-        <w:lastRenderedPageBreak/>
         <w:t>Wrong approach (ON clause)</w:t>
       </w:r>
     </w:p>
@@ -13343,6 +13337,7 @@
           <w:szCs w:val="24"/>
           <w:lang w:eastAsia="en-IN"/>
         </w:rPr>
+        <w:lastRenderedPageBreak/>
         <w:t>WRONG RESULT</w:t>
       </w:r>
     </w:p>
@@ -13363,8 +13358,8 @@
           <w:szCs w:val="24"/>
           <w:lang w:eastAsia="en-IN"/>
         </w:rPr>
-        <w:pict>
-          <v:rect id="_x0000_i1112" style="width:0;height:1.5pt" o:hralign="center" o:hrstd="t" o:hr="t" fillcolor="#a0a0a0" stroked="f"/>
+        <w:pict w14:anchorId="2EE2FD5A">
+          <v:rect id="_x0000_i1039" style="width:0;height:1.5pt" o:hralign="center" o:hrstd="t" o:hr="t" fillcolor="#a0a0a0" stroked="f"/>
         </w:pict>
       </w:r>
     </w:p>
@@ -13589,7 +13584,6 @@
           <w:szCs w:val="24"/>
           <w:lang w:eastAsia="en-IN"/>
         </w:rPr>
-        <w:lastRenderedPageBreak/>
         <w:t xml:space="preserve">👉 In ANTI JOIN, we </w:t>
       </w:r>
       <w:r>
@@ -13632,27 +13626,7 @@
           <w:lang w:eastAsia="en-IN"/>
         </w:rPr>
         <w:br/>
-        <w:t xml:space="preserve">👉 </w:t>
-      </w:r>
-      <w:proofErr w:type="gramStart"/>
-      <w:r>
-        <w:rPr>
-          <w:rFonts w:ascii="Times New Roman" w:eastAsia="Times New Roman" w:hAnsi="Times New Roman" w:cs="Times New Roman"/>
-          <w:sz w:val="24"/>
-          <w:szCs w:val="24"/>
-          <w:lang w:eastAsia="en-IN"/>
-        </w:rPr>
-        <w:t>That</w:t>
-      </w:r>
-      <w:proofErr w:type="gramEnd"/>
-      <w:r>
-        <w:rPr>
-          <w:rFonts w:ascii="Times New Roman" w:eastAsia="Times New Roman" w:hAnsi="Times New Roman" w:cs="Times New Roman"/>
-          <w:sz w:val="24"/>
-          <w:szCs w:val="24"/>
-          <w:lang w:eastAsia="en-IN"/>
-        </w:rPr>
-        <w:t xml:space="preserve"> filtering must happen in </w:t>
+        <w:t xml:space="preserve">👉 That filtering must happen in </w:t>
       </w:r>
       <w:r>
         <w:rPr>
@@ -13681,8 +13655,8 @@
           <w:szCs w:val="24"/>
           <w:lang w:eastAsia="en-IN"/>
         </w:rPr>
-        <w:pict>
-          <v:rect id="_x0000_i1113" style="width:0;height:1.5pt" o:hralign="center" o:hrstd="t" o:hr="t" fillcolor="#a0a0a0" stroked="f"/>
+        <w:pict w14:anchorId="551E2994">
+          <v:rect id="_x0000_i1040" style="width:0;height:1.5pt" o:hralign="center" o:hrstd="t" o:hr="t" fillcolor="#a0a0a0" stroked="f"/>
         </w:pict>
       </w:r>
     </w:p>
@@ -13730,21 +13704,8 @@
           <w:szCs w:val="24"/>
           <w:lang w:eastAsia="en-IN"/>
         </w:rPr>
-        <w:t>If your goal is to FIND unmatched rows</w:t>
-      </w:r>
-      <w:proofErr w:type="gramStart"/>
-      <w:r>
-        <w:rPr>
-          <w:rFonts w:ascii="Times New Roman" w:eastAsia="Times New Roman" w:hAnsi="Times New Roman" w:cs="Times New Roman"/>
-          <w:b/>
-          <w:bCs/>
-          <w:sz w:val="24"/>
-          <w:szCs w:val="24"/>
-          <w:lang w:eastAsia="en-IN"/>
-        </w:rPr>
-        <w:t>,</w:t>
-      </w:r>
-      <w:proofErr w:type="gramEnd"/>
+        <w:t>If your goal is to FIND unmatched rows,</w:t>
+      </w:r>
       <w:r>
         <w:rPr>
           <w:rFonts w:ascii="Times New Roman" w:eastAsia="Times New Roman" w:hAnsi="Times New Roman" w:cs="Times New Roman"/>
@@ -13766,31 +13727,7 @@
           <w:szCs w:val="20"/>
           <w:lang w:eastAsia="en-IN"/>
         </w:rPr>
-        <w:t>WHERE &lt;</w:t>
-      </w:r>
-      <w:proofErr w:type="spellStart"/>
-      <w:r>
-        <w:rPr>
-          <w:rFonts w:ascii="Courier New" w:eastAsia="Times New Roman" w:hAnsi="Courier New" w:cs="Courier New"/>
-          <w:b/>
-          <w:bCs/>
-          <w:sz w:val="20"/>
-          <w:szCs w:val="20"/>
-          <w:lang w:eastAsia="en-IN"/>
-        </w:rPr>
-        <w:t>joined_column</w:t>
-      </w:r>
-      <w:proofErr w:type="spellEnd"/>
-      <w:r>
-        <w:rPr>
-          <w:rFonts w:ascii="Courier New" w:eastAsia="Times New Roman" w:hAnsi="Courier New" w:cs="Courier New"/>
-          <w:b/>
-          <w:bCs/>
-          <w:sz w:val="20"/>
-          <w:szCs w:val="20"/>
-          <w:lang w:eastAsia="en-IN"/>
-        </w:rPr>
-        <w:t>&gt; IS NULL</w:t>
+        <w:t>WHERE &lt;joined_column&gt; IS NULL</w:t>
       </w:r>
       <w:r>
         <w:rPr>
@@ -13871,8 +13808,8 @@
           <w:szCs w:val="24"/>
           <w:lang w:eastAsia="en-IN"/>
         </w:rPr>
-        <w:pict>
-          <v:rect id="_x0000_i1114" style="width:0;height:1.5pt" o:hralign="center" o:hrstd="t" o:hr="t" fillcolor="#a0a0a0" stroked="f"/>
+        <w:pict w14:anchorId="012E0257">
+          <v:rect id="_x0000_i1041" style="width:0;height:1.5pt" o:hralign="center" o:hrstd="t" o:hr="t" fillcolor="#a0a0a0" stroked="f"/>
         </w:pict>
       </w:r>
     </w:p>
@@ -14131,6 +14068,7 @@
           <w:szCs w:val="24"/>
           <w:lang w:eastAsia="en-IN"/>
         </w:rPr>
+        <w:lastRenderedPageBreak/>
         <w:t>No contradiction.</w:t>
       </w:r>
       <w:r>
@@ -14161,8 +14099,8 @@
           <w:szCs w:val="24"/>
           <w:lang w:eastAsia="en-IN"/>
         </w:rPr>
-        <w:pict>
-          <v:rect id="_x0000_i1115" style="width:0;height:1.5pt" o:hralign="center" o:hrstd="t" o:hr="t" fillcolor="#a0a0a0" stroked="f"/>
+        <w:pict w14:anchorId="5D1C6279">
+          <v:rect id="_x0000_i1042" style="width:0;height:1.5pt" o:hralign="center" o:hrstd="t" o:hr="t" fillcolor="#a0a0a0" stroked="f"/>
         </w:pict>
       </w:r>
     </w:p>
@@ -14268,8 +14206,8 @@
           <w:szCs w:val="24"/>
           <w:lang w:eastAsia="en-IN"/>
         </w:rPr>
-        <w:pict>
-          <v:rect id="_x0000_i1116" style="width:0;height:1.5pt" o:hralign="center" o:hrstd="t" o:hr="t" fillcolor="#a0a0a0" stroked="f"/>
+        <w:pict w14:anchorId="24FAB5DE">
+          <v:rect id="_x0000_i1043" style="width:0;height:1.5pt" o:hralign="center" o:hrstd="t" o:hr="t" fillcolor="#a0a0a0" stroked="f"/>
         </w:pict>
       </w:r>
     </w:p>
@@ -14338,7 +14276,6 @@
                 <w:szCs w:val="24"/>
                 <w:lang w:eastAsia="en-IN"/>
               </w:rPr>
-              <w:lastRenderedPageBreak/>
               <w:t>Situation</w:t>
             </w:r>
           </w:p>
@@ -14646,8 +14583,8 @@
           <w:szCs w:val="24"/>
           <w:lang w:eastAsia="en-IN"/>
         </w:rPr>
-        <w:pict>
-          <v:rect id="_x0000_i1036" style="width:0;height:1.5pt" o:hralign="center" o:hrstd="t" o:hr="t" fillcolor="#a0a0a0" stroked="f"/>
+        <w:pict w14:anchorId="411FD8E5">
+          <v:rect id="_x0000_i1044" style="width:0;height:1.5pt" o:hralign="center" o:hrstd="t" o:hr="t" fillcolor="#a0a0a0" stroked="f"/>
         </w:pict>
       </w:r>
     </w:p>
@@ -14793,8 +14730,8 @@
           <w:szCs w:val="24"/>
           <w:lang w:eastAsia="en-IN"/>
         </w:rPr>
-        <w:pict>
-          <v:rect id="_x0000_i1037" style="width:0;height:1.5pt" o:hralign="center" o:hrstd="t" o:hr="t" fillcolor="#a0a0a0" stroked="f"/>
+        <w:pict w14:anchorId="7DD09B76">
+          <v:rect id="_x0000_i1045" style="width:0;height:1.5pt" o:hralign="center" o:hrstd="t" o:hr="t" fillcolor="#a0a0a0" stroked="f"/>
         </w:pict>
       </w:r>
     </w:p>
@@ -14866,6 +14803,7 @@
           <w:szCs w:val="24"/>
           <w:lang w:eastAsia="en-IN"/>
         </w:rPr>
+        <w:lastRenderedPageBreak/>
         <w:t>Which table must survive completely?</w:t>
       </w:r>
     </w:p>
@@ -15139,7 +15077,6 @@
           <w:lang w:eastAsia="en-IN"/>
         </w:rPr>
       </w:pPr>
-      <w:proofErr w:type="gramStart"/>
       <w:r>
         <w:rPr>
           <w:rFonts w:ascii="Times New Roman" w:eastAsia="Times New Roman" w:hAnsi="Times New Roman" w:cs="Times New Roman"/>
@@ -15149,7 +15086,6 @@
         </w:rPr>
         <w:t>next</w:t>
       </w:r>
-      <w:proofErr w:type="gramEnd"/>
     </w:p>
     <w:p>
       <w:pPr>
@@ -15178,26 +15114,7 @@
           <w:lang w:eastAsia="en-IN"/>
         </w:rPr>
         <w:br/>
-      </w:r>
-      <w:proofErr w:type="gramStart"/>
-      <w:r>
-        <w:rPr>
-          <w:rFonts w:ascii="Times New Roman" w:eastAsia="Times New Roman" w:hAnsi="Times New Roman" w:cs="Times New Roman"/>
-          <w:sz w:val="24"/>
-          <w:szCs w:val="24"/>
-          <w:lang w:eastAsia="en-IN"/>
-        </w:rPr>
-        <w:t>Now</w:t>
-      </w:r>
-      <w:proofErr w:type="gramEnd"/>
-      <w:r>
-        <w:rPr>
-          <w:rFonts w:ascii="Times New Roman" w:eastAsia="Times New Roman" w:hAnsi="Times New Roman" w:cs="Times New Roman"/>
-          <w:sz w:val="24"/>
-          <w:szCs w:val="24"/>
-          <w:lang w:eastAsia="en-IN"/>
-        </w:rPr>
-        <w:t xml:space="preserve"> we </w:t>
+        <w:t xml:space="preserve">Now we </w:t>
       </w:r>
       <w:r>
         <w:rPr>
@@ -15257,7 +15174,6 @@
           <w:szCs w:val="24"/>
           <w:lang w:eastAsia="en-IN"/>
         </w:rPr>
-        <w:lastRenderedPageBreak/>
         <w:t>I’ll behave like an interviewer + mentor.</w:t>
       </w:r>
       <w:r>
@@ -15288,48 +15204,28 @@
           <w:szCs w:val="24"/>
           <w:lang w:eastAsia="en-IN"/>
         </w:rPr>
-        <w:t xml:space="preserve">, </w:t>
-      </w:r>
-      <w:proofErr w:type="gramStart"/>
-      <w:r>
-        <w:rPr>
-          <w:rFonts w:ascii="Times New Roman" w:eastAsia="Times New Roman" w:hAnsi="Times New Roman" w:cs="Times New Roman"/>
-          <w:sz w:val="24"/>
-          <w:szCs w:val="24"/>
-          <w:lang w:eastAsia="en-IN"/>
-        </w:rPr>
-        <w:t>then</w:t>
-      </w:r>
-      <w:proofErr w:type="gramEnd"/>
-      <w:r>
-        <w:rPr>
-          <w:rFonts w:ascii="Times New Roman" w:eastAsia="Times New Roman" w:hAnsi="Times New Roman" w:cs="Times New Roman"/>
-          <w:sz w:val="24"/>
-          <w:szCs w:val="24"/>
-          <w:lang w:eastAsia="en-IN"/>
-        </w:rPr>
-        <w:t xml:space="preserve"> read the explanation.</w:t>
-      </w:r>
-    </w:p>
-    <w:p>
-      <w:pPr>
-        <w:spacing w:after="0" w:line="240" w:lineRule="auto"/>
-        <w:rPr>
-          <w:rFonts w:ascii="Times New Roman" w:eastAsia="Times New Roman" w:hAnsi="Times New Roman" w:cs="Times New Roman"/>
-          <w:sz w:val="24"/>
-          <w:szCs w:val="24"/>
-          <w:lang w:eastAsia="en-IN"/>
-        </w:rPr>
-      </w:pPr>
-      <w:r>
-        <w:rPr>
-          <w:rFonts w:ascii="Times New Roman" w:eastAsia="Times New Roman" w:hAnsi="Times New Roman" w:cs="Times New Roman"/>
-          <w:sz w:val="24"/>
-          <w:szCs w:val="24"/>
-          <w:lang w:eastAsia="en-IN"/>
-        </w:rPr>
-        <w:pict>
-          <v:rect id="_x0000_i1038" style="width:0;height:1.5pt" o:hralign="center" o:hrstd="t" o:hr="t" fillcolor="#a0a0a0" stroked="f"/>
+        <w:t>, then read the explanation.</w:t>
+      </w:r>
+    </w:p>
+    <w:p>
+      <w:pPr>
+        <w:spacing w:after="0" w:line="240" w:lineRule="auto"/>
+        <w:rPr>
+          <w:rFonts w:ascii="Times New Roman" w:eastAsia="Times New Roman" w:hAnsi="Times New Roman" w:cs="Times New Roman"/>
+          <w:sz w:val="24"/>
+          <w:szCs w:val="24"/>
+          <w:lang w:eastAsia="en-IN"/>
+        </w:rPr>
+      </w:pPr>
+      <w:r>
+        <w:rPr>
+          <w:rFonts w:ascii="Times New Roman" w:eastAsia="Times New Roman" w:hAnsi="Times New Roman" w:cs="Times New Roman"/>
+          <w:sz w:val="24"/>
+          <w:szCs w:val="24"/>
+          <w:lang w:eastAsia="en-IN"/>
+        </w:rPr>
+        <w:pict w14:anchorId="46E8E8A4">
+          <v:rect id="_x0000_i1046" style="width:0;height:1.5pt" o:hralign="center" o:hrstd="t" o:hr="t" fillcolor="#a0a0a0" stroked="f"/>
         </w:pict>
       </w:r>
     </w:p>
@@ -15964,8 +15860,8 @@
           <w:szCs w:val="24"/>
           <w:lang w:eastAsia="en-IN"/>
         </w:rPr>
-        <w:pict>
-          <v:rect id="_x0000_i1039" style="width:0;height:1.5pt" o:hralign="center" o:hrstd="t" o:hr="t" fillcolor="#a0a0a0" stroked="f"/>
+        <w:pict w14:anchorId="7031AF45">
+          <v:rect id="_x0000_i1047" style="width:0;height:1.5pt" o:hralign="center" o:hrstd="t" o:hr="t" fillcolor="#a0a0a0" stroked="f"/>
         </w:pict>
       </w:r>
     </w:p>
@@ -15993,6 +15889,7 @@
           <w:szCs w:val="27"/>
           <w:lang w:eastAsia="en-IN"/>
         </w:rPr>
+        <w:lastRenderedPageBreak/>
         <w:t>Question 1</w:t>
       </w:r>
     </w:p>
@@ -16427,8 +16324,8 @@
           <w:szCs w:val="24"/>
           <w:lang w:eastAsia="en-IN"/>
         </w:rPr>
-        <w:pict>
-          <v:rect id="_x0000_i1040" style="width:0;height:1.5pt" o:hralign="center" o:hrstd="t" o:hr="t" fillcolor="#a0a0a0" stroked="f"/>
+        <w:pict w14:anchorId="3D1DE626">
+          <v:rect id="_x0000_i1048" style="width:0;height:1.5pt" o:hralign="center" o:hrstd="t" o:hr="t" fillcolor="#a0a0a0" stroked="f"/>
         </w:pict>
       </w:r>
     </w:p>
@@ -16496,7 +16393,6 @@
           <w:szCs w:val="20"/>
           <w:lang w:eastAsia="en-IN"/>
         </w:rPr>
-        <w:lastRenderedPageBreak/>
         <w:t>SELECT *</w:t>
       </w:r>
     </w:p>
@@ -16786,8 +16682,8 @@
           <w:szCs w:val="24"/>
           <w:lang w:eastAsia="en-IN"/>
         </w:rPr>
-        <w:pict>
-          <v:rect id="_x0000_i1041" style="width:0;height:1.5pt" o:hralign="center" o:hrstd="t" o:hr="t" fillcolor="#a0a0a0" stroked="f"/>
+        <w:pict w14:anchorId="3F1311DA">
+          <v:rect id="_x0000_i1049" style="width:0;height:1.5pt" o:hralign="center" o:hrstd="t" o:hr="t" fillcolor="#a0a0a0" stroked="f"/>
         </w:pict>
       </w:r>
     </w:p>
@@ -17186,6 +17082,7 @@
           <w:szCs w:val="27"/>
           <w:lang w:eastAsia="en-IN"/>
         </w:rPr>
+        <w:lastRenderedPageBreak/>
         <w:t>Interview line you should say:</w:t>
       </w:r>
     </w:p>
@@ -17230,8 +17127,8 @@
           <w:szCs w:val="24"/>
           <w:lang w:eastAsia="en-IN"/>
         </w:rPr>
-        <w:pict>
-          <v:rect id="_x0000_i1042" style="width:0;height:1.5pt" o:hralign="center" o:hrstd="t" o:hr="t" fillcolor="#a0a0a0" stroked="f"/>
+        <w:pict w14:anchorId="59A0AE10">
+          <v:rect id="_x0000_i1050" style="width:0;height:1.5pt" o:hralign="center" o:hrstd="t" o:hr="t" fillcolor="#a0a0a0" stroked="f"/>
         </w:pict>
       </w:r>
     </w:p>
@@ -17540,7 +17437,6 @@
           <w:szCs w:val="20"/>
           <w:lang w:eastAsia="en-IN"/>
         </w:rPr>
-        <w:lastRenderedPageBreak/>
         <w:t>SELECT *</w:t>
       </w:r>
     </w:p>
@@ -17946,8 +17842,8 @@
           <w:szCs w:val="24"/>
           <w:lang w:eastAsia="en-IN"/>
         </w:rPr>
-        <w:pict>
-          <v:rect id="_x0000_i1043" style="width:0;height:1.5pt" o:hralign="center" o:hrstd="t" o:hr="t" fillcolor="#a0a0a0" stroked="f"/>
+        <w:pict w14:anchorId="04427BCD">
+          <v:rect id="_x0000_i1051" style="width:0;height:1.5pt" o:hralign="center" o:hrstd="t" o:hr="t" fillcolor="#a0a0a0" stroked="f"/>
         </w:pict>
       </w:r>
     </w:p>
@@ -18092,6 +17988,7 @@
           <w:szCs w:val="24"/>
           <w:lang w:eastAsia="en-IN"/>
         </w:rPr>
+        <w:lastRenderedPageBreak/>
         <w:t>enrollments</w:t>
       </w:r>
       <w:r>
@@ -18377,8 +18274,8 @@
           <w:szCs w:val="24"/>
           <w:lang w:eastAsia="en-IN"/>
         </w:rPr>
-        <w:pict>
-          <v:rect id="_x0000_i1044" style="width:0;height:1.5pt" o:hralign="center" o:hrstd="t" o:hr="t" fillcolor="#a0a0a0" stroked="f"/>
+        <w:pict w14:anchorId="05940EBD">
+          <v:rect id="_x0000_i1052" style="width:0;height:1.5pt" o:hralign="center" o:hrstd="t" o:hr="t" fillcolor="#a0a0a0" stroked="f"/>
         </w:pict>
       </w:r>
     </w:p>
@@ -18404,31 +18301,7 @@
           <w:szCs w:val="36"/>
           <w:lang w:eastAsia="en-IN"/>
         </w:rPr>
-        <w:t xml:space="preserve">LEVEL 15 — JOIN </w:t>
-      </w:r>
-      <w:proofErr w:type="spellStart"/>
-      <w:r>
-        <w:rPr>
-          <w:rFonts w:ascii="Times New Roman" w:eastAsia="Times New Roman" w:hAnsi="Times New Roman" w:cs="Times New Roman"/>
-          <w:b/>
-          <w:bCs/>
-          <w:sz w:val="36"/>
-          <w:szCs w:val="36"/>
-          <w:lang w:eastAsia="en-IN"/>
-        </w:rPr>
-        <w:t>vs</w:t>
-      </w:r>
-      <w:proofErr w:type="spellEnd"/>
-      <w:r>
-        <w:rPr>
-          <w:rFonts w:ascii="Times New Roman" w:eastAsia="Times New Roman" w:hAnsi="Times New Roman" w:cs="Times New Roman"/>
-          <w:b/>
-          <w:bCs/>
-          <w:sz w:val="36"/>
-          <w:szCs w:val="36"/>
-          <w:lang w:eastAsia="en-IN"/>
-        </w:rPr>
-        <w:t xml:space="preserve"> UNION (CONFUSION KILLER)</w:t>
+        <w:t>LEVEL 15 — JOIN vs UNION (CONFUSION KILLER)</w:t>
       </w:r>
     </w:p>
     <w:tbl>
@@ -18471,7 +18344,6 @@
                 <w:szCs w:val="24"/>
                 <w:lang w:eastAsia="en-IN"/>
               </w:rPr>
-              <w:lastRenderedPageBreak/>
               <w:t>JOIN</w:t>
             </w:r>
           </w:p>
@@ -18902,8 +18774,8 @@
           <w:szCs w:val="24"/>
           <w:lang w:eastAsia="en-IN"/>
         </w:rPr>
-        <w:pict>
-          <v:rect id="_x0000_i1045" style="width:0;height:1.5pt" o:hralign="center" o:hrstd="t" o:hr="t" fillcolor="#a0a0a0" stroked="f"/>
+        <w:pict w14:anchorId="1C062308">
+          <v:rect id="_x0000_i1053" style="width:0;height:1.5pt" o:hralign="center" o:hrstd="t" o:hr="t" fillcolor="#a0a0a0" stroked="f"/>
         </w:pict>
       </w:r>
     </w:p>
@@ -19166,6 +19038,7 @@
           <w:szCs w:val="27"/>
           <w:lang w:eastAsia="en-IN"/>
         </w:rPr>
+        <w:lastRenderedPageBreak/>
         <w:t>Result</w:t>
       </w:r>
     </w:p>
@@ -19197,25 +19070,14 @@
           <w:lang w:eastAsia="en-IN"/>
         </w:rPr>
       </w:pPr>
-      <w:proofErr w:type="gramStart"/>
-      <w:r>
-        <w:rPr>
-          <w:rFonts w:ascii="Courier New" w:eastAsia="Times New Roman" w:hAnsi="Courier New" w:cs="Courier New"/>
-          <w:sz w:val="20"/>
-          <w:szCs w:val="20"/>
-          <w:lang w:eastAsia="en-IN"/>
-        </w:rPr>
-        <w:t>rows</w:t>
-      </w:r>
-      <w:proofErr w:type="gramEnd"/>
-      <w:r>
-        <w:rPr>
-          <w:rFonts w:ascii="Courier New" w:eastAsia="Times New Roman" w:hAnsi="Courier New" w:cs="Courier New"/>
-          <w:sz w:val="20"/>
-          <w:szCs w:val="20"/>
-          <w:lang w:eastAsia="en-IN"/>
-        </w:rPr>
-        <w:t xml:space="preserve"> = customers × orders</w:t>
+      <w:r>
+        <w:rPr>
+          <w:rFonts w:ascii="Courier New" w:eastAsia="Times New Roman" w:hAnsi="Courier New" w:cs="Courier New"/>
+          <w:sz w:val="20"/>
+          <w:szCs w:val="20"/>
+          <w:lang w:eastAsia="en-IN"/>
+        </w:rPr>
+        <w:t>rows = customers × orders</w:t>
       </w:r>
     </w:p>
     <w:p>
@@ -19315,8 +19177,8 @@
           <w:szCs w:val="24"/>
           <w:lang w:eastAsia="en-IN"/>
         </w:rPr>
-        <w:pict>
-          <v:rect id="_x0000_i1046" style="width:0;height:1.5pt" o:hralign="center" o:hrstd="t" o:hr="t" fillcolor="#a0a0a0" stroked="f"/>
+        <w:pict w14:anchorId="327AB07D">
+          <v:rect id="_x0000_i1054" style="width:0;height:1.5pt" o:hralign="center" o:hrstd="t" o:hr="t" fillcolor="#a0a0a0" stroked="f"/>
         </w:pict>
       </w:r>
     </w:p>
@@ -19387,7 +19249,6 @@
           <w:szCs w:val="24"/>
           <w:lang w:eastAsia="en-IN"/>
         </w:rPr>
-        <w:lastRenderedPageBreak/>
         <w:t xml:space="preserve">Show all customers who placed orders </w:t>
       </w:r>
       <w:r>
@@ -19401,7 +19262,6 @@
         </w:rPr>
         <w:t>after 2024</w:t>
       </w:r>
-      <w:proofErr w:type="gramStart"/>
       <w:r>
         <w:rPr>
           <w:rFonts w:ascii="Times New Roman" w:eastAsia="Times New Roman" w:hAnsi="Times New Roman" w:cs="Times New Roman"/>
@@ -19411,7 +19271,6 @@
         </w:rPr>
         <w:t>,</w:t>
       </w:r>
-      <w:proofErr w:type="gramEnd"/>
       <w:r>
         <w:rPr>
           <w:rFonts w:ascii="Times New Roman" w:eastAsia="Times New Roman" w:hAnsi="Times New Roman" w:cs="Times New Roman"/>
@@ -19697,8 +19556,8 @@
           <w:szCs w:val="24"/>
           <w:lang w:eastAsia="en-IN"/>
         </w:rPr>
-        <w:pict>
-          <v:rect id="_x0000_i1047" style="width:0;height:1.5pt" o:hralign="center" o:hrstd="t" o:hr="t" fillcolor="#a0a0a0" stroked="f"/>
+        <w:pict w14:anchorId="27D1894C">
+          <v:rect id="_x0000_i1055" style="width:0;height:1.5pt" o:hralign="center" o:hrstd="t" o:hr="t" fillcolor="#a0a0a0" stroked="f"/>
         </w:pict>
       </w:r>
     </w:p>
@@ -19980,8 +19839,8 @@
           <w:szCs w:val="24"/>
           <w:lang w:eastAsia="en-IN"/>
         </w:rPr>
-        <w:pict>
-          <v:rect id="_x0000_i1048" style="width:0;height:1.5pt" o:hralign="center" o:hrstd="t" o:hr="t" fillcolor="#a0a0a0" stroked="f"/>
+        <w:pict w14:anchorId="2C8CF2F1">
+          <v:rect id="_x0000_i1056" style="width:0;height:1.5pt" o:hralign="center" o:hrstd="t" o:hr="t" fillcolor="#a0a0a0" stroked="f"/>
         </w:pict>
       </w:r>
     </w:p>
@@ -20007,6 +19866,7 @@
           <w:szCs w:val="36"/>
           <w:lang w:eastAsia="en-IN"/>
         </w:rPr>
+        <w:lastRenderedPageBreak/>
         <w:t>LEVEL 19 — FINAL INTERVIEW TEST (VERY COMMON)</w:t>
       </w:r>
     </w:p>
@@ -20348,8 +20208,8 @@
           <w:szCs w:val="24"/>
           <w:lang w:eastAsia="en-IN"/>
         </w:rPr>
-        <w:pict>
-          <v:rect id="_x0000_i1049" style="width:0;height:1.5pt" o:hralign="center" o:hrstd="t" o:hr="t" fillcolor="#a0a0a0" stroked="f"/>
+        <w:pict w14:anchorId="3650C238">
+          <v:rect id="_x0000_i1057" style="width:0;height:1.5pt" o:hralign="center" o:hrstd="t" o:hr="t" fillcolor="#a0a0a0" stroked="f"/>
         </w:pict>
       </w:r>
     </w:p>
@@ -20395,7 +20255,6 @@
           <w:szCs w:val="24"/>
           <w:lang w:eastAsia="en-IN"/>
         </w:rPr>
-        <w:lastRenderedPageBreak/>
         <w:t>You can now:</w:t>
       </w:r>
     </w:p>
@@ -20516,27 +20375,7 @@
           <w:szCs w:val="24"/>
           <w:lang w:eastAsia="en-IN"/>
         </w:rPr>
-        <w:t xml:space="preserve">Answer EXISTS </w:t>
-      </w:r>
-      <w:proofErr w:type="spellStart"/>
-      <w:r>
-        <w:rPr>
-          <w:rFonts w:ascii="Times New Roman" w:eastAsia="Times New Roman" w:hAnsi="Times New Roman" w:cs="Times New Roman"/>
-          <w:sz w:val="24"/>
-          <w:szCs w:val="24"/>
-          <w:lang w:eastAsia="en-IN"/>
-        </w:rPr>
-        <w:t>vs</w:t>
-      </w:r>
-      <w:proofErr w:type="spellEnd"/>
-      <w:r>
-        <w:rPr>
-          <w:rFonts w:ascii="Times New Roman" w:eastAsia="Times New Roman" w:hAnsi="Times New Roman" w:cs="Times New Roman"/>
-          <w:sz w:val="24"/>
-          <w:szCs w:val="24"/>
-          <w:lang w:eastAsia="en-IN"/>
-        </w:rPr>
-        <w:t xml:space="preserve"> JOIN</w:t>
+        <w:t>Answer EXISTS vs JOIN</w:t>
       </w:r>
     </w:p>
     <w:p>
@@ -20560,39 +20399,28 @@
           <w:szCs w:val="24"/>
           <w:lang w:eastAsia="en-IN"/>
         </w:rPr>
-        <w:t xml:space="preserve">Explain NULL </w:t>
-      </w:r>
-      <w:proofErr w:type="spellStart"/>
-      <w:r>
-        <w:rPr>
-          <w:rFonts w:ascii="Times New Roman" w:eastAsia="Times New Roman" w:hAnsi="Times New Roman" w:cs="Times New Roman"/>
-          <w:sz w:val="24"/>
-          <w:szCs w:val="24"/>
-          <w:lang w:eastAsia="en-IN"/>
-        </w:rPr>
-        <w:t>behavior</w:t>
-      </w:r>
-      <w:proofErr w:type="spellEnd"/>
-    </w:p>
-    <w:p>
-      <w:pPr>
-        <w:spacing w:after="0" w:line="240" w:lineRule="auto"/>
-        <w:rPr>
-          <w:rFonts w:ascii="Times New Roman" w:eastAsia="Times New Roman" w:hAnsi="Times New Roman" w:cs="Times New Roman"/>
-          <w:sz w:val="24"/>
-          <w:szCs w:val="24"/>
-          <w:lang w:eastAsia="en-IN"/>
-        </w:rPr>
-      </w:pPr>
-      <w:r>
-        <w:rPr>
-          <w:rFonts w:ascii="Times New Roman" w:eastAsia="Times New Roman" w:hAnsi="Times New Roman" w:cs="Times New Roman"/>
-          <w:sz w:val="24"/>
-          <w:szCs w:val="24"/>
-          <w:lang w:eastAsia="en-IN"/>
-        </w:rPr>
-        <w:pict>
-          <v:rect id="_x0000_i1050" style="width:0;height:1.5pt" o:hralign="center" o:hrstd="t" o:hr="t" fillcolor="#a0a0a0" stroked="f"/>
+        <w:t>Explain NULL behavior</w:t>
+      </w:r>
+    </w:p>
+    <w:p>
+      <w:pPr>
+        <w:spacing w:after="0" w:line="240" w:lineRule="auto"/>
+        <w:rPr>
+          <w:rFonts w:ascii="Times New Roman" w:eastAsia="Times New Roman" w:hAnsi="Times New Roman" w:cs="Times New Roman"/>
+          <w:sz w:val="24"/>
+          <w:szCs w:val="24"/>
+          <w:lang w:eastAsia="en-IN"/>
+        </w:rPr>
+      </w:pPr>
+      <w:r>
+        <w:rPr>
+          <w:rFonts w:ascii="Times New Roman" w:eastAsia="Times New Roman" w:hAnsi="Times New Roman" w:cs="Times New Roman"/>
+          <w:sz w:val="24"/>
+          <w:szCs w:val="24"/>
+          <w:lang w:eastAsia="en-IN"/>
+        </w:rPr>
+        <w:pict w14:anchorId="5337C0CC">
+          <v:rect id="_x0000_i1058" style="width:0;height:1.5pt" o:hralign="center" o:hrstd="t" o:hr="t" fillcolor="#a0a0a0" stroked="f"/>
         </w:pict>
       </w:r>
     </w:p>
@@ -20649,8 +20477,8 @@
           <w:szCs w:val="24"/>
           <w:lang w:eastAsia="en-IN"/>
         </w:rPr>
-        <w:pict>
-          <v:rect id="_x0000_i1051" style="width:0;height:1.5pt" o:hralign="center" o:hrstd="t" o:hr="t" fillcolor="#a0a0a0" stroked="f"/>
+        <w:pict w14:anchorId="1CEC45E0">
+          <v:rect id="_x0000_i1059" style="width:0;height:1.5pt" o:hralign="center" o:hrstd="t" o:hr="t" fillcolor="#a0a0a0" stroked="f"/>
         </w:pict>
       </w:r>
     </w:p>
@@ -20958,8 +20786,8 @@
           <w:szCs w:val="24"/>
           <w:lang w:eastAsia="en-IN"/>
         </w:rPr>
-        <w:pict>
-          <v:rect id="_x0000_i1052" style="width:0;height:1.5pt" o:hralign="center" o:hrstd="t" o:hr="t" fillcolor="#a0a0a0" stroked="f"/>
+        <w:pict w14:anchorId="2F416E34">
+          <v:rect id="_x0000_i1060" style="width:0;height:1.5pt" o:hralign="center" o:hrstd="t" o:hr="t" fillcolor="#a0a0a0" stroked="f"/>
         </w:pict>
       </w:r>
     </w:p>
@@ -20985,6 +20813,7 @@
           <w:szCs w:val="27"/>
           <w:lang w:eastAsia="en-IN"/>
         </w:rPr>
+        <w:lastRenderedPageBreak/>
         <w:t>2 Orders without customers</w:t>
       </w:r>
     </w:p>
@@ -21238,8 +21067,8 @@
           <w:szCs w:val="24"/>
           <w:lang w:eastAsia="en-IN"/>
         </w:rPr>
-        <w:pict>
-          <v:rect id="_x0000_i1053" style="width:0;height:1.5pt" o:hralign="center" o:hrstd="t" o:hr="t" fillcolor="#a0a0a0" stroked="f"/>
+        <w:pict w14:anchorId="7C2D93D5">
+          <v:rect id="_x0000_i1061" style="width:0;height:1.5pt" o:hralign="center" o:hrstd="t" o:hr="t" fillcolor="#a0a0a0" stroked="f"/>
         </w:pict>
       </w:r>
     </w:p>
@@ -21599,9 +21428,8 @@
           <w:szCs w:val="24"/>
           <w:lang w:eastAsia="en-IN"/>
         </w:rPr>
-        <w:lastRenderedPageBreak/>
-        <w:pict>
-          <v:rect id="_x0000_i1054" style="width:0;height:1.5pt" o:hralign="center" o:hrstd="t" o:hr="t" fillcolor="#a0a0a0" stroked="f"/>
+        <w:pict w14:anchorId="7B8D5580">
+          <v:rect id="_x0000_i1062" style="width:0;height:1.5pt" o:hralign="center" o:hrstd="t" o:hr="t" fillcolor="#a0a0a0" stroked="f"/>
         </w:pict>
       </w:r>
     </w:p>
@@ -21883,8 +21711,8 @@
           <w:szCs w:val="24"/>
           <w:lang w:eastAsia="en-IN"/>
         </w:rPr>
-        <w:pict>
-          <v:rect id="_x0000_i1055" style="width:0;height:1.5pt" o:hralign="center" o:hrstd="t" o:hr="t" fillcolor="#a0a0a0" stroked="f"/>
+        <w:pict w14:anchorId="78160AE7">
+          <v:rect id="_x0000_i1063" style="width:0;height:1.5pt" o:hralign="center" o:hrstd="t" o:hr="t" fillcolor="#a0a0a0" stroked="f"/>
         </w:pict>
       </w:r>
     </w:p>
@@ -22163,8 +21991,8 @@
           <w:szCs w:val="24"/>
           <w:lang w:eastAsia="en-IN"/>
         </w:rPr>
-        <w:pict>
-          <v:rect id="_x0000_i1056" style="width:0;height:1.5pt" o:hralign="center" o:hrstd="t" o:hr="t" fillcolor="#a0a0a0" stroked="f"/>
+        <w:pict w14:anchorId="00AD466B">
+          <v:rect id="_x0000_i1064" style="width:0;height:1.5pt" o:hralign="center" o:hrstd="t" o:hr="t" fillcolor="#a0a0a0" stroked="f"/>
         </w:pict>
       </w:r>
     </w:p>
@@ -22426,6 +22254,7 @@
           <w:szCs w:val="20"/>
           <w:lang w:eastAsia="en-IN"/>
         </w:rPr>
+        <w:lastRenderedPageBreak/>
         <w:t>GROUP BY c.id;</w:t>
       </w:r>
     </w:p>
@@ -22446,8 +22275,8 @@
           <w:szCs w:val="24"/>
           <w:lang w:eastAsia="en-IN"/>
         </w:rPr>
-        <w:pict>
-          <v:rect id="_x0000_i1057" style="width:0;height:1.5pt" o:hralign="center" o:hrstd="t" o:hr="t" fillcolor="#a0a0a0" stroked="f"/>
+        <w:pict w14:anchorId="12732C26">
+          <v:rect id="_x0000_i1065" style="width:0;height:1.5pt" o:hralign="center" o:hrstd="t" o:hr="t" fillcolor="#a0a0a0" stroked="f"/>
         </w:pict>
       </w:r>
     </w:p>
@@ -22769,8 +22598,8 @@
           <w:szCs w:val="24"/>
           <w:lang w:eastAsia="en-IN"/>
         </w:rPr>
-        <w:pict>
-          <v:rect id="_x0000_i1058" style="width:0;height:1.5pt" o:hralign="center" o:hrstd="t" o:hr="t" fillcolor="#a0a0a0" stroked="f"/>
+        <w:pict w14:anchorId="677166E6">
+          <v:rect id="_x0000_i1066" style="width:0;height:1.5pt" o:hralign="center" o:hrstd="t" o:hr="t" fillcolor="#a0a0a0" stroked="f"/>
         </w:pict>
       </w:r>
     </w:p>
@@ -22987,7 +22816,6 @@
           <w:szCs w:val="20"/>
           <w:lang w:eastAsia="en-IN"/>
         </w:rPr>
-        <w:lastRenderedPageBreak/>
         <w:t>ON o.customer_id = c.id</w:t>
       </w:r>
     </w:p>
@@ -23048,8 +22876,8 @@
           <w:szCs w:val="24"/>
           <w:lang w:eastAsia="en-IN"/>
         </w:rPr>
-        <w:pict>
-          <v:rect id="_x0000_i1059" style="width:0;height:1.5pt" o:hralign="center" o:hrstd="t" o:hr="t" fillcolor="#a0a0a0" stroked="f"/>
+        <w:pict w14:anchorId="04857AA2">
+          <v:rect id="_x0000_i1067" style="width:0;height:1.5pt" o:hralign="center" o:hrstd="t" o:hr="t" fillcolor="#a0a0a0" stroked="f"/>
         </w:pict>
       </w:r>
     </w:p>
@@ -23326,8 +23154,8 @@
           <w:szCs w:val="24"/>
           <w:lang w:eastAsia="en-IN"/>
         </w:rPr>
-        <w:pict>
-          <v:rect id="_x0000_i1060" style="width:0;height:1.5pt" o:hralign="center" o:hrstd="t" o:hr="t" fillcolor="#a0a0a0" stroked="f"/>
+        <w:pict w14:anchorId="0FBE5865">
+          <v:rect id="_x0000_i1068" style="width:0;height:1.5pt" o:hralign="center" o:hrstd="t" o:hr="t" fillcolor="#a0a0a0" stroked="f"/>
         </w:pict>
       </w:r>
     </w:p>
@@ -23538,8 +23366,6 @@
         </w:rPr>
         <w:t>ON c.id = o.customer_id</w:t>
       </w:r>
-      <w:bookmarkStart w:id="0" w:name="_GoBack"/>
-      <w:bookmarkEnd w:id="0"/>
     </w:p>
     <w:p>
       <w:pPr>
@@ -23634,8 +23460,8 @@
           <w:szCs w:val="24"/>
           <w:lang w:eastAsia="en-IN"/>
         </w:rPr>
-        <w:pict>
-          <v:rect id="_x0000_i1061" style="width:0;height:1.5pt" o:hralign="center" o:hrstd="t" o:hr="t" fillcolor="#a0a0a0" stroked="f"/>
+        <w:pict w14:anchorId="1451CF5E">
+          <v:rect id="_x0000_i1069" style="width:0;height:1.5pt" o:hralign="center" o:hrstd="t" o:hr="t" fillcolor="#a0a0a0" stroked="f"/>
         </w:pict>
       </w:r>
     </w:p>
@@ -23681,8 +23507,8 @@
           <w:szCs w:val="24"/>
           <w:lang w:eastAsia="en-IN"/>
         </w:rPr>
-        <w:pict>
-          <v:rect id="_x0000_i1062" style="width:0;height:1.5pt" o:hralign="center" o:hrstd="t" o:hr="t" fillcolor="#a0a0a0" stroked="f"/>
+        <w:pict w14:anchorId="218D173A">
+          <v:rect id="_x0000_i1070" style="width:0;height:1.5pt" o:hralign="center" o:hrstd="t" o:hr="t" fillcolor="#a0a0a0" stroked="f"/>
         </w:pict>
       </w:r>
     </w:p>
@@ -23708,6 +23534,7 @@
           <w:szCs w:val="27"/>
           <w:lang w:eastAsia="en-IN"/>
         </w:rPr>
+        <w:lastRenderedPageBreak/>
         <w:t>11 Employee + manager name</w:t>
       </w:r>
     </w:p>
@@ -23777,41 +23604,8 @@
           <w:szCs w:val="20"/>
           <w:lang w:eastAsia="en-IN"/>
         </w:rPr>
-        <w:t xml:space="preserve">SELECT e.name AS </w:t>
-      </w:r>
-      <w:proofErr w:type="spellStart"/>
-      <w:proofErr w:type="gramStart"/>
-      <w:r>
-        <w:rPr>
-          <w:rFonts w:ascii="Courier New" w:eastAsia="Times New Roman" w:hAnsi="Courier New" w:cs="Courier New"/>
-          <w:sz w:val="20"/>
-          <w:szCs w:val="20"/>
-          <w:lang w:eastAsia="en-IN"/>
-        </w:rPr>
-        <w:t>emp</w:t>
-      </w:r>
-      <w:proofErr w:type="spellEnd"/>
-      <w:proofErr w:type="gramEnd"/>
-      <w:r>
-        <w:rPr>
-          <w:rFonts w:ascii="Courier New" w:eastAsia="Times New Roman" w:hAnsi="Courier New" w:cs="Courier New"/>
-          <w:sz w:val="20"/>
-          <w:szCs w:val="20"/>
-          <w:lang w:eastAsia="en-IN"/>
-        </w:rPr>
-        <w:t xml:space="preserve">, m.name AS </w:t>
-      </w:r>
-      <w:proofErr w:type="spellStart"/>
-      <w:r>
-        <w:rPr>
-          <w:rFonts w:ascii="Courier New" w:eastAsia="Times New Roman" w:hAnsi="Courier New" w:cs="Courier New"/>
-          <w:sz w:val="20"/>
-          <w:szCs w:val="20"/>
-          <w:lang w:eastAsia="en-IN"/>
-        </w:rPr>
-        <w:t>mgr</w:t>
-      </w:r>
-      <w:proofErr w:type="spellEnd"/>
+        <w:t>SELECT e.name AS emp, m.name AS mgr</w:t>
+      </w:r>
     </w:p>
     <w:p>
       <w:pPr>
@@ -23886,27 +23680,7 @@
           <w:szCs w:val="20"/>
           <w:lang w:eastAsia="en-IN"/>
         </w:rPr>
-        <w:t xml:space="preserve">LEFT JOIN </w:t>
-      </w:r>
-      <w:proofErr w:type="gramStart"/>
-      <w:r>
-        <w:rPr>
-          <w:rFonts w:ascii="Courier New" w:eastAsia="Times New Roman" w:hAnsi="Courier New" w:cs="Courier New"/>
-          <w:sz w:val="20"/>
-          <w:szCs w:val="20"/>
-          <w:lang w:eastAsia="en-IN"/>
-        </w:rPr>
-        <w:t>employees</w:t>
-      </w:r>
-      <w:proofErr w:type="gramEnd"/>
-      <w:r>
-        <w:rPr>
-          <w:rFonts w:ascii="Courier New" w:eastAsia="Times New Roman" w:hAnsi="Courier New" w:cs="Courier New"/>
-          <w:sz w:val="20"/>
-          <w:szCs w:val="20"/>
-          <w:lang w:eastAsia="en-IN"/>
-        </w:rPr>
-        <w:t xml:space="preserve"> m</w:t>
+        <w:t>LEFT JOIN employees m</w:t>
       </w:r>
     </w:p>
     <w:p>
@@ -23944,68 +23718,28 @@
           <w:szCs w:val="20"/>
           <w:lang w:eastAsia="en-IN"/>
         </w:rPr>
-        <w:t xml:space="preserve">ON </w:t>
-      </w:r>
-      <w:proofErr w:type="spellStart"/>
-      <w:r>
-        <w:rPr>
-          <w:rFonts w:ascii="Courier New" w:eastAsia="Times New Roman" w:hAnsi="Courier New" w:cs="Courier New"/>
-          <w:sz w:val="20"/>
-          <w:szCs w:val="20"/>
-          <w:lang w:eastAsia="en-IN"/>
-        </w:rPr>
-        <w:t>e.manager_id</w:t>
-      </w:r>
-      <w:proofErr w:type="spellEnd"/>
-      <w:r>
-        <w:rPr>
-          <w:rFonts w:ascii="Courier New" w:eastAsia="Times New Roman" w:hAnsi="Courier New" w:cs="Courier New"/>
-          <w:sz w:val="20"/>
-          <w:szCs w:val="20"/>
-          <w:lang w:eastAsia="en-IN"/>
-        </w:rPr>
-        <w:t xml:space="preserve"> = </w:t>
-      </w:r>
-      <w:proofErr w:type="spellStart"/>
-      <w:r>
-        <w:rPr>
-          <w:rFonts w:ascii="Courier New" w:eastAsia="Times New Roman" w:hAnsi="Courier New" w:cs="Courier New"/>
-          <w:sz w:val="20"/>
-          <w:szCs w:val="20"/>
-          <w:lang w:eastAsia="en-IN"/>
-        </w:rPr>
-        <w:t>m.emp_id</w:t>
-      </w:r>
-      <w:proofErr w:type="spellEnd"/>
-      <w:r>
-        <w:rPr>
-          <w:rFonts w:ascii="Courier New" w:eastAsia="Times New Roman" w:hAnsi="Courier New" w:cs="Courier New"/>
-          <w:sz w:val="20"/>
-          <w:szCs w:val="20"/>
-          <w:lang w:eastAsia="en-IN"/>
-        </w:rPr>
-        <w:t>;</w:t>
-      </w:r>
-    </w:p>
-    <w:p>
-      <w:pPr>
-        <w:spacing w:after="0" w:line="240" w:lineRule="auto"/>
-        <w:rPr>
-          <w:rFonts w:ascii="Times New Roman" w:eastAsia="Times New Roman" w:hAnsi="Times New Roman" w:cs="Times New Roman"/>
-          <w:sz w:val="24"/>
-          <w:szCs w:val="24"/>
-          <w:lang w:eastAsia="en-IN"/>
-        </w:rPr>
-      </w:pPr>
-      <w:r>
-        <w:rPr>
-          <w:rFonts w:ascii="Times New Roman" w:eastAsia="Times New Roman" w:hAnsi="Times New Roman" w:cs="Times New Roman"/>
-          <w:sz w:val="24"/>
-          <w:szCs w:val="24"/>
-          <w:lang w:eastAsia="en-IN"/>
-        </w:rPr>
-        <w:pict>
-          <v:rect id="_x0000_i1063" style="width:0;height:1.5pt" o:hralign="center" o:hrstd="t" o:hr="t" fillcolor="#a0a0a0" stroked="f"/>
+        <w:t>ON e.manager_id = m.emp_id;</w:t>
+      </w:r>
+    </w:p>
+    <w:p>
+      <w:pPr>
+        <w:spacing w:after="0" w:line="240" w:lineRule="auto"/>
+        <w:rPr>
+          <w:rFonts w:ascii="Times New Roman" w:eastAsia="Times New Roman" w:hAnsi="Times New Roman" w:cs="Times New Roman"/>
+          <w:sz w:val="24"/>
+          <w:szCs w:val="24"/>
+          <w:lang w:eastAsia="en-IN"/>
+        </w:rPr>
+      </w:pPr>
+      <w:r>
+        <w:rPr>
+          <w:rFonts w:ascii="Times New Roman" w:eastAsia="Times New Roman" w:hAnsi="Times New Roman" w:cs="Times New Roman"/>
+          <w:sz w:val="24"/>
+          <w:szCs w:val="24"/>
+          <w:lang w:eastAsia="en-IN"/>
+        </w:rPr>
+        <w:pict w14:anchorId="3CC0C9E3">
+          <v:rect id="_x0000_i1071" style="width:0;height:1.5pt" o:hralign="center" o:hrstd="t" o:hr="t" fillcolor="#a0a0a0" stroked="f"/>
         </w:pict>
       </w:r>
     </w:p>
@@ -24272,8 +24006,8 @@
           <w:szCs w:val="24"/>
           <w:lang w:eastAsia="en-IN"/>
         </w:rPr>
-        <w:pict>
-          <v:rect id="_x0000_i1064" style="width:0;height:1.5pt" o:hralign="center" o:hrstd="t" o:hr="t" fillcolor="#a0a0a0" stroked="f"/>
+        <w:pict w14:anchorId="4B0DDDAF">
+          <v:rect id="_x0000_i1072" style="width:0;height:1.5pt" o:hralign="center" o:hrstd="t" o:hr="t" fillcolor="#a0a0a0" stroked="f"/>
         </w:pict>
       </w:r>
     </w:p>
@@ -24299,7 +24033,6 @@
           <w:szCs w:val="27"/>
           <w:lang w:eastAsia="en-IN"/>
         </w:rPr>
-        <w:lastRenderedPageBreak/>
         <w:t>13 Find duplicate customers</w:t>
       </w:r>
     </w:p>
@@ -24445,27 +24178,7 @@
           <w:szCs w:val="20"/>
           <w:lang w:eastAsia="en-IN"/>
         </w:rPr>
-        <w:t xml:space="preserve">JOIN </w:t>
-      </w:r>
-      <w:proofErr w:type="gramStart"/>
-      <w:r>
-        <w:rPr>
-          <w:rFonts w:ascii="Courier New" w:eastAsia="Times New Roman" w:hAnsi="Courier New" w:cs="Courier New"/>
-          <w:sz w:val="20"/>
-          <w:szCs w:val="20"/>
-          <w:lang w:eastAsia="en-IN"/>
-        </w:rPr>
-        <w:t>customers</w:t>
-      </w:r>
-      <w:proofErr w:type="gramEnd"/>
-      <w:r>
-        <w:rPr>
-          <w:rFonts w:ascii="Courier New" w:eastAsia="Times New Roman" w:hAnsi="Courier New" w:cs="Courier New"/>
-          <w:sz w:val="20"/>
-          <w:szCs w:val="20"/>
-          <w:lang w:eastAsia="en-IN"/>
-        </w:rPr>
-        <w:t xml:space="preserve"> b</w:t>
+        <w:t>JOIN customers b</w:t>
       </w:r>
     </w:p>
     <w:p>
@@ -24503,39 +24216,8 @@
           <w:szCs w:val="20"/>
           <w:lang w:eastAsia="en-IN"/>
         </w:rPr>
-        <w:t xml:space="preserve">ON </w:t>
-      </w:r>
-      <w:proofErr w:type="spellStart"/>
-      <w:r>
-        <w:rPr>
-          <w:rFonts w:ascii="Courier New" w:eastAsia="Times New Roman" w:hAnsi="Courier New" w:cs="Courier New"/>
-          <w:sz w:val="20"/>
-          <w:szCs w:val="20"/>
-          <w:lang w:eastAsia="en-IN"/>
-        </w:rPr>
-        <w:t>a.email</w:t>
-      </w:r>
-      <w:proofErr w:type="spellEnd"/>
-      <w:r>
-        <w:rPr>
-          <w:rFonts w:ascii="Courier New" w:eastAsia="Times New Roman" w:hAnsi="Courier New" w:cs="Courier New"/>
-          <w:sz w:val="20"/>
-          <w:szCs w:val="20"/>
-          <w:lang w:eastAsia="en-IN"/>
-        </w:rPr>
-        <w:t xml:space="preserve"> = </w:t>
-      </w:r>
-      <w:proofErr w:type="spellStart"/>
-      <w:r>
-        <w:rPr>
-          <w:rFonts w:ascii="Courier New" w:eastAsia="Times New Roman" w:hAnsi="Courier New" w:cs="Courier New"/>
-          <w:sz w:val="20"/>
-          <w:szCs w:val="20"/>
-          <w:lang w:eastAsia="en-IN"/>
-        </w:rPr>
-        <w:t>b.email</w:t>
-      </w:r>
-      <w:proofErr w:type="spellEnd"/>
+        <w:t>ON a.email = b.email</w:t>
+      </w:r>
     </w:p>
     <w:p>
       <w:pPr>
@@ -24592,8 +24274,8 @@
           <w:szCs w:val="24"/>
           <w:lang w:eastAsia="en-IN"/>
         </w:rPr>
-        <w:pict>
-          <v:rect id="_x0000_i1065" style="width:0;height:1.5pt" o:hralign="center" o:hrstd="t" o:hr="t" fillcolor="#a0a0a0" stroked="f"/>
+        <w:pict w14:anchorId="6DFE62B4">
+          <v:rect id="_x0000_i1073" style="width:0;height:1.5pt" o:hralign="center" o:hrstd="t" o:hr="t" fillcolor="#a0a0a0" stroked="f"/>
         </w:pict>
       </w:r>
     </w:p>
@@ -24619,31 +24301,7 @@
           <w:szCs w:val="27"/>
           <w:lang w:eastAsia="en-IN"/>
         </w:rPr>
-        <w:t xml:space="preserve">14 Highest </w:t>
-      </w:r>
-      <w:proofErr w:type="gramStart"/>
-      <w:r>
-        <w:rPr>
-          <w:rFonts w:ascii="Times New Roman" w:eastAsia="Times New Roman" w:hAnsi="Times New Roman" w:cs="Times New Roman"/>
-          <w:b/>
-          <w:bCs/>
-          <w:sz w:val="27"/>
-          <w:szCs w:val="27"/>
-          <w:lang w:eastAsia="en-IN"/>
-        </w:rPr>
-        <w:t>order</w:t>
-      </w:r>
-      <w:proofErr w:type="gramEnd"/>
-      <w:r>
-        <w:rPr>
-          <w:rFonts w:ascii="Times New Roman" w:eastAsia="Times New Roman" w:hAnsi="Times New Roman" w:cs="Times New Roman"/>
-          <w:b/>
-          <w:bCs/>
-          <w:sz w:val="27"/>
-          <w:szCs w:val="27"/>
-          <w:lang w:eastAsia="en-IN"/>
-        </w:rPr>
-        <w:t xml:space="preserve"> per customer</w:t>
+        <w:t>14 Highest order per customer</w:t>
       </w:r>
     </w:p>
     <w:p>
@@ -24712,47 +24370,7 @@
           <w:szCs w:val="20"/>
           <w:lang w:eastAsia="en-IN"/>
         </w:rPr>
-        <w:t xml:space="preserve">SELECT </w:t>
-      </w:r>
-      <w:proofErr w:type="spellStart"/>
-      <w:r>
-        <w:rPr>
-          <w:rFonts w:ascii="Courier New" w:eastAsia="Times New Roman" w:hAnsi="Courier New" w:cs="Courier New"/>
-          <w:sz w:val="20"/>
-          <w:szCs w:val="20"/>
-          <w:lang w:eastAsia="en-IN"/>
-        </w:rPr>
-        <w:t>customer_id</w:t>
-      </w:r>
-      <w:proofErr w:type="spellEnd"/>
-      <w:r>
-        <w:rPr>
-          <w:rFonts w:ascii="Courier New" w:eastAsia="Times New Roman" w:hAnsi="Courier New" w:cs="Courier New"/>
-          <w:sz w:val="20"/>
-          <w:szCs w:val="20"/>
-          <w:lang w:eastAsia="en-IN"/>
-        </w:rPr>
-        <w:t xml:space="preserve">, </w:t>
-      </w:r>
-      <w:proofErr w:type="gramStart"/>
-      <w:r>
-        <w:rPr>
-          <w:rFonts w:ascii="Courier New" w:eastAsia="Times New Roman" w:hAnsi="Courier New" w:cs="Courier New"/>
-          <w:sz w:val="20"/>
-          <w:szCs w:val="20"/>
-          <w:lang w:eastAsia="en-IN"/>
-        </w:rPr>
-        <w:t>MAX(</w:t>
-      </w:r>
-      <w:proofErr w:type="gramEnd"/>
-      <w:r>
-        <w:rPr>
-          <w:rFonts w:ascii="Courier New" w:eastAsia="Times New Roman" w:hAnsi="Courier New" w:cs="Courier New"/>
-          <w:sz w:val="20"/>
-          <w:szCs w:val="20"/>
-          <w:lang w:eastAsia="en-IN"/>
-        </w:rPr>
-        <w:t>amount)</w:t>
+        <w:t>SELECT customer_id, MAX(amount)</w:t>
       </w:r>
     </w:p>
     <w:p>
@@ -24828,48 +24446,28 @@
           <w:szCs w:val="20"/>
           <w:lang w:eastAsia="en-IN"/>
         </w:rPr>
-        <w:t xml:space="preserve">GROUP BY </w:t>
-      </w:r>
-      <w:proofErr w:type="spellStart"/>
-      <w:r>
-        <w:rPr>
-          <w:rFonts w:ascii="Courier New" w:eastAsia="Times New Roman" w:hAnsi="Courier New" w:cs="Courier New"/>
-          <w:sz w:val="20"/>
-          <w:szCs w:val="20"/>
-          <w:lang w:eastAsia="en-IN"/>
-        </w:rPr>
-        <w:t>customer_id</w:t>
-      </w:r>
-      <w:proofErr w:type="spellEnd"/>
-      <w:r>
-        <w:rPr>
-          <w:rFonts w:ascii="Courier New" w:eastAsia="Times New Roman" w:hAnsi="Courier New" w:cs="Courier New"/>
-          <w:sz w:val="20"/>
-          <w:szCs w:val="20"/>
-          <w:lang w:eastAsia="en-IN"/>
-        </w:rPr>
-        <w:t>;</w:t>
-      </w:r>
-    </w:p>
-    <w:p>
-      <w:pPr>
-        <w:spacing w:after="0" w:line="240" w:lineRule="auto"/>
-        <w:rPr>
-          <w:rFonts w:ascii="Times New Roman" w:eastAsia="Times New Roman" w:hAnsi="Times New Roman" w:cs="Times New Roman"/>
-          <w:sz w:val="24"/>
-          <w:szCs w:val="24"/>
-          <w:lang w:eastAsia="en-IN"/>
-        </w:rPr>
-      </w:pPr>
-      <w:r>
-        <w:rPr>
-          <w:rFonts w:ascii="Times New Roman" w:eastAsia="Times New Roman" w:hAnsi="Times New Roman" w:cs="Times New Roman"/>
-          <w:sz w:val="24"/>
-          <w:szCs w:val="24"/>
-          <w:lang w:eastAsia="en-IN"/>
-        </w:rPr>
-        <w:pict>
-          <v:rect id="_x0000_i1066" style="width:0;height:1.5pt" o:hralign="center" o:hrstd="t" o:hr="t" fillcolor="#a0a0a0" stroked="f"/>
+        <w:t>GROUP BY customer_id;</w:t>
+      </w:r>
+    </w:p>
+    <w:p>
+      <w:pPr>
+        <w:spacing w:after="0" w:line="240" w:lineRule="auto"/>
+        <w:rPr>
+          <w:rFonts w:ascii="Times New Roman" w:eastAsia="Times New Roman" w:hAnsi="Times New Roman" w:cs="Times New Roman"/>
+          <w:sz w:val="24"/>
+          <w:szCs w:val="24"/>
+          <w:lang w:eastAsia="en-IN"/>
+        </w:rPr>
+      </w:pPr>
+      <w:r>
+        <w:rPr>
+          <w:rFonts w:ascii="Times New Roman" w:eastAsia="Times New Roman" w:hAnsi="Times New Roman" w:cs="Times New Roman"/>
+          <w:sz w:val="24"/>
+          <w:szCs w:val="24"/>
+          <w:lang w:eastAsia="en-IN"/>
+        </w:rPr>
+        <w:pict w14:anchorId="531D9551">
+          <v:rect id="_x0000_i1074" style="width:0;height:1.5pt" o:hralign="center" o:hrstd="t" o:hr="t" fillcolor="#a0a0a0" stroked="f"/>
         </w:pict>
       </w:r>
     </w:p>
@@ -24957,7 +24555,6 @@
           <w:lang w:eastAsia="en-IN"/>
         </w:rPr>
       </w:pPr>
-      <w:proofErr w:type="gramStart"/>
       <w:r>
         <w:rPr>
           <w:rFonts w:ascii="Courier New" w:eastAsia="Times New Roman" w:hAnsi="Courier New" w:cs="Courier New"/>
@@ -24967,7 +24564,6 @@
         </w:rPr>
         <w:t>SELECT o.*</w:t>
       </w:r>
-      <w:proofErr w:type="gramEnd"/>
     </w:p>
     <w:p>
       <w:pPr>
@@ -25080,39 +24676,8 @@
           <w:szCs w:val="20"/>
           <w:lang w:eastAsia="en-IN"/>
         </w:rPr>
-        <w:t xml:space="preserve">ON </w:t>
-      </w:r>
-      <w:proofErr w:type="spellStart"/>
-      <w:r>
-        <w:rPr>
-          <w:rFonts w:ascii="Courier New" w:eastAsia="Times New Roman" w:hAnsi="Courier New" w:cs="Courier New"/>
-          <w:sz w:val="20"/>
-          <w:szCs w:val="20"/>
-          <w:lang w:eastAsia="en-IN"/>
-        </w:rPr>
-        <w:t>o.order_id</w:t>
-      </w:r>
-      <w:proofErr w:type="spellEnd"/>
-      <w:r>
-        <w:rPr>
-          <w:rFonts w:ascii="Courier New" w:eastAsia="Times New Roman" w:hAnsi="Courier New" w:cs="Courier New"/>
-          <w:sz w:val="20"/>
-          <w:szCs w:val="20"/>
-          <w:lang w:eastAsia="en-IN"/>
-        </w:rPr>
-        <w:t xml:space="preserve"> = </w:t>
-      </w:r>
-      <w:proofErr w:type="spellStart"/>
-      <w:r>
-        <w:rPr>
-          <w:rFonts w:ascii="Courier New" w:eastAsia="Times New Roman" w:hAnsi="Courier New" w:cs="Courier New"/>
-          <w:sz w:val="20"/>
-          <w:szCs w:val="20"/>
-          <w:lang w:eastAsia="en-IN"/>
-        </w:rPr>
-        <w:t>p.order_id</w:t>
-      </w:r>
-      <w:proofErr w:type="spellEnd"/>
+        <w:t>ON o.order_id = p.order_id</w:t>
+      </w:r>
     </w:p>
     <w:p>
       <w:pPr>
@@ -25149,48 +24714,28 @@
           <w:szCs w:val="20"/>
           <w:lang w:eastAsia="en-IN"/>
         </w:rPr>
-        <w:t xml:space="preserve">WHERE </w:t>
-      </w:r>
-      <w:proofErr w:type="spellStart"/>
-      <w:r>
-        <w:rPr>
-          <w:rFonts w:ascii="Courier New" w:eastAsia="Times New Roman" w:hAnsi="Courier New" w:cs="Courier New"/>
-          <w:sz w:val="20"/>
-          <w:szCs w:val="20"/>
-          <w:lang w:eastAsia="en-IN"/>
-        </w:rPr>
-        <w:t>p.order_id</w:t>
-      </w:r>
-      <w:proofErr w:type="spellEnd"/>
-      <w:r>
-        <w:rPr>
-          <w:rFonts w:ascii="Courier New" w:eastAsia="Times New Roman" w:hAnsi="Courier New" w:cs="Courier New"/>
-          <w:sz w:val="20"/>
-          <w:szCs w:val="20"/>
-          <w:lang w:eastAsia="en-IN"/>
-        </w:rPr>
-        <w:t xml:space="preserve"> IS NULL;</w:t>
-      </w:r>
-    </w:p>
-    <w:p>
-      <w:pPr>
-        <w:spacing w:after="0" w:line="240" w:lineRule="auto"/>
-        <w:rPr>
-          <w:rFonts w:ascii="Times New Roman" w:eastAsia="Times New Roman" w:hAnsi="Times New Roman" w:cs="Times New Roman"/>
-          <w:sz w:val="24"/>
-          <w:szCs w:val="24"/>
-          <w:lang w:eastAsia="en-IN"/>
-        </w:rPr>
-      </w:pPr>
-      <w:r>
-        <w:rPr>
-          <w:rFonts w:ascii="Times New Roman" w:eastAsia="Times New Roman" w:hAnsi="Times New Roman" w:cs="Times New Roman"/>
-          <w:sz w:val="24"/>
-          <w:szCs w:val="24"/>
-          <w:lang w:eastAsia="en-IN"/>
-        </w:rPr>
-        <w:pict>
-          <v:rect id="_x0000_i1067" style="width:0;height:1.5pt" o:hralign="center" o:hrstd="t" o:hr="t" fillcolor="#a0a0a0" stroked="f"/>
+        <w:t>WHERE p.order_id IS NULL;</w:t>
+      </w:r>
+    </w:p>
+    <w:p>
+      <w:pPr>
+        <w:spacing w:after="0" w:line="240" w:lineRule="auto"/>
+        <w:rPr>
+          <w:rFonts w:ascii="Times New Roman" w:eastAsia="Times New Roman" w:hAnsi="Times New Roman" w:cs="Times New Roman"/>
+          <w:sz w:val="24"/>
+          <w:szCs w:val="24"/>
+          <w:lang w:eastAsia="en-IN"/>
+        </w:rPr>
+      </w:pPr>
+      <w:r>
+        <w:rPr>
+          <w:rFonts w:ascii="Times New Roman" w:eastAsia="Times New Roman" w:hAnsi="Times New Roman" w:cs="Times New Roman"/>
+          <w:sz w:val="24"/>
+          <w:szCs w:val="24"/>
+          <w:lang w:eastAsia="en-IN"/>
+        </w:rPr>
+        <w:pict w14:anchorId="30F61D11">
+          <v:rect id="_x0000_i1075" style="width:0;height:1.5pt" o:hralign="center" o:hrstd="t" o:hr="t" fillcolor="#a0a0a0" stroked="f"/>
         </w:pict>
       </w:r>
     </w:p>
@@ -25238,6 +24783,7 @@
           <w:szCs w:val="24"/>
           <w:lang w:eastAsia="en-IN"/>
         </w:rPr>
+        <w:lastRenderedPageBreak/>
         <w:t>Trap:</w:t>
       </w:r>
       <w:r>
@@ -25475,27 +25021,7 @@
           <w:szCs w:val="20"/>
           <w:lang w:eastAsia="en-IN"/>
         </w:rPr>
-        <w:t xml:space="preserve">  WHERE </w:t>
-      </w:r>
-      <w:proofErr w:type="spellStart"/>
-      <w:r>
-        <w:rPr>
-          <w:rFonts w:ascii="Courier New" w:eastAsia="Times New Roman" w:hAnsi="Courier New" w:cs="Courier New"/>
-          <w:sz w:val="20"/>
-          <w:szCs w:val="20"/>
-          <w:lang w:eastAsia="en-IN"/>
-        </w:rPr>
-        <w:t>r.customer_id</w:t>
-      </w:r>
-      <w:proofErr w:type="spellEnd"/>
-      <w:r>
-        <w:rPr>
-          <w:rFonts w:ascii="Courier New" w:eastAsia="Times New Roman" w:hAnsi="Courier New" w:cs="Courier New"/>
-          <w:sz w:val="20"/>
-          <w:szCs w:val="20"/>
-          <w:lang w:eastAsia="en-IN"/>
-        </w:rPr>
-        <w:t xml:space="preserve"> = c.id</w:t>
+        <w:t xml:space="preserve">  WHERE r.customer_id = c.id</w:t>
       </w:r>
     </w:p>
     <w:p>
@@ -25553,8 +25079,8 @@
           <w:szCs w:val="24"/>
           <w:lang w:eastAsia="en-IN"/>
         </w:rPr>
-        <w:pict>
-          <v:rect id="_x0000_i1068" style="width:0;height:1.5pt" o:hralign="center" o:hrstd="t" o:hr="t" fillcolor="#a0a0a0" stroked="f"/>
+        <w:pict w14:anchorId="6CC5EA71">
+          <v:rect id="_x0000_i1076" style="width:0;height:1.5pt" o:hralign="center" o:hrstd="t" o:hr="t" fillcolor="#a0a0a0" stroked="f"/>
         </w:pict>
       </w:r>
     </w:p>
@@ -25794,8 +25320,8 @@
           <w:szCs w:val="24"/>
           <w:lang w:eastAsia="en-IN"/>
         </w:rPr>
-        <w:pict>
-          <v:rect id="_x0000_i1069" style="width:0;height:1.5pt" o:hralign="center" o:hrstd="t" o:hr="t" fillcolor="#a0a0a0" stroked="f"/>
+        <w:pict w14:anchorId="7FBFE603">
+          <v:rect id="_x0000_i1077" style="width:0;height:1.5pt" o:hralign="center" o:hrstd="t" o:hr="t" fillcolor="#a0a0a0" stroked="f"/>
         </w:pict>
       </w:r>
     </w:p>
@@ -25821,7 +25347,6 @@
           <w:szCs w:val="27"/>
           <w:lang w:eastAsia="en-IN"/>
         </w:rPr>
-        <w:lastRenderedPageBreak/>
         <w:t>18 Employees earning more than their manager</w:t>
       </w:r>
     </w:p>
@@ -26073,8 +25598,8 @@
           <w:szCs w:val="24"/>
           <w:lang w:eastAsia="en-IN"/>
         </w:rPr>
-        <w:pict>
-          <v:rect id="_x0000_i1070" style="width:0;height:1.5pt" o:hralign="center" o:hrstd="t" o:hr="t" fillcolor="#a0a0a0" stroked="f"/>
+        <w:pict w14:anchorId="7FE7EFC1">
+          <v:rect id="_x0000_i1078" style="width:0;height:1.5pt" o:hralign="center" o:hrstd="t" o:hr="t" fillcolor="#a0a0a0" stroked="f"/>
         </w:pict>
       </w:r>
     </w:p>
@@ -26131,19 +25656,8 @@
           <w:szCs w:val="24"/>
           <w:lang w:eastAsia="en-IN"/>
         </w:rPr>
-        <w:t xml:space="preserve"> No </w:t>
-      </w:r>
-      <w:proofErr w:type="spellStart"/>
-      <w:r>
-        <w:rPr>
-          <w:rFonts w:ascii="Times New Roman" w:eastAsia="Times New Roman" w:hAnsi="Times New Roman" w:cs="Times New Roman"/>
-          <w:sz w:val="24"/>
-          <w:szCs w:val="24"/>
-          <w:lang w:eastAsia="en-IN"/>
-        </w:rPr>
-        <w:t>self join</w:t>
-      </w:r>
-      <w:proofErr w:type="spellEnd"/>
+        <w:t xml:space="preserve"> No self join</w:t>
+      </w:r>
     </w:p>
     <w:p>
       <w:pPr>
@@ -26173,7 +25687,6 @@
           <w:lang w:eastAsia="en-IN"/>
         </w:rPr>
       </w:pPr>
-      <w:proofErr w:type="gramStart"/>
       <w:r>
         <w:rPr>
           <w:rFonts w:ascii="Courier New" w:eastAsia="Times New Roman" w:hAnsi="Courier New" w:cs="Courier New"/>
@@ -26183,7 +25696,6 @@
         </w:rPr>
         <w:t>SELECT o1.*</w:t>
       </w:r>
-      <w:proofErr w:type="gramEnd"/>
     </w:p>
     <w:p>
       <w:pPr>
@@ -26354,8 +25866,8 @@
           <w:szCs w:val="24"/>
           <w:lang w:eastAsia="en-IN"/>
         </w:rPr>
-        <w:pict>
-          <v:rect id="_x0000_i1071" style="width:0;height:1.5pt" o:hralign="center" o:hrstd="t" o:hr="t" fillcolor="#a0a0a0" stroked="f"/>
+        <w:pict w14:anchorId="7FE5CA40">
+          <v:rect id="_x0000_i1079" style="width:0;height:1.5pt" o:hralign="center" o:hrstd="t" o:hr="t" fillcolor="#a0a0a0" stroked="f"/>
         </w:pict>
       </w:r>
     </w:p>
@@ -26412,19 +25924,8 @@
           <w:szCs w:val="24"/>
           <w:lang w:eastAsia="en-IN"/>
         </w:rPr>
-        <w:t xml:space="preserve"> No </w:t>
-      </w:r>
-      <w:proofErr w:type="spellStart"/>
-      <w:r>
-        <w:rPr>
-          <w:rFonts w:ascii="Times New Roman" w:eastAsia="Times New Roman" w:hAnsi="Times New Roman" w:cs="Times New Roman"/>
-          <w:sz w:val="24"/>
-          <w:szCs w:val="24"/>
-          <w:lang w:eastAsia="en-IN"/>
-        </w:rPr>
-        <w:t>self join</w:t>
-      </w:r>
-      <w:proofErr w:type="spellEnd"/>
+        <w:t xml:space="preserve"> No self join</w:t>
+      </w:r>
     </w:p>
     <w:p>
       <w:pPr>
@@ -26461,19 +25962,8 @@
           <w:szCs w:val="20"/>
           <w:lang w:eastAsia="en-IN"/>
         </w:rPr>
-        <w:t xml:space="preserve">SELECT t1.id + 1 AS </w:t>
-      </w:r>
-      <w:proofErr w:type="spellStart"/>
-      <w:r>
-        <w:rPr>
-          <w:rFonts w:ascii="Courier New" w:eastAsia="Times New Roman" w:hAnsi="Courier New" w:cs="Courier New"/>
-          <w:sz w:val="20"/>
-          <w:szCs w:val="20"/>
-          <w:lang w:eastAsia="en-IN"/>
-        </w:rPr>
-        <w:t>missing_id</w:t>
-      </w:r>
-      <w:proofErr w:type="spellEnd"/>
+        <w:t>SELECT t1.id + 1 AS missing_id</w:t>
+      </w:r>
     </w:p>
     <w:p>
       <w:pPr>
@@ -26644,8 +26134,8 @@
           <w:szCs w:val="24"/>
           <w:lang w:eastAsia="en-IN"/>
         </w:rPr>
-        <w:pict>
-          <v:rect id="_x0000_i1072" style="width:0;height:1.5pt" o:hralign="center" o:hrstd="t" o:hr="t" fillcolor="#a0a0a0" stroked="f"/>
+        <w:pict w14:anchorId="2D8D054B">
+          <v:rect id="_x0000_i1080" style="width:0;height:1.5pt" o:hralign="center" o:hrstd="t" o:hr="t" fillcolor="#a0a0a0" stroked="f"/>
         </w:pict>
       </w:r>
     </w:p>
@@ -26671,6 +26161,7 @@
           <w:szCs w:val="36"/>
           <w:lang w:eastAsia="en-IN"/>
         </w:rPr>
+        <w:lastRenderedPageBreak/>
         <w:t>🔴 ADVANCED / SENIOR LEVEL (21–30)</w:t>
       </w:r>
     </w:p>
@@ -26691,8 +26182,8 @@
           <w:szCs w:val="24"/>
           <w:lang w:eastAsia="en-IN"/>
         </w:rPr>
-        <w:pict>
-          <v:rect id="_x0000_i1073" style="width:0;height:1.5pt" o:hralign="center" o:hrstd="t" o:hr="t" fillcolor="#a0a0a0" stroked="f"/>
+        <w:pict w14:anchorId="1610D475">
+          <v:rect id="_x0000_i1081" style="width:0;height:1.5pt" o:hralign="center" o:hrstd="t" o:hr="t" fillcolor="#a0a0a0" stroked="f"/>
         </w:pict>
       </w:r>
     </w:p>
@@ -26787,19 +26278,8 @@
           <w:szCs w:val="20"/>
           <w:lang w:eastAsia="en-IN"/>
         </w:rPr>
-        <w:t xml:space="preserve">SELECT </w:t>
-      </w:r>
-      <w:proofErr w:type="spellStart"/>
-      <w:r>
-        <w:rPr>
-          <w:rFonts w:ascii="Courier New" w:eastAsia="Times New Roman" w:hAnsi="Courier New" w:cs="Courier New"/>
-          <w:sz w:val="20"/>
-          <w:szCs w:val="20"/>
-          <w:lang w:eastAsia="en-IN"/>
-        </w:rPr>
-        <w:t>customer_id</w:t>
-      </w:r>
-      <w:proofErr w:type="spellEnd"/>
+        <w:t>SELECT customer_id</w:t>
+      </w:r>
     </w:p>
     <w:p>
       <w:pPr>
@@ -26874,19 +26354,8 @@
           <w:szCs w:val="20"/>
           <w:lang w:eastAsia="en-IN"/>
         </w:rPr>
-        <w:t xml:space="preserve">GROUP BY </w:t>
-      </w:r>
-      <w:proofErr w:type="spellStart"/>
-      <w:r>
-        <w:rPr>
-          <w:rFonts w:ascii="Courier New" w:eastAsia="Times New Roman" w:hAnsi="Courier New" w:cs="Courier New"/>
-          <w:sz w:val="20"/>
-          <w:szCs w:val="20"/>
-          <w:lang w:eastAsia="en-IN"/>
-        </w:rPr>
-        <w:t>customer_id</w:t>
-      </w:r>
-      <w:proofErr w:type="spellEnd"/>
+        <w:t>GROUP BY customer_id</w:t>
+      </w:r>
     </w:p>
     <w:p>
       <w:pPr>
@@ -26923,48 +26392,28 @@
           <w:szCs w:val="20"/>
           <w:lang w:eastAsia="en-IN"/>
         </w:rPr>
-        <w:t xml:space="preserve">HAVING </w:t>
-      </w:r>
-      <w:proofErr w:type="gramStart"/>
-      <w:r>
-        <w:rPr>
-          <w:rFonts w:ascii="Courier New" w:eastAsia="Times New Roman" w:hAnsi="Courier New" w:cs="Courier New"/>
-          <w:sz w:val="20"/>
-          <w:szCs w:val="20"/>
-          <w:lang w:eastAsia="en-IN"/>
-        </w:rPr>
-        <w:t>COUNT(</w:t>
-      </w:r>
-      <w:proofErr w:type="gramEnd"/>
-      <w:r>
-        <w:rPr>
-          <w:rFonts w:ascii="Courier New" w:eastAsia="Times New Roman" w:hAnsi="Courier New" w:cs="Courier New"/>
-          <w:sz w:val="20"/>
-          <w:szCs w:val="20"/>
-          <w:lang w:eastAsia="en-IN"/>
-        </w:rPr>
-        <w:t>DISTINCT month) = 12;</w:t>
-      </w:r>
-    </w:p>
-    <w:p>
-      <w:pPr>
-        <w:spacing w:after="0" w:line="240" w:lineRule="auto"/>
-        <w:rPr>
-          <w:rFonts w:ascii="Times New Roman" w:eastAsia="Times New Roman" w:hAnsi="Times New Roman" w:cs="Times New Roman"/>
-          <w:sz w:val="24"/>
-          <w:szCs w:val="24"/>
-          <w:lang w:eastAsia="en-IN"/>
-        </w:rPr>
-      </w:pPr>
-      <w:r>
-        <w:rPr>
-          <w:rFonts w:ascii="Times New Roman" w:eastAsia="Times New Roman" w:hAnsi="Times New Roman" w:cs="Times New Roman"/>
-          <w:sz w:val="24"/>
-          <w:szCs w:val="24"/>
-          <w:lang w:eastAsia="en-IN"/>
-        </w:rPr>
-        <w:pict>
-          <v:rect id="_x0000_i1074" style="width:0;height:1.5pt" o:hralign="center" o:hrstd="t" o:hr="t" fillcolor="#a0a0a0" stroked="f"/>
+        <w:t>HAVING COUNT(DISTINCT month) = 12;</w:t>
+      </w:r>
+    </w:p>
+    <w:p>
+      <w:pPr>
+        <w:spacing w:after="0" w:line="240" w:lineRule="auto"/>
+        <w:rPr>
+          <w:rFonts w:ascii="Times New Roman" w:eastAsia="Times New Roman" w:hAnsi="Times New Roman" w:cs="Times New Roman"/>
+          <w:sz w:val="24"/>
+          <w:szCs w:val="24"/>
+          <w:lang w:eastAsia="en-IN"/>
+        </w:rPr>
+      </w:pPr>
+      <w:r>
+        <w:rPr>
+          <w:rFonts w:ascii="Times New Roman" w:eastAsia="Times New Roman" w:hAnsi="Times New Roman" w:cs="Times New Roman"/>
+          <w:sz w:val="24"/>
+          <w:szCs w:val="24"/>
+          <w:lang w:eastAsia="en-IN"/>
+        </w:rPr>
+        <w:pict w14:anchorId="1EB3478D">
+          <v:rect id="_x0000_i1082" style="width:0;height:1.5pt" o:hralign="center" o:hrstd="t" o:hr="t" fillcolor="#a0a0a0" stroked="f"/>
         </w:pict>
       </w:r>
     </w:p>
@@ -27097,7 +26546,6 @@
           <w:szCs w:val="20"/>
           <w:lang w:eastAsia="en-IN"/>
         </w:rPr>
-        <w:lastRenderedPageBreak/>
         <w:t>FROM customers a</w:t>
       </w:r>
     </w:p>
@@ -27136,27 +26584,7 @@
           <w:szCs w:val="20"/>
           <w:lang w:eastAsia="en-IN"/>
         </w:rPr>
-        <w:t xml:space="preserve">JOIN </w:t>
-      </w:r>
-      <w:proofErr w:type="gramStart"/>
-      <w:r>
-        <w:rPr>
-          <w:rFonts w:ascii="Courier New" w:eastAsia="Times New Roman" w:hAnsi="Courier New" w:cs="Courier New"/>
-          <w:sz w:val="20"/>
-          <w:szCs w:val="20"/>
-          <w:lang w:eastAsia="en-IN"/>
-        </w:rPr>
-        <w:t>customers</w:t>
-      </w:r>
-      <w:proofErr w:type="gramEnd"/>
-      <w:r>
-        <w:rPr>
-          <w:rFonts w:ascii="Courier New" w:eastAsia="Times New Roman" w:hAnsi="Courier New" w:cs="Courier New"/>
-          <w:sz w:val="20"/>
-          <w:szCs w:val="20"/>
-          <w:lang w:eastAsia="en-IN"/>
-        </w:rPr>
-        <w:t xml:space="preserve"> b</w:t>
+        <w:t>JOIN customers b</w:t>
       </w:r>
     </w:p>
     <w:p>
@@ -27194,39 +26622,8 @@
           <w:szCs w:val="20"/>
           <w:lang w:eastAsia="en-IN"/>
         </w:rPr>
-        <w:t xml:space="preserve">ON </w:t>
-      </w:r>
-      <w:proofErr w:type="spellStart"/>
-      <w:r>
-        <w:rPr>
-          <w:rFonts w:ascii="Courier New" w:eastAsia="Times New Roman" w:hAnsi="Courier New" w:cs="Courier New"/>
-          <w:sz w:val="20"/>
-          <w:szCs w:val="20"/>
-          <w:lang w:eastAsia="en-IN"/>
-        </w:rPr>
-        <w:t>a.phone</w:t>
-      </w:r>
-      <w:proofErr w:type="spellEnd"/>
-      <w:r>
-        <w:rPr>
-          <w:rFonts w:ascii="Courier New" w:eastAsia="Times New Roman" w:hAnsi="Courier New" w:cs="Courier New"/>
-          <w:sz w:val="20"/>
-          <w:szCs w:val="20"/>
-          <w:lang w:eastAsia="en-IN"/>
-        </w:rPr>
-        <w:t xml:space="preserve"> = </w:t>
-      </w:r>
-      <w:proofErr w:type="spellStart"/>
-      <w:r>
-        <w:rPr>
-          <w:rFonts w:ascii="Courier New" w:eastAsia="Times New Roman" w:hAnsi="Courier New" w:cs="Courier New"/>
-          <w:sz w:val="20"/>
-          <w:szCs w:val="20"/>
-          <w:lang w:eastAsia="en-IN"/>
-        </w:rPr>
-        <w:t>b.phone</w:t>
-      </w:r>
-      <w:proofErr w:type="spellEnd"/>
+        <w:t>ON a.phone = b.phone</w:t>
+      </w:r>
     </w:p>
     <w:p>
       <w:pPr>
@@ -27283,8 +26680,8 @@
           <w:szCs w:val="24"/>
           <w:lang w:eastAsia="en-IN"/>
         </w:rPr>
-        <w:pict>
-          <v:rect id="_x0000_i1075" style="width:0;height:1.5pt" o:hralign="center" o:hrstd="t" o:hr="t" fillcolor="#a0a0a0" stroked="f"/>
+        <w:pict w14:anchorId="5ECCA4CB">
+          <v:rect id="_x0000_i1083" style="width:0;height:1.5pt" o:hralign="center" o:hrstd="t" o:hr="t" fillcolor="#a0a0a0" stroked="f"/>
         </w:pict>
       </w:r>
     </w:p>
@@ -27372,7 +26769,6 @@
           <w:lang w:eastAsia="en-IN"/>
         </w:rPr>
       </w:pPr>
-      <w:proofErr w:type="gramStart"/>
       <w:r>
         <w:rPr>
           <w:rFonts w:ascii="Courier New" w:eastAsia="Times New Roman" w:hAnsi="Courier New" w:cs="Courier New"/>
@@ -27382,7 +26778,6 @@
         </w:rPr>
         <w:t>SELECT o.*</w:t>
       </w:r>
-      <w:proofErr w:type="gramEnd"/>
     </w:p>
     <w:p>
       <w:pPr>
@@ -27495,39 +26890,8 @@
           <w:szCs w:val="20"/>
           <w:lang w:eastAsia="en-IN"/>
         </w:rPr>
-        <w:t xml:space="preserve">ON </w:t>
-      </w:r>
-      <w:proofErr w:type="spellStart"/>
-      <w:r>
-        <w:rPr>
-          <w:rFonts w:ascii="Courier New" w:eastAsia="Times New Roman" w:hAnsi="Courier New" w:cs="Courier New"/>
-          <w:sz w:val="20"/>
-          <w:szCs w:val="20"/>
-          <w:lang w:eastAsia="en-IN"/>
-        </w:rPr>
-        <w:t>o.order_id</w:t>
-      </w:r>
-      <w:proofErr w:type="spellEnd"/>
-      <w:r>
-        <w:rPr>
-          <w:rFonts w:ascii="Courier New" w:eastAsia="Times New Roman" w:hAnsi="Courier New" w:cs="Courier New"/>
-          <w:sz w:val="20"/>
-          <w:szCs w:val="20"/>
-          <w:lang w:eastAsia="en-IN"/>
-        </w:rPr>
-        <w:t xml:space="preserve"> = </w:t>
-      </w:r>
-      <w:proofErr w:type="spellStart"/>
-      <w:r>
-        <w:rPr>
-          <w:rFonts w:ascii="Courier New" w:eastAsia="Times New Roman" w:hAnsi="Courier New" w:cs="Courier New"/>
-          <w:sz w:val="20"/>
-          <w:szCs w:val="20"/>
-          <w:lang w:eastAsia="en-IN"/>
-        </w:rPr>
-        <w:t>s.order_id</w:t>
-      </w:r>
-      <w:proofErr w:type="spellEnd"/>
+        <w:t>ON o.order_id = s.order_id</w:t>
+      </w:r>
     </w:p>
     <w:p>
       <w:pPr>
@@ -27564,48 +26928,28 @@
           <w:szCs w:val="20"/>
           <w:lang w:eastAsia="en-IN"/>
         </w:rPr>
-        <w:t xml:space="preserve">WHERE </w:t>
-      </w:r>
-      <w:proofErr w:type="spellStart"/>
-      <w:r>
-        <w:rPr>
-          <w:rFonts w:ascii="Courier New" w:eastAsia="Times New Roman" w:hAnsi="Courier New" w:cs="Courier New"/>
-          <w:sz w:val="20"/>
-          <w:szCs w:val="20"/>
-          <w:lang w:eastAsia="en-IN"/>
-        </w:rPr>
-        <w:t>s.order_id</w:t>
-      </w:r>
-      <w:proofErr w:type="spellEnd"/>
-      <w:r>
-        <w:rPr>
-          <w:rFonts w:ascii="Courier New" w:eastAsia="Times New Roman" w:hAnsi="Courier New" w:cs="Courier New"/>
-          <w:sz w:val="20"/>
-          <w:szCs w:val="20"/>
-          <w:lang w:eastAsia="en-IN"/>
-        </w:rPr>
-        <w:t xml:space="preserve"> IS NULL;</w:t>
-      </w:r>
-    </w:p>
-    <w:p>
-      <w:pPr>
-        <w:spacing w:after="0" w:line="240" w:lineRule="auto"/>
-        <w:rPr>
-          <w:rFonts w:ascii="Times New Roman" w:eastAsia="Times New Roman" w:hAnsi="Times New Roman" w:cs="Times New Roman"/>
-          <w:sz w:val="24"/>
-          <w:szCs w:val="24"/>
-          <w:lang w:eastAsia="en-IN"/>
-        </w:rPr>
-      </w:pPr>
-      <w:r>
-        <w:rPr>
-          <w:rFonts w:ascii="Times New Roman" w:eastAsia="Times New Roman" w:hAnsi="Times New Roman" w:cs="Times New Roman"/>
-          <w:sz w:val="24"/>
-          <w:szCs w:val="24"/>
-          <w:lang w:eastAsia="en-IN"/>
-        </w:rPr>
-        <w:pict>
-          <v:rect id="_x0000_i1076" style="width:0;height:1.5pt" o:hralign="center" o:hrstd="t" o:hr="t" fillcolor="#a0a0a0" stroked="f"/>
+        <w:t>WHERE s.order_id IS NULL;</w:t>
+      </w:r>
+    </w:p>
+    <w:p>
+      <w:pPr>
+        <w:spacing w:after="0" w:line="240" w:lineRule="auto"/>
+        <w:rPr>
+          <w:rFonts w:ascii="Times New Roman" w:eastAsia="Times New Roman" w:hAnsi="Times New Roman" w:cs="Times New Roman"/>
+          <w:sz w:val="24"/>
+          <w:szCs w:val="24"/>
+          <w:lang w:eastAsia="en-IN"/>
+        </w:rPr>
+      </w:pPr>
+      <w:r>
+        <w:rPr>
+          <w:rFonts w:ascii="Times New Roman" w:eastAsia="Times New Roman" w:hAnsi="Times New Roman" w:cs="Times New Roman"/>
+          <w:sz w:val="24"/>
+          <w:szCs w:val="24"/>
+          <w:lang w:eastAsia="en-IN"/>
+        </w:rPr>
+        <w:pict w14:anchorId="6BDADEE7">
+          <v:rect id="_x0000_i1084" style="width:0;height:1.5pt" o:hralign="center" o:hrstd="t" o:hr="t" fillcolor="#a0a0a0" stroked="f"/>
         </w:pict>
       </w:r>
     </w:p>
@@ -27631,31 +26975,7 @@
           <w:szCs w:val="27"/>
           <w:lang w:eastAsia="en-IN"/>
         </w:rPr>
-        <w:t xml:space="preserve">24 Latest </w:t>
-      </w:r>
-      <w:proofErr w:type="gramStart"/>
-      <w:r>
-        <w:rPr>
-          <w:rFonts w:ascii="Times New Roman" w:eastAsia="Times New Roman" w:hAnsi="Times New Roman" w:cs="Times New Roman"/>
-          <w:b/>
-          <w:bCs/>
-          <w:sz w:val="27"/>
-          <w:szCs w:val="27"/>
-          <w:lang w:eastAsia="en-IN"/>
-        </w:rPr>
-        <w:t>order</w:t>
-      </w:r>
-      <w:proofErr w:type="gramEnd"/>
-      <w:r>
-        <w:rPr>
-          <w:rFonts w:ascii="Times New Roman" w:eastAsia="Times New Roman" w:hAnsi="Times New Roman" w:cs="Times New Roman"/>
-          <w:b/>
-          <w:bCs/>
-          <w:sz w:val="27"/>
-          <w:szCs w:val="27"/>
-          <w:lang w:eastAsia="en-IN"/>
-        </w:rPr>
-        <w:t xml:space="preserve"> per customer (ROW_NUMBER)</w:t>
+        <w:t>24 Latest order per customer (ROW_NUMBER)</w:t>
       </w:r>
     </w:p>
     <w:p>
@@ -27800,79 +27120,8 @@
           <w:szCs w:val="20"/>
           <w:lang w:eastAsia="en-IN"/>
         </w:rPr>
-        <w:t xml:space="preserve">  SELECT *, ROW_</w:t>
-      </w:r>
-      <w:proofErr w:type="gramStart"/>
-      <w:r>
-        <w:rPr>
-          <w:rFonts w:ascii="Courier New" w:eastAsia="Times New Roman" w:hAnsi="Courier New" w:cs="Courier New"/>
-          <w:sz w:val="20"/>
-          <w:szCs w:val="20"/>
-          <w:lang w:eastAsia="en-IN"/>
-        </w:rPr>
-        <w:t>NUMBER(</w:t>
-      </w:r>
-      <w:proofErr w:type="gramEnd"/>
-      <w:r>
-        <w:rPr>
-          <w:rFonts w:ascii="Courier New" w:eastAsia="Times New Roman" w:hAnsi="Courier New" w:cs="Courier New"/>
-          <w:sz w:val="20"/>
-          <w:szCs w:val="20"/>
-          <w:lang w:eastAsia="en-IN"/>
-        </w:rPr>
-        <w:t xml:space="preserve">) OVER (PARTITION BY </w:t>
-      </w:r>
-      <w:proofErr w:type="spellStart"/>
-      <w:r>
-        <w:rPr>
-          <w:rFonts w:ascii="Courier New" w:eastAsia="Times New Roman" w:hAnsi="Courier New" w:cs="Courier New"/>
-          <w:sz w:val="20"/>
-          <w:szCs w:val="20"/>
-          <w:lang w:eastAsia="en-IN"/>
-        </w:rPr>
-        <w:t>customer_id</w:t>
-      </w:r>
-      <w:proofErr w:type="spellEnd"/>
-      <w:r>
-        <w:rPr>
-          <w:rFonts w:ascii="Courier New" w:eastAsia="Times New Roman" w:hAnsi="Courier New" w:cs="Courier New"/>
-          <w:sz w:val="20"/>
-          <w:szCs w:val="20"/>
-          <w:lang w:eastAsia="en-IN"/>
-        </w:rPr>
-        <w:t xml:space="preserve"> ORDER BY </w:t>
-      </w:r>
-      <w:proofErr w:type="spellStart"/>
-      <w:r>
-        <w:rPr>
-          <w:rFonts w:ascii="Courier New" w:eastAsia="Times New Roman" w:hAnsi="Courier New" w:cs="Courier New"/>
-          <w:sz w:val="20"/>
-          <w:szCs w:val="20"/>
-          <w:lang w:eastAsia="en-IN"/>
-        </w:rPr>
-        <w:t>order_date</w:t>
-      </w:r>
-      <w:proofErr w:type="spellEnd"/>
-      <w:r>
-        <w:rPr>
-          <w:rFonts w:ascii="Courier New" w:eastAsia="Times New Roman" w:hAnsi="Courier New" w:cs="Courier New"/>
-          <w:sz w:val="20"/>
-          <w:szCs w:val="20"/>
-          <w:lang w:eastAsia="en-IN"/>
-        </w:rPr>
-        <w:t xml:space="preserve"> DESC) </w:t>
-      </w:r>
-      <w:proofErr w:type="spellStart"/>
-      <w:r>
-        <w:rPr>
-          <w:rFonts w:ascii="Courier New" w:eastAsia="Times New Roman" w:hAnsi="Courier New" w:cs="Courier New"/>
-          <w:sz w:val="20"/>
-          <w:szCs w:val="20"/>
-          <w:lang w:eastAsia="en-IN"/>
-        </w:rPr>
-        <w:t>rn</w:t>
-      </w:r>
-      <w:proofErr w:type="spellEnd"/>
+        <w:t xml:space="preserve">  SELECT *, ROW_NUMBER() OVER (PARTITION BY customer_id ORDER BY order_date DESC) rn</w:t>
+      </w:r>
     </w:p>
     <w:p>
       <w:pPr>
@@ -27985,48 +27234,28 @@
           <w:szCs w:val="20"/>
           <w:lang w:eastAsia="en-IN"/>
         </w:rPr>
-        <w:t xml:space="preserve">WHERE </w:t>
-      </w:r>
-      <w:proofErr w:type="spellStart"/>
-      <w:r>
-        <w:rPr>
-          <w:rFonts w:ascii="Courier New" w:eastAsia="Times New Roman" w:hAnsi="Courier New" w:cs="Courier New"/>
-          <w:sz w:val="20"/>
-          <w:szCs w:val="20"/>
-          <w:lang w:eastAsia="en-IN"/>
-        </w:rPr>
-        <w:t>rn</w:t>
-      </w:r>
-      <w:proofErr w:type="spellEnd"/>
-      <w:r>
-        <w:rPr>
-          <w:rFonts w:ascii="Courier New" w:eastAsia="Times New Roman" w:hAnsi="Courier New" w:cs="Courier New"/>
-          <w:sz w:val="20"/>
-          <w:szCs w:val="20"/>
-          <w:lang w:eastAsia="en-IN"/>
-        </w:rPr>
-        <w:t xml:space="preserve"> = 1;</w:t>
-      </w:r>
-    </w:p>
-    <w:p>
-      <w:pPr>
-        <w:spacing w:after="0" w:line="240" w:lineRule="auto"/>
-        <w:rPr>
-          <w:rFonts w:ascii="Times New Roman" w:eastAsia="Times New Roman" w:hAnsi="Times New Roman" w:cs="Times New Roman"/>
-          <w:sz w:val="24"/>
-          <w:szCs w:val="24"/>
-          <w:lang w:eastAsia="en-IN"/>
-        </w:rPr>
-      </w:pPr>
-      <w:r>
-        <w:rPr>
-          <w:rFonts w:ascii="Times New Roman" w:eastAsia="Times New Roman" w:hAnsi="Times New Roman" w:cs="Times New Roman"/>
-          <w:sz w:val="24"/>
-          <w:szCs w:val="24"/>
-          <w:lang w:eastAsia="en-IN"/>
-        </w:rPr>
-        <w:pict>
-          <v:rect id="_x0000_i1077" style="width:0;height:1.5pt" o:hralign="center" o:hrstd="t" o:hr="t" fillcolor="#a0a0a0" stroked="f"/>
+        <w:t>WHERE rn = 1;</w:t>
+      </w:r>
+    </w:p>
+    <w:p>
+      <w:pPr>
+        <w:spacing w:after="0" w:line="240" w:lineRule="auto"/>
+        <w:rPr>
+          <w:rFonts w:ascii="Times New Roman" w:eastAsia="Times New Roman" w:hAnsi="Times New Roman" w:cs="Times New Roman"/>
+          <w:sz w:val="24"/>
+          <w:szCs w:val="24"/>
+          <w:lang w:eastAsia="en-IN"/>
+        </w:rPr>
+      </w:pPr>
+      <w:r>
+        <w:rPr>
+          <w:rFonts w:ascii="Times New Roman" w:eastAsia="Times New Roman" w:hAnsi="Times New Roman" w:cs="Times New Roman"/>
+          <w:sz w:val="24"/>
+          <w:szCs w:val="24"/>
+          <w:lang w:eastAsia="en-IN"/>
+        </w:rPr>
+        <w:pict w14:anchorId="46A637FB">
+          <v:rect id="_x0000_i1085" style="width:0;height:1.5pt" o:hralign="center" o:hrstd="t" o:hr="t" fillcolor="#a0a0a0" stroked="f"/>
         </w:pict>
       </w:r>
     </w:p>
@@ -28121,39 +27350,9 @@
           <w:szCs w:val="20"/>
           <w:lang w:eastAsia="en-IN"/>
         </w:rPr>
-        <w:t xml:space="preserve">SELECT </w:t>
-      </w:r>
-      <w:proofErr w:type="spellStart"/>
-      <w:r>
-        <w:rPr>
-          <w:rFonts w:ascii="Courier New" w:eastAsia="Times New Roman" w:hAnsi="Courier New" w:cs="Courier New"/>
-          <w:sz w:val="20"/>
-          <w:szCs w:val="20"/>
-          <w:lang w:eastAsia="en-IN"/>
-        </w:rPr>
-        <w:t>customer_id</w:t>
-      </w:r>
-      <w:proofErr w:type="spellEnd"/>
-      <w:r>
-        <w:rPr>
-          <w:rFonts w:ascii="Courier New" w:eastAsia="Times New Roman" w:hAnsi="Courier New" w:cs="Courier New"/>
-          <w:sz w:val="20"/>
-          <w:szCs w:val="20"/>
-          <w:lang w:eastAsia="en-IN"/>
-        </w:rPr>
-        <w:t xml:space="preserve">, </w:t>
-      </w:r>
-      <w:proofErr w:type="spellStart"/>
-      <w:r>
-        <w:rPr>
-          <w:rFonts w:ascii="Courier New" w:eastAsia="Times New Roman" w:hAnsi="Courier New" w:cs="Courier New"/>
-          <w:sz w:val="20"/>
-          <w:szCs w:val="20"/>
-          <w:lang w:eastAsia="en-IN"/>
-        </w:rPr>
-        <w:t>product_id</w:t>
-      </w:r>
-      <w:proofErr w:type="spellEnd"/>
+        <w:lastRenderedPageBreak/>
+        <w:t>SELECT customer_id, product_id</w:t>
+      </w:r>
     </w:p>
     <w:p>
       <w:pPr>
@@ -28228,39 +27427,8 @@
           <w:szCs w:val="20"/>
           <w:lang w:eastAsia="en-IN"/>
         </w:rPr>
-        <w:t xml:space="preserve">GROUP BY </w:t>
-      </w:r>
-      <w:proofErr w:type="spellStart"/>
-      <w:r>
-        <w:rPr>
-          <w:rFonts w:ascii="Courier New" w:eastAsia="Times New Roman" w:hAnsi="Courier New" w:cs="Courier New"/>
-          <w:sz w:val="20"/>
-          <w:szCs w:val="20"/>
-          <w:lang w:eastAsia="en-IN"/>
-        </w:rPr>
-        <w:t>customer_id</w:t>
-      </w:r>
-      <w:proofErr w:type="spellEnd"/>
-      <w:r>
-        <w:rPr>
-          <w:rFonts w:ascii="Courier New" w:eastAsia="Times New Roman" w:hAnsi="Courier New" w:cs="Courier New"/>
-          <w:sz w:val="20"/>
-          <w:szCs w:val="20"/>
-          <w:lang w:eastAsia="en-IN"/>
-        </w:rPr>
-        <w:t xml:space="preserve">, </w:t>
-      </w:r>
-      <w:proofErr w:type="spellStart"/>
-      <w:r>
-        <w:rPr>
-          <w:rFonts w:ascii="Courier New" w:eastAsia="Times New Roman" w:hAnsi="Courier New" w:cs="Courier New"/>
-          <w:sz w:val="20"/>
-          <w:szCs w:val="20"/>
-          <w:lang w:eastAsia="en-IN"/>
-        </w:rPr>
-        <w:t>product_id</w:t>
-      </w:r>
-      <w:proofErr w:type="spellEnd"/>
+        <w:t>GROUP BY customer_id, product_id</w:t>
+      </w:r>
     </w:p>
     <w:p>
       <w:pPr>
@@ -28297,48 +27465,28 @@
           <w:szCs w:val="20"/>
           <w:lang w:eastAsia="en-IN"/>
         </w:rPr>
-        <w:t xml:space="preserve">HAVING </w:t>
-      </w:r>
-      <w:proofErr w:type="gramStart"/>
-      <w:r>
-        <w:rPr>
-          <w:rFonts w:ascii="Courier New" w:eastAsia="Times New Roman" w:hAnsi="Courier New" w:cs="Courier New"/>
-          <w:sz w:val="20"/>
-          <w:szCs w:val="20"/>
-          <w:lang w:eastAsia="en-IN"/>
-        </w:rPr>
-        <w:t>COUNT(</w:t>
-      </w:r>
-      <w:proofErr w:type="gramEnd"/>
-      <w:r>
-        <w:rPr>
-          <w:rFonts w:ascii="Courier New" w:eastAsia="Times New Roman" w:hAnsi="Courier New" w:cs="Courier New"/>
-          <w:sz w:val="20"/>
-          <w:szCs w:val="20"/>
-          <w:lang w:eastAsia="en-IN"/>
-        </w:rPr>
-        <w:t>*) &gt;= 2;</w:t>
-      </w:r>
-    </w:p>
-    <w:p>
-      <w:pPr>
-        <w:spacing w:after="0" w:line="240" w:lineRule="auto"/>
-        <w:rPr>
-          <w:rFonts w:ascii="Times New Roman" w:eastAsia="Times New Roman" w:hAnsi="Times New Roman" w:cs="Times New Roman"/>
-          <w:sz w:val="24"/>
-          <w:szCs w:val="24"/>
-          <w:lang w:eastAsia="en-IN"/>
-        </w:rPr>
-      </w:pPr>
-      <w:r>
-        <w:rPr>
-          <w:rFonts w:ascii="Times New Roman" w:eastAsia="Times New Roman" w:hAnsi="Times New Roman" w:cs="Times New Roman"/>
-          <w:sz w:val="24"/>
-          <w:szCs w:val="24"/>
-          <w:lang w:eastAsia="en-IN"/>
-        </w:rPr>
-        <w:pict>
-          <v:rect id="_x0000_i1078" style="width:0;height:1.5pt" o:hralign="center" o:hrstd="t" o:hr="t" fillcolor="#a0a0a0" stroked="f"/>
+        <w:t>HAVING COUNT(*) &gt;= 2;</w:t>
+      </w:r>
+    </w:p>
+    <w:p>
+      <w:pPr>
+        <w:spacing w:after="0" w:line="240" w:lineRule="auto"/>
+        <w:rPr>
+          <w:rFonts w:ascii="Times New Roman" w:eastAsia="Times New Roman" w:hAnsi="Times New Roman" w:cs="Times New Roman"/>
+          <w:sz w:val="24"/>
+          <w:szCs w:val="24"/>
+          <w:lang w:eastAsia="en-IN"/>
+        </w:rPr>
+      </w:pPr>
+      <w:r>
+        <w:rPr>
+          <w:rFonts w:ascii="Times New Roman" w:eastAsia="Times New Roman" w:hAnsi="Times New Roman" w:cs="Times New Roman"/>
+          <w:sz w:val="24"/>
+          <w:szCs w:val="24"/>
+          <w:lang w:eastAsia="en-IN"/>
+        </w:rPr>
+        <w:pict w14:anchorId="71BE7FF5">
+          <v:rect id="_x0000_i1086" style="width:0;height:1.5pt" o:hralign="center" o:hrstd="t" o:hr="t" fillcolor="#a0a0a0" stroked="f"/>
         </w:pict>
       </w:r>
     </w:p>
@@ -28623,27 +27771,7 @@
           <w:szCs w:val="20"/>
           <w:lang w:eastAsia="en-IN"/>
         </w:rPr>
-        <w:t xml:space="preserve">  WHERE </w:t>
-      </w:r>
-      <w:proofErr w:type="spellStart"/>
-      <w:r>
-        <w:rPr>
-          <w:rFonts w:ascii="Courier New" w:eastAsia="Times New Roman" w:hAnsi="Courier New" w:cs="Courier New"/>
-          <w:sz w:val="20"/>
-          <w:szCs w:val="20"/>
-          <w:lang w:eastAsia="en-IN"/>
-        </w:rPr>
-        <w:t>o.customer_id</w:t>
-      </w:r>
-      <w:proofErr w:type="spellEnd"/>
-      <w:r>
-        <w:rPr>
-          <w:rFonts w:ascii="Courier New" w:eastAsia="Times New Roman" w:hAnsi="Courier New" w:cs="Courier New"/>
-          <w:sz w:val="20"/>
-          <w:szCs w:val="20"/>
-          <w:lang w:eastAsia="en-IN"/>
-        </w:rPr>
-        <w:t xml:space="preserve"> = c.id</w:t>
+        <w:t xml:space="preserve">  WHERE o.customer_id = c.id</w:t>
       </w:r>
     </w:p>
     <w:p>
@@ -28681,27 +27809,7 @@
           <w:szCs w:val="20"/>
           <w:lang w:eastAsia="en-IN"/>
         </w:rPr>
-        <w:t xml:space="preserve">  AND </w:t>
-      </w:r>
-      <w:proofErr w:type="spellStart"/>
-      <w:r>
-        <w:rPr>
-          <w:rFonts w:ascii="Courier New" w:eastAsia="Times New Roman" w:hAnsi="Courier New" w:cs="Courier New"/>
-          <w:sz w:val="20"/>
-          <w:szCs w:val="20"/>
-          <w:lang w:eastAsia="en-IN"/>
-        </w:rPr>
-        <w:t>o.amount</w:t>
-      </w:r>
-      <w:proofErr w:type="spellEnd"/>
-      <w:r>
-        <w:rPr>
-          <w:rFonts w:ascii="Courier New" w:eastAsia="Times New Roman" w:hAnsi="Courier New" w:cs="Courier New"/>
-          <w:sz w:val="20"/>
-          <w:szCs w:val="20"/>
-          <w:lang w:eastAsia="en-IN"/>
-        </w:rPr>
-        <w:t xml:space="preserve"> &gt; 1000</w:t>
+        <w:t xml:space="preserve">  AND o.amount &gt; 1000</w:t>
       </w:r>
     </w:p>
     <w:p>
@@ -28759,8 +27867,8 @@
           <w:szCs w:val="24"/>
           <w:lang w:eastAsia="en-IN"/>
         </w:rPr>
-        <w:pict>
-          <v:rect id="_x0000_i1079" style="width:0;height:1.5pt" o:hralign="center" o:hrstd="t" o:hr="t" fillcolor="#a0a0a0" stroked="f"/>
+        <w:pict w14:anchorId="343FC9CC">
+          <v:rect id="_x0000_i1087" style="width:0;height:1.5pt" o:hralign="center" o:hrstd="t" o:hr="t" fillcolor="#a0a0a0" stroked="f"/>
         </w:pict>
       </w:r>
     </w:p>
@@ -28786,7 +27894,6 @@
           <w:szCs w:val="27"/>
           <w:lang w:eastAsia="en-IN"/>
         </w:rPr>
-        <w:lastRenderedPageBreak/>
         <w:t>27 Orders placed before customer signup (data issue)</w:t>
       </w:r>
     </w:p>
@@ -28849,7 +27956,6 @@
           <w:lang w:eastAsia="en-IN"/>
         </w:rPr>
       </w:pPr>
-      <w:proofErr w:type="gramStart"/>
       <w:r>
         <w:rPr>
           <w:rFonts w:ascii="Courier New" w:eastAsia="Times New Roman" w:hAnsi="Courier New" w:cs="Courier New"/>
@@ -28859,7 +27965,6 @@
         </w:rPr>
         <w:t>SELECT o.*</w:t>
       </w:r>
-      <w:proofErr w:type="gramEnd"/>
     </w:p>
     <w:p>
       <w:pPr>
@@ -28934,27 +28039,7 @@
           <w:szCs w:val="20"/>
           <w:lang w:eastAsia="en-IN"/>
         </w:rPr>
-        <w:t xml:space="preserve">JOIN </w:t>
-      </w:r>
-      <w:proofErr w:type="gramStart"/>
-      <w:r>
-        <w:rPr>
-          <w:rFonts w:ascii="Courier New" w:eastAsia="Times New Roman" w:hAnsi="Courier New" w:cs="Courier New"/>
-          <w:sz w:val="20"/>
-          <w:szCs w:val="20"/>
-          <w:lang w:eastAsia="en-IN"/>
-        </w:rPr>
-        <w:t>customers</w:t>
-      </w:r>
-      <w:proofErr w:type="gramEnd"/>
-      <w:r>
-        <w:rPr>
-          <w:rFonts w:ascii="Courier New" w:eastAsia="Times New Roman" w:hAnsi="Courier New" w:cs="Courier New"/>
-          <w:sz w:val="20"/>
-          <w:szCs w:val="20"/>
-          <w:lang w:eastAsia="en-IN"/>
-        </w:rPr>
-        <w:t xml:space="preserve"> c</w:t>
+        <w:t>JOIN customers c</w:t>
       </w:r>
     </w:p>
     <w:p>
@@ -28992,27 +28077,7 @@
           <w:szCs w:val="20"/>
           <w:lang w:eastAsia="en-IN"/>
         </w:rPr>
-        <w:t xml:space="preserve">ON </w:t>
-      </w:r>
-      <w:proofErr w:type="spellStart"/>
-      <w:r>
-        <w:rPr>
-          <w:rFonts w:ascii="Courier New" w:eastAsia="Times New Roman" w:hAnsi="Courier New" w:cs="Courier New"/>
-          <w:sz w:val="20"/>
-          <w:szCs w:val="20"/>
-          <w:lang w:eastAsia="en-IN"/>
-        </w:rPr>
-        <w:t>o.customer_id</w:t>
-      </w:r>
-      <w:proofErr w:type="spellEnd"/>
-      <w:r>
-        <w:rPr>
-          <w:rFonts w:ascii="Courier New" w:eastAsia="Times New Roman" w:hAnsi="Courier New" w:cs="Courier New"/>
-          <w:sz w:val="20"/>
-          <w:szCs w:val="20"/>
-          <w:lang w:eastAsia="en-IN"/>
-        </w:rPr>
-        <w:t xml:space="preserve"> = c.id</w:t>
+        <w:t>ON o.customer_id = c.id</w:t>
       </w:r>
     </w:p>
     <w:p>
@@ -29050,68 +28115,28 @@
           <w:szCs w:val="20"/>
           <w:lang w:eastAsia="en-IN"/>
         </w:rPr>
-        <w:t xml:space="preserve">WHERE </w:t>
-      </w:r>
-      <w:proofErr w:type="spellStart"/>
-      <w:r>
-        <w:rPr>
-          <w:rFonts w:ascii="Courier New" w:eastAsia="Times New Roman" w:hAnsi="Courier New" w:cs="Courier New"/>
-          <w:sz w:val="20"/>
-          <w:szCs w:val="20"/>
-          <w:lang w:eastAsia="en-IN"/>
-        </w:rPr>
-        <w:t>o.order_date</w:t>
-      </w:r>
-      <w:proofErr w:type="spellEnd"/>
-      <w:r>
-        <w:rPr>
-          <w:rFonts w:ascii="Courier New" w:eastAsia="Times New Roman" w:hAnsi="Courier New" w:cs="Courier New"/>
-          <w:sz w:val="20"/>
-          <w:szCs w:val="20"/>
-          <w:lang w:eastAsia="en-IN"/>
-        </w:rPr>
-        <w:t xml:space="preserve"> &lt; </w:t>
-      </w:r>
-      <w:proofErr w:type="spellStart"/>
-      <w:r>
-        <w:rPr>
-          <w:rFonts w:ascii="Courier New" w:eastAsia="Times New Roman" w:hAnsi="Courier New" w:cs="Courier New"/>
-          <w:sz w:val="20"/>
-          <w:szCs w:val="20"/>
-          <w:lang w:eastAsia="en-IN"/>
-        </w:rPr>
-        <w:t>c.signup_date</w:t>
-      </w:r>
-      <w:proofErr w:type="spellEnd"/>
-      <w:r>
-        <w:rPr>
-          <w:rFonts w:ascii="Courier New" w:eastAsia="Times New Roman" w:hAnsi="Courier New" w:cs="Courier New"/>
-          <w:sz w:val="20"/>
-          <w:szCs w:val="20"/>
-          <w:lang w:eastAsia="en-IN"/>
-        </w:rPr>
-        <w:t>;</w:t>
-      </w:r>
-    </w:p>
-    <w:p>
-      <w:pPr>
-        <w:spacing w:after="0" w:line="240" w:lineRule="auto"/>
-        <w:rPr>
-          <w:rFonts w:ascii="Times New Roman" w:eastAsia="Times New Roman" w:hAnsi="Times New Roman" w:cs="Times New Roman"/>
-          <w:sz w:val="24"/>
-          <w:szCs w:val="24"/>
-          <w:lang w:eastAsia="en-IN"/>
-        </w:rPr>
-      </w:pPr>
-      <w:r>
-        <w:rPr>
-          <w:rFonts w:ascii="Times New Roman" w:eastAsia="Times New Roman" w:hAnsi="Times New Roman" w:cs="Times New Roman"/>
-          <w:sz w:val="24"/>
-          <w:szCs w:val="24"/>
-          <w:lang w:eastAsia="en-IN"/>
-        </w:rPr>
-        <w:pict>
-          <v:rect id="_x0000_i1080" style="width:0;height:1.5pt" o:hralign="center" o:hrstd="t" o:hr="t" fillcolor="#a0a0a0" stroked="f"/>
+        <w:t>WHERE o.order_date &lt; c.signup_date;</w:t>
+      </w:r>
+    </w:p>
+    <w:p>
+      <w:pPr>
+        <w:spacing w:after="0" w:line="240" w:lineRule="auto"/>
+        <w:rPr>
+          <w:rFonts w:ascii="Times New Roman" w:eastAsia="Times New Roman" w:hAnsi="Times New Roman" w:cs="Times New Roman"/>
+          <w:sz w:val="24"/>
+          <w:szCs w:val="24"/>
+          <w:lang w:eastAsia="en-IN"/>
+        </w:rPr>
+      </w:pPr>
+      <w:r>
+        <w:rPr>
+          <w:rFonts w:ascii="Times New Roman" w:eastAsia="Times New Roman" w:hAnsi="Times New Roman" w:cs="Times New Roman"/>
+          <w:sz w:val="24"/>
+          <w:szCs w:val="24"/>
+          <w:lang w:eastAsia="en-IN"/>
+        </w:rPr>
+        <w:pict w14:anchorId="0E2D7140">
+          <v:rect id="_x0000_i1088" style="width:0;height:1.5pt" o:hralign="center" o:hrstd="t" o:hr="t" fillcolor="#a0a0a0" stroked="f"/>
         </w:pict>
       </w:r>
     </w:p>
@@ -29416,8 +28441,8 @@
           <w:szCs w:val="24"/>
           <w:lang w:eastAsia="en-IN"/>
         </w:rPr>
-        <w:pict>
-          <v:rect id="_x0000_i1081" style="width:0;height:1.5pt" o:hralign="center" o:hrstd="t" o:hr="t" fillcolor="#a0a0a0" stroked="f"/>
+        <w:pict w14:anchorId="005E6B70">
+          <v:rect id="_x0000_i1089" style="width:0;height:1.5pt" o:hralign="center" o:hrstd="t" o:hr="t" fillcolor="#a0a0a0" stroked="f"/>
         </w:pict>
       </w:r>
     </w:p>
@@ -29505,7 +28530,6 @@
           <w:lang w:eastAsia="en-IN"/>
         </w:rPr>
       </w:pPr>
-      <w:proofErr w:type="gramStart"/>
       <w:r>
         <w:rPr>
           <w:rFonts w:ascii="Courier New" w:eastAsia="Times New Roman" w:hAnsi="Courier New" w:cs="Courier New"/>
@@ -29515,7 +28539,6 @@
         </w:rPr>
         <w:t>SELECT c.*</w:t>
       </w:r>
-      <w:proofErr w:type="gramEnd"/>
     </w:p>
     <w:p>
       <w:pPr>
@@ -29590,19 +28613,8 @@
           <w:szCs w:val="20"/>
           <w:lang w:eastAsia="en-IN"/>
         </w:rPr>
-        <w:t xml:space="preserve">LEFT JOIN orders o ON c.id = </w:t>
-      </w:r>
-      <w:proofErr w:type="spellStart"/>
-      <w:r>
-        <w:rPr>
-          <w:rFonts w:ascii="Courier New" w:eastAsia="Times New Roman" w:hAnsi="Courier New" w:cs="Courier New"/>
-          <w:sz w:val="20"/>
-          <w:szCs w:val="20"/>
-          <w:lang w:eastAsia="en-IN"/>
-        </w:rPr>
-        <w:t>o.customer_id</w:t>
-      </w:r>
-      <w:proofErr w:type="spellEnd"/>
+        <w:t>LEFT JOIN orders o ON c.id = o.customer_id</w:t>
+      </w:r>
     </w:p>
     <w:p>
       <w:pPr>
@@ -29639,19 +28651,8 @@
           <w:szCs w:val="20"/>
           <w:lang w:eastAsia="en-IN"/>
         </w:rPr>
-        <w:t xml:space="preserve">LEFT JOIN returns r ON c.id = </w:t>
-      </w:r>
-      <w:proofErr w:type="spellStart"/>
-      <w:r>
-        <w:rPr>
-          <w:rFonts w:ascii="Courier New" w:eastAsia="Times New Roman" w:hAnsi="Courier New" w:cs="Courier New"/>
-          <w:sz w:val="20"/>
-          <w:szCs w:val="20"/>
-          <w:lang w:eastAsia="en-IN"/>
-        </w:rPr>
-        <w:t>r.customer_id</w:t>
-      </w:r>
-      <w:proofErr w:type="spellEnd"/>
+        <w:t>LEFT JOIN returns r ON c.id = r.customer_id</w:t>
+      </w:r>
     </w:p>
     <w:p>
       <w:pPr>
@@ -29688,27 +28689,7 @@
           <w:szCs w:val="20"/>
           <w:lang w:eastAsia="en-IN"/>
         </w:rPr>
-        <w:t xml:space="preserve">WHERE </w:t>
-      </w:r>
-      <w:proofErr w:type="spellStart"/>
-      <w:r>
-        <w:rPr>
-          <w:rFonts w:ascii="Courier New" w:eastAsia="Times New Roman" w:hAnsi="Courier New" w:cs="Courier New"/>
-          <w:sz w:val="20"/>
-          <w:szCs w:val="20"/>
-          <w:lang w:eastAsia="en-IN"/>
-        </w:rPr>
-        <w:t>o.customer_id</w:t>
-      </w:r>
-      <w:proofErr w:type="spellEnd"/>
-      <w:r>
-        <w:rPr>
-          <w:rFonts w:ascii="Courier New" w:eastAsia="Times New Roman" w:hAnsi="Courier New" w:cs="Courier New"/>
-          <w:sz w:val="20"/>
-          <w:szCs w:val="20"/>
-          <w:lang w:eastAsia="en-IN"/>
-        </w:rPr>
-        <w:t xml:space="preserve"> IS NULL</w:t>
+        <w:t>WHERE o.customer_id IS NULL</w:t>
       </w:r>
     </w:p>
     <w:p>
@@ -29746,48 +28727,28 @@
           <w:szCs w:val="20"/>
           <w:lang w:eastAsia="en-IN"/>
         </w:rPr>
-        <w:t xml:space="preserve">AND </w:t>
-      </w:r>
-      <w:proofErr w:type="spellStart"/>
-      <w:r>
-        <w:rPr>
-          <w:rFonts w:ascii="Courier New" w:eastAsia="Times New Roman" w:hAnsi="Courier New" w:cs="Courier New"/>
-          <w:sz w:val="20"/>
-          <w:szCs w:val="20"/>
-          <w:lang w:eastAsia="en-IN"/>
-        </w:rPr>
-        <w:t>r.customer_id</w:t>
-      </w:r>
-      <w:proofErr w:type="spellEnd"/>
-      <w:r>
-        <w:rPr>
-          <w:rFonts w:ascii="Courier New" w:eastAsia="Times New Roman" w:hAnsi="Courier New" w:cs="Courier New"/>
-          <w:sz w:val="20"/>
-          <w:szCs w:val="20"/>
-          <w:lang w:eastAsia="en-IN"/>
-        </w:rPr>
-        <w:t xml:space="preserve"> IS NULL;</w:t>
-      </w:r>
-    </w:p>
-    <w:p>
-      <w:pPr>
-        <w:spacing w:after="0" w:line="240" w:lineRule="auto"/>
-        <w:rPr>
-          <w:rFonts w:ascii="Times New Roman" w:eastAsia="Times New Roman" w:hAnsi="Times New Roman" w:cs="Times New Roman"/>
-          <w:sz w:val="24"/>
-          <w:szCs w:val="24"/>
-          <w:lang w:eastAsia="en-IN"/>
-        </w:rPr>
-      </w:pPr>
-      <w:r>
-        <w:rPr>
-          <w:rFonts w:ascii="Times New Roman" w:eastAsia="Times New Roman" w:hAnsi="Times New Roman" w:cs="Times New Roman"/>
-          <w:sz w:val="24"/>
-          <w:szCs w:val="24"/>
-          <w:lang w:eastAsia="en-IN"/>
-        </w:rPr>
-        <w:pict>
-          <v:rect id="_x0000_i1082" style="width:0;height:1.5pt" o:hralign="center" o:hrstd="t" o:hr="t" fillcolor="#a0a0a0" stroked="f"/>
+        <w:t>AND r.customer_id IS NULL;</w:t>
+      </w:r>
+    </w:p>
+    <w:p>
+      <w:pPr>
+        <w:spacing w:after="0" w:line="240" w:lineRule="auto"/>
+        <w:rPr>
+          <w:rFonts w:ascii="Times New Roman" w:eastAsia="Times New Roman" w:hAnsi="Times New Roman" w:cs="Times New Roman"/>
+          <w:sz w:val="24"/>
+          <w:szCs w:val="24"/>
+          <w:lang w:eastAsia="en-IN"/>
+        </w:rPr>
+      </w:pPr>
+      <w:r>
+        <w:rPr>
+          <w:rFonts w:ascii="Times New Roman" w:eastAsia="Times New Roman" w:hAnsi="Times New Roman" w:cs="Times New Roman"/>
+          <w:sz w:val="24"/>
+          <w:szCs w:val="24"/>
+          <w:lang w:eastAsia="en-IN"/>
+        </w:rPr>
+        <w:pict w14:anchorId="414C4A3B">
+          <v:rect id="_x0000_i1090" style="width:0;height:1.5pt" o:hralign="center" o:hrstd="t" o:hr="t" fillcolor="#a0a0a0" stroked="f"/>
         </w:pict>
       </w:r>
     </w:p>
@@ -29813,6 +28774,7 @@
           <w:szCs w:val="27"/>
           <w:lang w:eastAsia="en-IN"/>
         </w:rPr>
+        <w:lastRenderedPageBreak/>
         <w:t>30 Find orphan records (master question)</w:t>
       </w:r>
     </w:p>
@@ -29996,27 +28958,7 @@
           <w:szCs w:val="20"/>
           <w:lang w:eastAsia="en-IN"/>
         </w:rPr>
-        <w:t xml:space="preserve">ON </w:t>
-      </w:r>
-      <w:proofErr w:type="spellStart"/>
-      <w:r>
-        <w:rPr>
-          <w:rFonts w:ascii="Courier New" w:eastAsia="Times New Roman" w:hAnsi="Courier New" w:cs="Courier New"/>
-          <w:sz w:val="20"/>
-          <w:szCs w:val="20"/>
-          <w:lang w:eastAsia="en-IN"/>
-        </w:rPr>
-        <w:t>t.parent_id</w:t>
-      </w:r>
-      <w:proofErr w:type="spellEnd"/>
-      <w:r>
-        <w:rPr>
-          <w:rFonts w:ascii="Courier New" w:eastAsia="Times New Roman" w:hAnsi="Courier New" w:cs="Courier New"/>
-          <w:sz w:val="20"/>
-          <w:szCs w:val="20"/>
-          <w:lang w:eastAsia="en-IN"/>
-        </w:rPr>
-        <w:t xml:space="preserve"> = p.id</w:t>
+        <w:t>ON t.parent_id = p.id</w:t>
       </w:r>
     </w:p>
     <w:p>
@@ -30071,7 +29013,6 @@
         <w:pStyle w:val="Heading2"/>
       </w:pPr>
       <w:r>
-        <w:lastRenderedPageBreak/>
         <w:t>Your Query</w:t>
       </w:r>
     </w:p>
@@ -30435,7 +29376,6 @@
           <w:lang w:eastAsia="en-IN"/>
         </w:rPr>
       </w:pPr>
-      <w:proofErr w:type="gramStart"/>
       <w:r>
         <w:rPr>
           <w:rFonts w:ascii="Times New Roman" w:eastAsia="Times New Roman" w:hAnsi="Times New Roman" w:cs="Times New Roman"/>
@@ -30447,7 +29387,6 @@
         </w:rPr>
         <w:t>customers</w:t>
       </w:r>
-      <w:proofErr w:type="gramEnd"/>
     </w:p>
     <w:tbl>
       <w:tblPr>
@@ -30582,7 +29521,6 @@
                 <w:lang w:eastAsia="en-IN"/>
               </w:rPr>
             </w:pPr>
-            <w:proofErr w:type="spellStart"/>
             <w:r>
               <w:rPr>
                 <w:rFonts w:ascii="Times New Roman" w:eastAsia="Times New Roman" w:hAnsi="Times New Roman" w:cs="Times New Roman"/>
@@ -30592,7 +29530,6 @@
               </w:rPr>
               <w:t>Amit</w:t>
             </w:r>
-            <w:proofErr w:type="spellEnd"/>
           </w:p>
         </w:tc>
       </w:tr>
@@ -30643,7 +29580,6 @@
                 <w:lang w:eastAsia="en-IN"/>
               </w:rPr>
             </w:pPr>
-            <w:proofErr w:type="spellStart"/>
             <w:r>
               <w:rPr>
                 <w:rFonts w:ascii="Times New Roman" w:eastAsia="Times New Roman" w:hAnsi="Times New Roman" w:cs="Times New Roman"/>
@@ -30653,7 +29589,6 @@
               </w:rPr>
               <w:t>Neha</w:t>
             </w:r>
-            <w:proofErr w:type="spellEnd"/>
           </w:p>
         </w:tc>
       </w:tr>
@@ -30763,7 +29698,6 @@
                 <w:lang w:eastAsia="en-IN"/>
               </w:rPr>
             </w:pPr>
-            <w:proofErr w:type="spellStart"/>
             <w:r>
               <w:rPr>
                 <w:rFonts w:ascii="Times New Roman" w:eastAsia="Times New Roman" w:hAnsi="Times New Roman" w:cs="Times New Roman"/>
@@ -30773,7 +29707,6 @@
               </w:rPr>
               <w:t>Priya</w:t>
             </w:r>
-            <w:proofErr w:type="spellEnd"/>
           </w:p>
         </w:tc>
       </w:tr>
@@ -30795,8 +29728,8 @@
           <w:szCs w:val="24"/>
           <w:lang w:eastAsia="en-IN"/>
         </w:rPr>
-        <w:pict>
-          <v:rect id="_x0000_i1083" style="width:0;height:1.5pt" o:hralign="center" o:hrstd="t" o:hr="t" fillcolor="#a0a0a0" stroked="f"/>
+        <w:pict w14:anchorId="26C88929">
+          <v:rect id="_x0000_i1091" style="width:0;height:1.5pt" o:hralign="center" o:hrstd="t" o:hr="t" fillcolor="#a0a0a0" stroked="f"/>
         </w:pict>
       </w:r>
     </w:p>
@@ -30813,7 +29746,6 @@
           <w:lang w:eastAsia="en-IN"/>
         </w:rPr>
       </w:pPr>
-      <w:proofErr w:type="gramStart"/>
       <w:r>
         <w:rPr>
           <w:rFonts w:ascii="Times New Roman" w:eastAsia="Times New Roman" w:hAnsi="Times New Roman" w:cs="Times New Roman"/>
@@ -30825,7 +29757,6 @@
         </w:rPr>
         <w:t>orders</w:t>
       </w:r>
-      <w:proofErr w:type="gramEnd"/>
     </w:p>
     <w:tbl>
       <w:tblPr>
@@ -30868,7 +29799,6 @@
                 <w:lang w:eastAsia="en-IN"/>
               </w:rPr>
             </w:pPr>
-            <w:proofErr w:type="spellStart"/>
             <w:r>
               <w:rPr>
                 <w:rFonts w:ascii="Times New Roman" w:eastAsia="Times New Roman" w:hAnsi="Times New Roman" w:cs="Times New Roman"/>
@@ -30880,7 +29810,6 @@
               </w:rPr>
               <w:t>order_id</w:t>
             </w:r>
-            <w:proofErr w:type="spellEnd"/>
           </w:p>
         </w:tc>
         <w:tc>
@@ -30902,7 +29831,6 @@
                 <w:lang w:eastAsia="en-IN"/>
               </w:rPr>
             </w:pPr>
-            <w:proofErr w:type="spellStart"/>
             <w:r>
               <w:rPr>
                 <w:rFonts w:ascii="Times New Roman" w:eastAsia="Times New Roman" w:hAnsi="Times New Roman" w:cs="Times New Roman"/>
@@ -30914,7 +29842,6 @@
               </w:rPr>
               <w:t>customer_id</w:t>
             </w:r>
-            <w:proofErr w:type="spellEnd"/>
           </w:p>
         </w:tc>
         <w:tc>
@@ -31063,6 +29990,7 @@
                 <w:szCs w:val="24"/>
                 <w:lang w:eastAsia="en-IN"/>
               </w:rPr>
+              <w:lastRenderedPageBreak/>
               <w:t>102</w:t>
             </w:r>
           </w:p>
@@ -31398,8 +30326,8 @@
           <w:szCs w:val="24"/>
           <w:lang w:eastAsia="en-IN"/>
         </w:rPr>
-        <w:pict>
-          <v:rect id="_x0000_i1084" style="width:0;height:1.5pt" o:hralign="center" o:hrstd="t" o:hr="t" fillcolor="#a0a0a0" stroked="f"/>
+        <w:pict w14:anchorId="7642B5F2">
+          <v:rect id="_x0000_i1092" style="width:0;height:1.5pt" o:hralign="center" o:hrstd="t" o:hr="t" fillcolor="#a0a0a0" stroked="f"/>
         </w:pict>
       </w:r>
     </w:p>
@@ -31425,31 +30353,7 @@
           <w:szCs w:val="36"/>
           <w:lang w:eastAsia="en-IN"/>
         </w:rPr>
-        <w:t xml:space="preserve">🔍 </w:t>
-      </w:r>
-      <w:proofErr w:type="gramStart"/>
-      <w:r>
-        <w:rPr>
-          <w:rFonts w:ascii="Times New Roman" w:eastAsia="Times New Roman" w:hAnsi="Times New Roman" w:cs="Times New Roman"/>
-          <w:b/>
-          <w:bCs/>
-          <w:sz w:val="36"/>
-          <w:szCs w:val="36"/>
-          <w:lang w:eastAsia="en-IN"/>
-        </w:rPr>
-        <w:t>Your</w:t>
-      </w:r>
-      <w:proofErr w:type="gramEnd"/>
-      <w:r>
-        <w:rPr>
-          <w:rFonts w:ascii="Times New Roman" w:eastAsia="Times New Roman" w:hAnsi="Times New Roman" w:cs="Times New Roman"/>
-          <w:b/>
-          <w:bCs/>
-          <w:sz w:val="36"/>
-          <w:szCs w:val="36"/>
-          <w:lang w:eastAsia="en-IN"/>
-        </w:rPr>
-        <w:t xml:space="preserve"> Query</w:t>
+        <w:t>🔍 Your Query</w:t>
       </w:r>
     </w:p>
     <w:p>
@@ -31811,8 +30715,8 @@
           <w:szCs w:val="24"/>
           <w:lang w:eastAsia="en-IN"/>
         </w:rPr>
-        <w:pict>
-          <v:rect id="_x0000_i1085" style="width:0;height:1.5pt" o:hralign="center" o:hrstd="t" o:hr="t" fillcolor="#a0a0a0" stroked="f"/>
+        <w:pict w14:anchorId="784AECC3">
+          <v:rect id="_x0000_i1093" style="width:0;height:1.5pt" o:hralign="center" o:hrstd="t" o:hr="t" fillcolor="#a0a0a0" stroked="f"/>
         </w:pict>
       </w:r>
     </w:p>
@@ -31840,7 +30744,6 @@
           <w:szCs w:val="48"/>
           <w:lang w:eastAsia="en-IN"/>
         </w:rPr>
-        <w:lastRenderedPageBreak/>
         <w:t xml:space="preserve"> STEP-BY-STEP EXECUTION</w:t>
       </w:r>
     </w:p>
@@ -31861,8 +30764,8 @@
           <w:szCs w:val="24"/>
           <w:lang w:eastAsia="en-IN"/>
         </w:rPr>
-        <w:pict>
-          <v:rect id="_x0000_i1086" style="width:0;height:1.5pt" o:hralign="center" o:hrstd="t" o:hr="t" fillcolor="#a0a0a0" stroked="f"/>
+        <w:pict w14:anchorId="6D69EBC0">
+          <v:rect id="_x0000_i1094" style="width:0;height:1.5pt" o:hralign="center" o:hrstd="t" o:hr="t" fillcolor="#a0a0a0" stroked="f"/>
         </w:pict>
       </w:r>
     </w:p>
@@ -31899,31 +30802,7 @@
           <w:szCs w:val="20"/>
           <w:lang w:eastAsia="en-IN"/>
         </w:rPr>
-        <w:t xml:space="preserve">FROM </w:t>
-      </w:r>
-      <w:proofErr w:type="gramStart"/>
-      <w:r>
-        <w:rPr>
-          <w:rFonts w:ascii="Courier New" w:eastAsia="Times New Roman" w:hAnsi="Courier New" w:cs="Courier New"/>
-          <w:b/>
-          <w:bCs/>
-          <w:sz w:val="20"/>
-          <w:szCs w:val="20"/>
-          <w:lang w:eastAsia="en-IN"/>
-        </w:rPr>
-        <w:t>customers</w:t>
-      </w:r>
-      <w:proofErr w:type="gramEnd"/>
-      <w:r>
-        <w:rPr>
-          <w:rFonts w:ascii="Courier New" w:eastAsia="Times New Roman" w:hAnsi="Courier New" w:cs="Courier New"/>
-          <w:b/>
-          <w:bCs/>
-          <w:sz w:val="20"/>
-          <w:szCs w:val="20"/>
-          <w:lang w:eastAsia="en-IN"/>
-        </w:rPr>
-        <w:t xml:space="preserve"> c</w:t>
+        <w:t>FROM customers c</w:t>
       </w:r>
     </w:p>
     <w:p>
@@ -32099,7 +30978,6 @@
                 <w:lang w:eastAsia="en-IN"/>
               </w:rPr>
             </w:pPr>
-            <w:proofErr w:type="spellStart"/>
             <w:r>
               <w:rPr>
                 <w:rFonts w:ascii="Times New Roman" w:eastAsia="Times New Roman" w:hAnsi="Times New Roman" w:cs="Times New Roman"/>
@@ -32109,7 +30987,6 @@
               </w:rPr>
               <w:t>Amit</w:t>
             </w:r>
-            <w:proofErr w:type="spellEnd"/>
           </w:p>
         </w:tc>
       </w:tr>
@@ -32160,7 +31037,6 @@
                 <w:lang w:eastAsia="en-IN"/>
               </w:rPr>
             </w:pPr>
-            <w:proofErr w:type="spellStart"/>
             <w:r>
               <w:rPr>
                 <w:rFonts w:ascii="Times New Roman" w:eastAsia="Times New Roman" w:hAnsi="Times New Roman" w:cs="Times New Roman"/>
@@ -32170,7 +31046,6 @@
               </w:rPr>
               <w:t>Neha</w:t>
             </w:r>
-            <w:proofErr w:type="spellEnd"/>
           </w:p>
         </w:tc>
       </w:tr>
@@ -32280,7 +31155,6 @@
                 <w:lang w:eastAsia="en-IN"/>
               </w:rPr>
             </w:pPr>
-            <w:proofErr w:type="spellStart"/>
             <w:r>
               <w:rPr>
                 <w:rFonts w:ascii="Times New Roman" w:eastAsia="Times New Roman" w:hAnsi="Times New Roman" w:cs="Times New Roman"/>
@@ -32290,7 +31164,6 @@
               </w:rPr>
               <w:t>Priya</w:t>
             </w:r>
-            <w:proofErr w:type="spellEnd"/>
           </w:p>
         </w:tc>
       </w:tr>
@@ -32312,8 +31185,8 @@
           <w:szCs w:val="24"/>
           <w:lang w:eastAsia="en-IN"/>
         </w:rPr>
-        <w:pict>
-          <v:rect id="_x0000_i1087" style="width:0;height:1.5pt" o:hralign="center" o:hrstd="t" o:hr="t" fillcolor="#a0a0a0" stroked="f"/>
+        <w:pict w14:anchorId="138608C8">
+          <v:rect id="_x0000_i1095" style="width:0;height:1.5pt" o:hralign="center" o:hrstd="t" o:hr="t" fillcolor="#a0a0a0" stroked="f"/>
         </w:pict>
       </w:r>
     </w:p>
@@ -32559,7 +31432,6 @@
                 <w:lang w:eastAsia="en-IN"/>
               </w:rPr>
             </w:pPr>
-            <w:proofErr w:type="spellStart"/>
             <w:r>
               <w:rPr>
                 <w:rFonts w:ascii="Times New Roman" w:eastAsia="Times New Roman" w:hAnsi="Times New Roman" w:cs="Times New Roman"/>
@@ -32571,7 +31443,6 @@
               </w:rPr>
               <w:t>order_id</w:t>
             </w:r>
-            <w:proofErr w:type="spellEnd"/>
           </w:p>
         </w:tc>
         <w:tc>
@@ -32593,7 +31464,6 @@
                 <w:lang w:eastAsia="en-IN"/>
               </w:rPr>
             </w:pPr>
-            <w:proofErr w:type="spellStart"/>
             <w:r>
               <w:rPr>
                 <w:rFonts w:ascii="Times New Roman" w:eastAsia="Times New Roman" w:hAnsi="Times New Roman" w:cs="Times New Roman"/>
@@ -32605,7 +31475,6 @@
               </w:rPr>
               <w:t>customer_id</w:t>
             </w:r>
-            <w:proofErr w:type="spellEnd"/>
           </w:p>
         </w:tc>
         <w:tc>
@@ -32668,6 +31537,7 @@
                 <w:szCs w:val="24"/>
                 <w:lang w:eastAsia="en-IN"/>
               </w:rPr>
+              <w:lastRenderedPageBreak/>
               <w:t>101</w:t>
             </w:r>
           </w:p>
@@ -32913,7 +31783,6 @@
           <w:lang w:eastAsia="en-IN"/>
         </w:rPr>
       </w:pPr>
-      <w:proofErr w:type="gramStart"/>
       <w:r>
         <w:rPr>
           <w:rFonts w:ascii="Times New Roman" w:eastAsia="Times New Roman" w:hAnsi="Times New Roman" w:cs="Times New Roman"/>
@@ -32923,19 +31792,7 @@
           <w:szCs w:val="27"/>
           <w:lang w:eastAsia="en-IN"/>
         </w:rPr>
-        <w:t>Result after INNER JOIN</w:t>
-      </w:r>
-      <w:proofErr w:type="gramEnd"/>
-      <w:r>
-        <w:rPr>
-          <w:rFonts w:ascii="Times New Roman" w:eastAsia="Times New Roman" w:hAnsi="Times New Roman" w:cs="Times New Roman"/>
-          <w:b/>
-          <w:bCs/>
-          <w:sz w:val="27"/>
-          <w:szCs w:val="27"/>
-          <w:lang w:eastAsia="en-IN"/>
-        </w:rPr>
-        <w:t>:</w:t>
+        <w:t>Result after INNER JOIN:</w:t>
       </w:r>
     </w:p>
     <w:tbl>
@@ -33137,7 +31994,6 @@
                 <w:lang w:eastAsia="en-IN"/>
               </w:rPr>
             </w:pPr>
-            <w:proofErr w:type="spellStart"/>
             <w:r>
               <w:rPr>
                 <w:rFonts w:ascii="Times New Roman" w:eastAsia="Times New Roman" w:hAnsi="Times New Roman" w:cs="Times New Roman"/>
@@ -33147,7 +32003,6 @@
               </w:rPr>
               <w:t>Amit</w:t>
             </w:r>
-            <w:proofErr w:type="spellEnd"/>
           </w:p>
         </w:tc>
         <w:tc>
@@ -33252,7 +32107,6 @@
                 <w:lang w:eastAsia="en-IN"/>
               </w:rPr>
             </w:pPr>
-            <w:proofErr w:type="spellStart"/>
             <w:r>
               <w:rPr>
                 <w:rFonts w:ascii="Times New Roman" w:eastAsia="Times New Roman" w:hAnsi="Times New Roman" w:cs="Times New Roman"/>
@@ -33262,7 +32116,6 @@
               </w:rPr>
               <w:t>Neha</w:t>
             </w:r>
-            <w:proofErr w:type="spellEnd"/>
           </w:p>
         </w:tc>
         <w:tc>
@@ -33367,7 +32220,6 @@
                 <w:lang w:eastAsia="en-IN"/>
               </w:rPr>
             </w:pPr>
-            <w:proofErr w:type="spellStart"/>
             <w:r>
               <w:rPr>
                 <w:rFonts w:ascii="Times New Roman" w:eastAsia="Times New Roman" w:hAnsi="Times New Roman" w:cs="Times New Roman"/>
@@ -33377,7 +32229,6 @@
               </w:rPr>
               <w:t>Priya</w:t>
             </w:r>
-            <w:proofErr w:type="spellEnd"/>
           </w:p>
         </w:tc>
         <w:tc>
@@ -33473,8 +32324,8 @@
           <w:szCs w:val="24"/>
           <w:lang w:eastAsia="en-IN"/>
         </w:rPr>
-        <w:pict>
-          <v:rect id="_x0000_i1088" style="width:0;height:1.5pt" o:hralign="center" o:hrstd="t" o:hr="t" fillcolor="#a0a0a0" stroked="f"/>
+        <w:pict w14:anchorId="180BA704">
+          <v:rect id="_x0000_i1096" style="width:0;height:1.5pt" o:hralign="center" o:hrstd="t" o:hr="t" fillcolor="#a0a0a0" stroked="f"/>
         </w:pict>
       </w:r>
     </w:p>
@@ -33625,7 +32476,6 @@
           <w:szCs w:val="20"/>
           <w:lang w:eastAsia="en-IN"/>
         </w:rPr>
-        <w:lastRenderedPageBreak/>
         <w:t>AND o2.product = 'B'</w:t>
       </w:r>
     </w:p>
@@ -33690,7 +32540,6 @@
                 <w:lang w:eastAsia="en-IN"/>
               </w:rPr>
             </w:pPr>
-            <w:proofErr w:type="spellStart"/>
             <w:r>
               <w:rPr>
                 <w:rFonts w:ascii="Times New Roman" w:eastAsia="Times New Roman" w:hAnsi="Times New Roman" w:cs="Times New Roman"/>
@@ -33702,7 +32551,6 @@
               </w:rPr>
               <w:t>order_id</w:t>
             </w:r>
-            <w:proofErr w:type="spellEnd"/>
           </w:p>
         </w:tc>
         <w:tc>
@@ -33724,7 +32572,6 @@
                 <w:lang w:eastAsia="en-IN"/>
               </w:rPr>
             </w:pPr>
-            <w:proofErr w:type="spellStart"/>
             <w:r>
               <w:rPr>
                 <w:rFonts w:ascii="Times New Roman" w:eastAsia="Times New Roman" w:hAnsi="Times New Roman" w:cs="Times New Roman"/>
@@ -33736,7 +32583,6 @@
               </w:rPr>
               <w:t>customer_id</w:t>
             </w:r>
-            <w:proofErr w:type="spellEnd"/>
           </w:p>
         </w:tc>
         <w:tc>
@@ -34202,7 +33048,6 @@
                 <w:lang w:eastAsia="en-IN"/>
               </w:rPr>
             </w:pPr>
-            <w:proofErr w:type="spellStart"/>
             <w:r>
               <w:rPr>
                 <w:rFonts w:ascii="Times New Roman" w:eastAsia="Times New Roman" w:hAnsi="Times New Roman" w:cs="Times New Roman"/>
@@ -34212,7 +33057,6 @@
               </w:rPr>
               <w:t>Amit</w:t>
             </w:r>
-            <w:proofErr w:type="spellEnd"/>
           </w:p>
         </w:tc>
         <w:tc>
@@ -34344,7 +33188,6 @@
                 <w:lang w:eastAsia="en-IN"/>
               </w:rPr>
             </w:pPr>
-            <w:proofErr w:type="spellStart"/>
             <w:r>
               <w:rPr>
                 <w:rFonts w:ascii="Times New Roman" w:eastAsia="Times New Roman" w:hAnsi="Times New Roman" w:cs="Times New Roman"/>
@@ -34354,7 +33197,6 @@
               </w:rPr>
               <w:t>Neha</w:t>
             </w:r>
-            <w:proofErr w:type="spellEnd"/>
           </w:p>
         </w:tc>
         <w:tc>
@@ -34488,7 +33330,6 @@
                 <w:lang w:eastAsia="en-IN"/>
               </w:rPr>
             </w:pPr>
-            <w:proofErr w:type="spellStart"/>
             <w:r>
               <w:rPr>
                 <w:rFonts w:ascii="Times New Roman" w:eastAsia="Times New Roman" w:hAnsi="Times New Roman" w:cs="Times New Roman"/>
@@ -34498,7 +33339,6 @@
               </w:rPr>
               <w:t>Priya</w:t>
             </w:r>
-            <w:proofErr w:type="spellEnd"/>
           </w:p>
         </w:tc>
         <w:tc>
@@ -34620,25 +33460,14 @@
           <w:lang w:eastAsia="en-IN"/>
         </w:rPr>
       </w:pPr>
-      <w:proofErr w:type="spellStart"/>
-      <w:r>
-        <w:rPr>
-          <w:rFonts w:ascii="Times New Roman" w:eastAsia="Times New Roman" w:hAnsi="Times New Roman" w:cs="Times New Roman"/>
-          <w:sz w:val="24"/>
-          <w:szCs w:val="24"/>
-          <w:lang w:eastAsia="en-IN"/>
-        </w:rPr>
-        <w:t>Amit</w:t>
-      </w:r>
-      <w:proofErr w:type="spellEnd"/>
-      <w:r>
-        <w:rPr>
-          <w:rFonts w:ascii="Times New Roman" w:eastAsia="Times New Roman" w:hAnsi="Times New Roman" w:cs="Times New Roman"/>
-          <w:sz w:val="24"/>
-          <w:szCs w:val="24"/>
-          <w:lang w:eastAsia="en-IN"/>
-        </w:rPr>
-        <w:t xml:space="preserve"> → has B → matched</w:t>
+      <w:r>
+        <w:rPr>
+          <w:rFonts w:ascii="Times New Roman" w:eastAsia="Times New Roman" w:hAnsi="Times New Roman" w:cs="Times New Roman"/>
+          <w:sz w:val="24"/>
+          <w:szCs w:val="24"/>
+          <w:lang w:eastAsia="en-IN"/>
+        </w:rPr>
+        <w:t>Amit → has B → matched</w:t>
       </w:r>
     </w:p>
     <w:p>
@@ -34655,25 +33484,14 @@
           <w:lang w:eastAsia="en-IN"/>
         </w:rPr>
       </w:pPr>
-      <w:proofErr w:type="spellStart"/>
-      <w:r>
-        <w:rPr>
-          <w:rFonts w:ascii="Times New Roman" w:eastAsia="Times New Roman" w:hAnsi="Times New Roman" w:cs="Times New Roman"/>
-          <w:sz w:val="24"/>
-          <w:szCs w:val="24"/>
-          <w:lang w:eastAsia="en-IN"/>
-        </w:rPr>
-        <w:t>Neha</w:t>
-      </w:r>
-      <w:proofErr w:type="spellEnd"/>
-      <w:r>
-        <w:rPr>
-          <w:rFonts w:ascii="Times New Roman" w:eastAsia="Times New Roman" w:hAnsi="Times New Roman" w:cs="Times New Roman"/>
-          <w:sz w:val="24"/>
-          <w:szCs w:val="24"/>
-          <w:lang w:eastAsia="en-IN"/>
-        </w:rPr>
-        <w:t xml:space="preserve"> → no B → NULL</w:t>
+      <w:r>
+        <w:rPr>
+          <w:rFonts w:ascii="Times New Roman" w:eastAsia="Times New Roman" w:hAnsi="Times New Roman" w:cs="Times New Roman"/>
+          <w:sz w:val="24"/>
+          <w:szCs w:val="24"/>
+          <w:lang w:eastAsia="en-IN"/>
+        </w:rPr>
+        <w:t>Neha → no B → NULL</w:t>
       </w:r>
     </w:p>
     <w:p>
@@ -34690,46 +33508,35 @@
           <w:lang w:eastAsia="en-IN"/>
         </w:rPr>
       </w:pPr>
-      <w:proofErr w:type="spellStart"/>
-      <w:r>
-        <w:rPr>
-          <w:rFonts w:ascii="Times New Roman" w:eastAsia="Times New Roman" w:hAnsi="Times New Roman" w:cs="Times New Roman"/>
-          <w:sz w:val="24"/>
-          <w:szCs w:val="24"/>
-          <w:lang w:eastAsia="en-IN"/>
-        </w:rPr>
-        <w:t>Priya</w:t>
-      </w:r>
-      <w:proofErr w:type="spellEnd"/>
-      <w:r>
-        <w:rPr>
-          <w:rFonts w:ascii="Times New Roman" w:eastAsia="Times New Roman" w:hAnsi="Times New Roman" w:cs="Times New Roman"/>
-          <w:sz w:val="24"/>
-          <w:szCs w:val="24"/>
-          <w:lang w:eastAsia="en-IN"/>
-        </w:rPr>
-        <w:t xml:space="preserve"> → no B → NULL</w:t>
-      </w:r>
-    </w:p>
-    <w:p>
-      <w:pPr>
-        <w:spacing w:after="0" w:line="240" w:lineRule="auto"/>
-        <w:rPr>
-          <w:rFonts w:ascii="Times New Roman" w:eastAsia="Times New Roman" w:hAnsi="Times New Roman" w:cs="Times New Roman"/>
-          <w:sz w:val="24"/>
-          <w:szCs w:val="24"/>
-          <w:lang w:eastAsia="en-IN"/>
-        </w:rPr>
-      </w:pPr>
-      <w:r>
-        <w:rPr>
-          <w:rFonts w:ascii="Times New Roman" w:eastAsia="Times New Roman" w:hAnsi="Times New Roman" w:cs="Times New Roman"/>
-          <w:sz w:val="24"/>
-          <w:szCs w:val="24"/>
-          <w:lang w:eastAsia="en-IN"/>
-        </w:rPr>
-        <w:pict>
-          <v:rect id="_x0000_i1089" style="width:0;height:1.5pt" o:hralign="center" o:hrstd="t" o:hr="t" fillcolor="#a0a0a0" stroked="f"/>
+      <w:r>
+        <w:rPr>
+          <w:rFonts w:ascii="Times New Roman" w:eastAsia="Times New Roman" w:hAnsi="Times New Roman" w:cs="Times New Roman"/>
+          <w:sz w:val="24"/>
+          <w:szCs w:val="24"/>
+          <w:lang w:eastAsia="en-IN"/>
+        </w:rPr>
+        <w:t>Priya → no B → NULL</w:t>
+      </w:r>
+    </w:p>
+    <w:p>
+      <w:pPr>
+        <w:spacing w:after="0" w:line="240" w:lineRule="auto"/>
+        <w:rPr>
+          <w:rFonts w:ascii="Times New Roman" w:eastAsia="Times New Roman" w:hAnsi="Times New Roman" w:cs="Times New Roman"/>
+          <w:sz w:val="24"/>
+          <w:szCs w:val="24"/>
+          <w:lang w:eastAsia="en-IN"/>
+        </w:rPr>
+      </w:pPr>
+      <w:r>
+        <w:rPr>
+          <w:rFonts w:ascii="Times New Roman" w:eastAsia="Times New Roman" w:hAnsi="Times New Roman" w:cs="Times New Roman"/>
+          <w:sz w:val="24"/>
+          <w:szCs w:val="24"/>
+          <w:lang w:eastAsia="en-IN"/>
+        </w:rPr>
+        <w:pict w14:anchorId="12130D70">
+          <v:rect id="_x0000_i1097" style="width:0;height:1.5pt" o:hralign="center" o:hrstd="t" o:hr="t" fillcolor="#a0a0a0" stroked="f"/>
         </w:pict>
       </w:r>
     </w:p>
@@ -34804,6 +33611,7 @@
           <w:szCs w:val="20"/>
           <w:lang w:eastAsia="en-IN"/>
         </w:rPr>
+        <w:lastRenderedPageBreak/>
         <w:t>WHERE o2.order_id IS NULL</w:t>
       </w:r>
     </w:p>
@@ -34985,7 +33793,6 @@
                 <w:lang w:eastAsia="en-IN"/>
               </w:rPr>
             </w:pPr>
-            <w:proofErr w:type="spellStart"/>
             <w:r>
               <w:rPr>
                 <w:rFonts w:ascii="Times New Roman" w:eastAsia="Times New Roman" w:hAnsi="Times New Roman" w:cs="Times New Roman"/>
@@ -34995,7 +33802,6 @@
               </w:rPr>
               <w:t>Neha</w:t>
             </w:r>
-            <w:proofErr w:type="spellEnd"/>
           </w:p>
         </w:tc>
       </w:tr>
@@ -35046,7 +33852,6 @@
                 <w:lang w:eastAsia="en-IN"/>
               </w:rPr>
             </w:pPr>
-            <w:proofErr w:type="spellStart"/>
             <w:r>
               <w:rPr>
                 <w:rFonts w:ascii="Times New Roman" w:eastAsia="Times New Roman" w:hAnsi="Times New Roman" w:cs="Times New Roman"/>
@@ -35056,7 +33861,6 @@
               </w:rPr>
               <w:t>Priya</w:t>
             </w:r>
-            <w:proofErr w:type="spellEnd"/>
           </w:p>
         </w:tc>
       </w:tr>
@@ -35078,8 +33882,8 @@
           <w:szCs w:val="24"/>
           <w:lang w:eastAsia="en-IN"/>
         </w:rPr>
-        <w:pict>
-          <v:rect id="_x0000_i1090" style="width:0;height:1.5pt" o:hralign="center" o:hrstd="t" o:hr="t" fillcolor="#a0a0a0" stroked="f"/>
+        <w:pict w14:anchorId="7FF73203">
+          <v:rect id="_x0000_i1098" style="width:0;height:1.5pt" o:hralign="center" o:hrstd="t" o:hr="t" fillcolor="#a0a0a0" stroked="f"/>
         </w:pict>
       </w:r>
     </w:p>
@@ -35274,8 +34078,8 @@
           <w:szCs w:val="24"/>
           <w:lang w:eastAsia="en-IN"/>
         </w:rPr>
-        <w:pict>
-          <v:rect id="_x0000_i1091" style="width:0;height:1.5pt" o:hralign="center" o:hrstd="t" o:hr="t" fillcolor="#a0a0a0" stroked="f"/>
+        <w:pict w14:anchorId="4946A35C">
+          <v:rect id="_x0000_i1099" style="width:0;height:1.5pt" o:hralign="center" o:hrstd="t" o:hr="t" fillcolor="#a0a0a0" stroked="f"/>
         </w:pict>
       </w:r>
     </w:p>
@@ -35303,7 +34107,6 @@
           <w:szCs w:val="48"/>
           <w:lang w:eastAsia="en-IN"/>
         </w:rPr>
-        <w:lastRenderedPageBreak/>
         <w:t xml:space="preserve"> FINAL ANSWER IN WORDS</w:t>
       </w:r>
     </w:p>
@@ -35326,31 +34129,7 @@
           <w:szCs w:val="24"/>
           <w:lang w:eastAsia="en-IN"/>
         </w:rPr>
-        <w:t xml:space="preserve">Customers who ordered product </w:t>
-      </w:r>
-      <w:proofErr w:type="gramStart"/>
-      <w:r>
-        <w:rPr>
-          <w:rFonts w:ascii="Times New Roman" w:eastAsia="Times New Roman" w:hAnsi="Times New Roman" w:cs="Times New Roman"/>
-          <w:b/>
-          <w:bCs/>
-          <w:sz w:val="24"/>
-          <w:szCs w:val="24"/>
-          <w:lang w:eastAsia="en-IN"/>
-        </w:rPr>
-        <w:t>A</w:t>
-      </w:r>
-      <w:proofErr w:type="gramEnd"/>
-      <w:r>
-        <w:rPr>
-          <w:rFonts w:ascii="Times New Roman" w:eastAsia="Times New Roman" w:hAnsi="Times New Roman" w:cs="Times New Roman"/>
-          <w:b/>
-          <w:bCs/>
-          <w:sz w:val="24"/>
-          <w:szCs w:val="24"/>
-          <w:lang w:eastAsia="en-IN"/>
-        </w:rPr>
-        <w:t xml:space="preserve"> but never ordered product B</w:t>
+        <w:t>Customers who ordered product A but never ordered product B</w:t>
       </w:r>
     </w:p>
     <w:p>
@@ -35379,27 +34158,7 @@
           <w:szCs w:val="24"/>
           <w:lang w:eastAsia="en-IN"/>
         </w:rPr>
-        <w:t xml:space="preserve"> </w:t>
-      </w:r>
-      <w:proofErr w:type="spellStart"/>
-      <w:r>
-        <w:rPr>
-          <w:rFonts w:ascii="Times New Roman" w:eastAsia="Times New Roman" w:hAnsi="Times New Roman" w:cs="Times New Roman"/>
-          <w:sz w:val="24"/>
-          <w:szCs w:val="24"/>
-          <w:lang w:eastAsia="en-IN"/>
-        </w:rPr>
-        <w:t>Neha</w:t>
-      </w:r>
-      <w:proofErr w:type="spellEnd"/>
-      <w:r>
-        <w:rPr>
-          <w:rFonts w:ascii="Times New Roman" w:eastAsia="Times New Roman" w:hAnsi="Times New Roman" w:cs="Times New Roman"/>
-          <w:sz w:val="24"/>
-          <w:szCs w:val="24"/>
-          <w:lang w:eastAsia="en-IN"/>
-        </w:rPr>
-        <w:t xml:space="preserve"> → A only</w:t>
+        <w:t xml:space="preserve"> Neha → A only</w:t>
       </w:r>
       <w:r>
         <w:rPr>
@@ -35426,27 +34185,7 @@
           <w:szCs w:val="24"/>
           <w:lang w:eastAsia="en-IN"/>
         </w:rPr>
-        <w:t xml:space="preserve"> </w:t>
-      </w:r>
-      <w:proofErr w:type="spellStart"/>
-      <w:r>
-        <w:rPr>
-          <w:rFonts w:ascii="Times New Roman" w:eastAsia="Times New Roman" w:hAnsi="Times New Roman" w:cs="Times New Roman"/>
-          <w:sz w:val="24"/>
-          <w:szCs w:val="24"/>
-          <w:lang w:eastAsia="en-IN"/>
-        </w:rPr>
-        <w:t>Priya</w:t>
-      </w:r>
-      <w:proofErr w:type="spellEnd"/>
-      <w:r>
-        <w:rPr>
-          <w:rFonts w:ascii="Times New Roman" w:eastAsia="Times New Roman" w:hAnsi="Times New Roman" w:cs="Times New Roman"/>
-          <w:sz w:val="24"/>
-          <w:szCs w:val="24"/>
-          <w:lang w:eastAsia="en-IN"/>
-        </w:rPr>
-        <w:t xml:space="preserve"> → A only</w:t>
+        <w:t xml:space="preserve"> Priya → A only</w:t>
       </w:r>
       <w:r>
         <w:rPr>
@@ -35456,27 +34195,7 @@
           <w:lang w:eastAsia="en-IN"/>
         </w:rPr>
         <w:br/>
-        <w:t xml:space="preserve">❌ </w:t>
-      </w:r>
-      <w:proofErr w:type="spellStart"/>
-      <w:r>
-        <w:rPr>
-          <w:rFonts w:ascii="Times New Roman" w:eastAsia="Times New Roman" w:hAnsi="Times New Roman" w:cs="Times New Roman"/>
-          <w:sz w:val="24"/>
-          <w:szCs w:val="24"/>
-          <w:lang w:eastAsia="en-IN"/>
-        </w:rPr>
-        <w:t>Amit</w:t>
-      </w:r>
-      <w:proofErr w:type="spellEnd"/>
-      <w:r>
-        <w:rPr>
-          <w:rFonts w:ascii="Times New Roman" w:eastAsia="Times New Roman" w:hAnsi="Times New Roman" w:cs="Times New Roman"/>
-          <w:sz w:val="24"/>
-          <w:szCs w:val="24"/>
-          <w:lang w:eastAsia="en-IN"/>
-        </w:rPr>
-        <w:t xml:space="preserve"> → ordered A and B</w:t>
+        <w:t>❌ Amit → ordered A and B</w:t>
       </w:r>
       <w:r>
         <w:rPr>
@@ -35506,8 +34225,8 @@
           <w:szCs w:val="24"/>
           <w:lang w:eastAsia="en-IN"/>
         </w:rPr>
-        <w:pict>
-          <v:rect id="_x0000_i1092" style="width:0;height:1.5pt" o:hralign="center" o:hrstd="t" o:hr="t" fillcolor="#a0a0a0" stroked="f"/>
+        <w:pict w14:anchorId="35F5ED72">
+          <v:rect id="_x0000_i1100" style="width:0;height:1.5pt" o:hralign="center" o:hrstd="t" o:hr="t" fillcolor="#a0a0a0" stroked="f"/>
         </w:pict>
       </w:r>
     </w:p>
@@ -35577,29 +34296,16 @@
         </w:rPr>
         <w:t xml:space="preserve">If a customer orders product </w:t>
       </w:r>
-      <w:proofErr w:type="gramStart"/>
-      <w:r>
-        <w:rPr>
-          <w:rFonts w:ascii="Times New Roman" w:eastAsia="Times New Roman" w:hAnsi="Times New Roman" w:cs="Times New Roman"/>
-          <w:b/>
-          <w:bCs/>
-          <w:sz w:val="24"/>
-          <w:szCs w:val="24"/>
-          <w:lang w:eastAsia="en-IN"/>
-        </w:rPr>
-        <w:t>A</w:t>
-      </w:r>
-      <w:proofErr w:type="gramEnd"/>
-      <w:r>
-        <w:rPr>
-          <w:rFonts w:ascii="Times New Roman" w:eastAsia="Times New Roman" w:hAnsi="Times New Roman" w:cs="Times New Roman"/>
-          <w:b/>
-          <w:bCs/>
-          <w:sz w:val="24"/>
-          <w:szCs w:val="24"/>
-          <w:lang w:eastAsia="en-IN"/>
-        </w:rPr>
-        <w:t xml:space="preserve"> multiple times</w:t>
+      <w:r>
+        <w:rPr>
+          <w:rFonts w:ascii="Times New Roman" w:eastAsia="Times New Roman" w:hAnsi="Times New Roman" w:cs="Times New Roman"/>
+          <w:b/>
+          <w:bCs/>
+          <w:sz w:val="24"/>
+          <w:szCs w:val="24"/>
+          <w:lang w:eastAsia="en-IN"/>
+        </w:rPr>
+        <w:t>A multiple times</w:t>
       </w:r>
       <w:r>
         <w:rPr>
@@ -35679,46 +34385,35 @@
           <w:lang w:eastAsia="en-IN"/>
         </w:rPr>
       </w:pPr>
-      <w:proofErr w:type="spellStart"/>
-      <w:r>
-        <w:rPr>
-          <w:rFonts w:ascii="Courier New" w:eastAsia="Times New Roman" w:hAnsi="Courier New" w:cs="Courier New"/>
-          <w:sz w:val="20"/>
-          <w:szCs w:val="20"/>
-          <w:lang w:eastAsia="en-IN"/>
-        </w:rPr>
-        <w:t>Neha</w:t>
-      </w:r>
-      <w:proofErr w:type="spellEnd"/>
-      <w:r>
-        <w:rPr>
-          <w:rFonts w:ascii="Courier New" w:eastAsia="Times New Roman" w:hAnsi="Courier New" w:cs="Courier New"/>
-          <w:sz w:val="20"/>
-          <w:szCs w:val="20"/>
-          <w:lang w:eastAsia="en-IN"/>
-        </w:rPr>
-        <w:t xml:space="preserve"> orders A twice → 2 rows → DISTINCT removes duplicates</w:t>
-      </w:r>
-    </w:p>
-    <w:p>
-      <w:pPr>
-        <w:spacing w:after="0" w:line="240" w:lineRule="auto"/>
-        <w:rPr>
-          <w:rFonts w:ascii="Times New Roman" w:eastAsia="Times New Roman" w:hAnsi="Times New Roman" w:cs="Times New Roman"/>
-          <w:sz w:val="24"/>
-          <w:szCs w:val="24"/>
-          <w:lang w:eastAsia="en-IN"/>
-        </w:rPr>
-      </w:pPr>
-      <w:r>
-        <w:rPr>
-          <w:rFonts w:ascii="Times New Roman" w:eastAsia="Times New Roman" w:hAnsi="Times New Roman" w:cs="Times New Roman"/>
-          <w:sz w:val="24"/>
-          <w:szCs w:val="24"/>
-          <w:lang w:eastAsia="en-IN"/>
-        </w:rPr>
-        <w:pict>
-          <v:rect id="_x0000_i1093" style="width:0;height:1.5pt" o:hralign="center" o:hrstd="t" o:hr="t" fillcolor="#a0a0a0" stroked="f"/>
+      <w:r>
+        <w:rPr>
+          <w:rFonts w:ascii="Courier New" w:eastAsia="Times New Roman" w:hAnsi="Courier New" w:cs="Courier New"/>
+          <w:sz w:val="20"/>
+          <w:szCs w:val="20"/>
+          <w:lang w:eastAsia="en-IN"/>
+        </w:rPr>
+        <w:t>Neha orders A twice → 2 rows → DISTINCT removes duplicates</w:t>
+      </w:r>
+    </w:p>
+    <w:p>
+      <w:pPr>
+        <w:spacing w:after="0" w:line="240" w:lineRule="auto"/>
+        <w:rPr>
+          <w:rFonts w:ascii="Times New Roman" w:eastAsia="Times New Roman" w:hAnsi="Times New Roman" w:cs="Times New Roman"/>
+          <w:sz w:val="24"/>
+          <w:szCs w:val="24"/>
+          <w:lang w:eastAsia="en-IN"/>
+        </w:rPr>
+      </w:pPr>
+      <w:r>
+        <w:rPr>
+          <w:rFonts w:ascii="Times New Roman" w:eastAsia="Times New Roman" w:hAnsi="Times New Roman" w:cs="Times New Roman"/>
+          <w:sz w:val="24"/>
+          <w:szCs w:val="24"/>
+          <w:lang w:eastAsia="en-IN"/>
+        </w:rPr>
+        <w:pict w14:anchorId="36A2ECE8">
+          <v:rect id="_x0000_i1101" style="width:0;height:1.5pt" o:hralign="center" o:hrstd="t" o:hr="t" fillcolor="#a0a0a0" stroked="f"/>
         </w:pict>
       </w:r>
     </w:p>
@@ -35832,8 +34527,8 @@
           <w:szCs w:val="24"/>
           <w:lang w:eastAsia="en-IN"/>
         </w:rPr>
-        <w:pict>
-          <v:rect id="_x0000_i1094" style="width:0;height:1.5pt" o:hralign="center" o:hrstd="t" o:hr="t" fillcolor="#a0a0a0" stroked="f"/>
+        <w:pict w14:anchorId="2367467E">
+          <v:rect id="_x0000_i1102" style="width:0;height:1.5pt" o:hralign="center" o:hrstd="t" o:hr="t" fillcolor="#a0a0a0" stroked="f"/>
         </w:pict>
       </w:r>
     </w:p>
@@ -35905,48 +34600,7 @@
           <w:szCs w:val="20"/>
           <w:lang w:eastAsia="en-IN"/>
         </w:rPr>
-        <w:lastRenderedPageBreak/>
-        <w:t>orders(</w:t>
-      </w:r>
-      <w:proofErr w:type="spellStart"/>
-      <w:r>
-        <w:rPr>
-          <w:rFonts w:ascii="Courier New" w:eastAsia="Times New Roman" w:hAnsi="Courier New" w:cs="Courier New"/>
-          <w:sz w:val="20"/>
-          <w:szCs w:val="20"/>
-          <w:lang w:eastAsia="en-IN"/>
-        </w:rPr>
-        <w:t>customer_id</w:t>
-      </w:r>
-      <w:proofErr w:type="spellEnd"/>
-      <w:r>
-        <w:rPr>
-          <w:rFonts w:ascii="Courier New" w:eastAsia="Times New Roman" w:hAnsi="Courier New" w:cs="Courier New"/>
-          <w:sz w:val="20"/>
-          <w:szCs w:val="20"/>
-          <w:lang w:eastAsia="en-IN"/>
-        </w:rPr>
-        <w:t xml:space="preserve">, </w:t>
-      </w:r>
-      <w:proofErr w:type="spellStart"/>
-      <w:r>
-        <w:rPr>
-          <w:rFonts w:ascii="Courier New" w:eastAsia="Times New Roman" w:hAnsi="Courier New" w:cs="Courier New"/>
-          <w:sz w:val="20"/>
-          <w:szCs w:val="20"/>
-          <w:lang w:eastAsia="en-IN"/>
-        </w:rPr>
-        <w:t>order_date</w:t>
-      </w:r>
-      <w:proofErr w:type="spellEnd"/>
-      <w:r>
-        <w:rPr>
-          <w:rFonts w:ascii="Courier New" w:eastAsia="Times New Roman" w:hAnsi="Courier New" w:cs="Courier New"/>
-          <w:sz w:val="20"/>
-          <w:szCs w:val="20"/>
-          <w:lang w:eastAsia="en-IN"/>
-        </w:rPr>
-        <w:t>)</w:t>
+        <w:t>orders(customer_id, order_date)</w:t>
       </w:r>
     </w:p>
     <w:p>
@@ -36009,19 +34663,8 @@
           <w:szCs w:val="20"/>
           <w:lang w:eastAsia="en-IN"/>
         </w:rPr>
-        <w:t xml:space="preserve">SELECT </w:t>
-      </w:r>
-      <w:proofErr w:type="spellStart"/>
-      <w:r>
-        <w:rPr>
-          <w:rFonts w:ascii="Courier New" w:eastAsia="Times New Roman" w:hAnsi="Courier New" w:cs="Courier New"/>
-          <w:sz w:val="20"/>
-          <w:szCs w:val="20"/>
-          <w:lang w:eastAsia="en-IN"/>
-        </w:rPr>
-        <w:t>customer_id</w:t>
-      </w:r>
-      <w:proofErr w:type="spellEnd"/>
+        <w:t>SELECT customer_id</w:t>
+      </w:r>
     </w:p>
     <w:p>
       <w:pPr>
@@ -36096,27 +34739,7 @@
           <w:szCs w:val="20"/>
           <w:lang w:eastAsia="en-IN"/>
         </w:rPr>
-        <w:t xml:space="preserve">WHERE </w:t>
-      </w:r>
-      <w:proofErr w:type="spellStart"/>
-      <w:r>
-        <w:rPr>
-          <w:rFonts w:ascii="Courier New" w:eastAsia="Times New Roman" w:hAnsi="Courier New" w:cs="Courier New"/>
-          <w:sz w:val="20"/>
-          <w:szCs w:val="20"/>
-          <w:lang w:eastAsia="en-IN"/>
-        </w:rPr>
-        <w:t>order_date</w:t>
-      </w:r>
-      <w:proofErr w:type="spellEnd"/>
-      <w:r>
-        <w:rPr>
-          <w:rFonts w:ascii="Courier New" w:eastAsia="Times New Roman" w:hAnsi="Courier New" w:cs="Courier New"/>
-          <w:sz w:val="20"/>
-          <w:szCs w:val="20"/>
-          <w:lang w:eastAsia="en-IN"/>
-        </w:rPr>
-        <w:t xml:space="preserve"> BETWEEN '2024-01-01' AND '2024-12-31'</w:t>
+        <w:t>WHERE order_date BETWEEN '2024-01-01' AND '2024-12-31'</w:t>
       </w:r>
     </w:p>
     <w:p>
@@ -36154,19 +34777,8 @@
           <w:szCs w:val="20"/>
           <w:lang w:eastAsia="en-IN"/>
         </w:rPr>
-        <w:t xml:space="preserve">GROUP BY </w:t>
-      </w:r>
-      <w:proofErr w:type="spellStart"/>
-      <w:r>
-        <w:rPr>
-          <w:rFonts w:ascii="Courier New" w:eastAsia="Times New Roman" w:hAnsi="Courier New" w:cs="Courier New"/>
-          <w:sz w:val="20"/>
-          <w:szCs w:val="20"/>
-          <w:lang w:eastAsia="en-IN"/>
-        </w:rPr>
-        <w:t>customer_id</w:t>
-      </w:r>
-      <w:proofErr w:type="spellEnd"/>
+        <w:t>GROUP BY customer_id</w:t>
+      </w:r>
     </w:p>
     <w:p>
       <w:pPr>
@@ -36203,47 +34815,7 @@
           <w:szCs w:val="20"/>
           <w:lang w:eastAsia="en-IN"/>
         </w:rPr>
-        <w:t xml:space="preserve">HAVING </w:t>
-      </w:r>
-      <w:proofErr w:type="gramStart"/>
-      <w:r>
-        <w:rPr>
-          <w:rFonts w:ascii="Courier New" w:eastAsia="Times New Roman" w:hAnsi="Courier New" w:cs="Courier New"/>
-          <w:sz w:val="20"/>
-          <w:szCs w:val="20"/>
-          <w:lang w:eastAsia="en-IN"/>
-        </w:rPr>
-        <w:t>COUNT(</w:t>
-      </w:r>
-      <w:proofErr w:type="gramEnd"/>
-      <w:r>
-        <w:rPr>
-          <w:rFonts w:ascii="Courier New" w:eastAsia="Times New Roman" w:hAnsi="Courier New" w:cs="Courier New"/>
-          <w:sz w:val="20"/>
-          <w:szCs w:val="20"/>
-          <w:lang w:eastAsia="en-IN"/>
-        </w:rPr>
-        <w:t xml:space="preserve">DISTINCT DATE_TRUNC('month', </w:t>
-      </w:r>
-      <w:proofErr w:type="spellStart"/>
-      <w:r>
-        <w:rPr>
-          <w:rFonts w:ascii="Courier New" w:eastAsia="Times New Roman" w:hAnsi="Courier New" w:cs="Courier New"/>
-          <w:sz w:val="20"/>
-          <w:szCs w:val="20"/>
-          <w:lang w:eastAsia="en-IN"/>
-        </w:rPr>
-        <w:t>order_date</w:t>
-      </w:r>
-      <w:proofErr w:type="spellEnd"/>
-      <w:r>
-        <w:rPr>
-          <w:rFonts w:ascii="Courier New" w:eastAsia="Times New Roman" w:hAnsi="Courier New" w:cs="Courier New"/>
-          <w:sz w:val="20"/>
-          <w:szCs w:val="20"/>
-          <w:lang w:eastAsia="en-IN"/>
-        </w:rPr>
-        <w:t>)) = 12;</w:t>
+        <w:t>HAVING COUNT(DISTINCT DATE_TRUNC('month', order_date)) = 12;</w:t>
       </w:r>
     </w:p>
     <w:p>
@@ -36308,8 +34880,8 @@
           <w:szCs w:val="24"/>
           <w:lang w:eastAsia="en-IN"/>
         </w:rPr>
-        <w:pict>
-          <v:rect id="_x0000_i1095" style="width:0;height:1.5pt" o:hralign="center" o:hrstd="t" o:hr="t" fillcolor="#a0a0a0" stroked="f"/>
+        <w:pict w14:anchorId="4C080AD1">
+          <v:rect id="_x0000_i1103" style="width:0;height:1.5pt" o:hralign="center" o:hrstd="t" o:hr="t" fillcolor="#a0a0a0" stroked="f"/>
         </w:pict>
       </w:r>
     </w:p>
@@ -36512,59 +35084,8 @@
           <w:szCs w:val="20"/>
           <w:lang w:eastAsia="en-IN"/>
         </w:rPr>
-        <w:t xml:space="preserve">         ROW_</w:t>
-      </w:r>
-      <w:proofErr w:type="gramStart"/>
-      <w:r>
-        <w:rPr>
-          <w:rFonts w:ascii="Courier New" w:eastAsia="Times New Roman" w:hAnsi="Courier New" w:cs="Courier New"/>
-          <w:sz w:val="20"/>
-          <w:szCs w:val="20"/>
-          <w:lang w:eastAsia="en-IN"/>
-        </w:rPr>
-        <w:t>NUMBER(</w:t>
-      </w:r>
-      <w:proofErr w:type="gramEnd"/>
-      <w:r>
-        <w:rPr>
-          <w:rFonts w:ascii="Courier New" w:eastAsia="Times New Roman" w:hAnsi="Courier New" w:cs="Courier New"/>
-          <w:sz w:val="20"/>
-          <w:szCs w:val="20"/>
-          <w:lang w:eastAsia="en-IN"/>
-        </w:rPr>
-        <w:t xml:space="preserve">) OVER (PARTITION BY </w:t>
-      </w:r>
-      <w:proofErr w:type="spellStart"/>
-      <w:r>
-        <w:rPr>
-          <w:rFonts w:ascii="Courier New" w:eastAsia="Times New Roman" w:hAnsi="Courier New" w:cs="Courier New"/>
-          <w:sz w:val="20"/>
-          <w:szCs w:val="20"/>
-          <w:lang w:eastAsia="en-IN"/>
-        </w:rPr>
-        <w:t>customer_id</w:t>
-      </w:r>
-      <w:proofErr w:type="spellEnd"/>
-      <w:r>
-        <w:rPr>
-          <w:rFonts w:ascii="Courier New" w:eastAsia="Times New Roman" w:hAnsi="Courier New" w:cs="Courier New"/>
-          <w:sz w:val="20"/>
-          <w:szCs w:val="20"/>
-          <w:lang w:eastAsia="en-IN"/>
-        </w:rPr>
-        <w:t xml:space="preserve"> ORDER BY amount DESC) </w:t>
-      </w:r>
-      <w:proofErr w:type="spellStart"/>
-      <w:r>
-        <w:rPr>
-          <w:rFonts w:ascii="Courier New" w:eastAsia="Times New Roman" w:hAnsi="Courier New" w:cs="Courier New"/>
-          <w:sz w:val="20"/>
-          <w:szCs w:val="20"/>
-          <w:lang w:eastAsia="en-IN"/>
-        </w:rPr>
-        <w:t>rn</w:t>
-      </w:r>
-      <w:proofErr w:type="spellEnd"/>
+        <w:t xml:space="preserve">         ROW_NUMBER() OVER (PARTITION BY customer_id ORDER BY amount DESC) rn</w:t>
+      </w:r>
     </w:p>
     <w:p>
       <w:pPr>
@@ -36677,27 +35198,7 @@
           <w:szCs w:val="20"/>
           <w:lang w:eastAsia="en-IN"/>
         </w:rPr>
-        <w:t xml:space="preserve">WHERE </w:t>
-      </w:r>
-      <w:proofErr w:type="spellStart"/>
-      <w:r>
-        <w:rPr>
-          <w:rFonts w:ascii="Courier New" w:eastAsia="Times New Roman" w:hAnsi="Courier New" w:cs="Courier New"/>
-          <w:sz w:val="20"/>
-          <w:szCs w:val="20"/>
-          <w:lang w:eastAsia="en-IN"/>
-        </w:rPr>
-        <w:t>rn</w:t>
-      </w:r>
-      <w:proofErr w:type="spellEnd"/>
-      <w:r>
-        <w:rPr>
-          <w:rFonts w:ascii="Courier New" w:eastAsia="Times New Roman" w:hAnsi="Courier New" w:cs="Courier New"/>
-          <w:sz w:val="20"/>
-          <w:szCs w:val="20"/>
-          <w:lang w:eastAsia="en-IN"/>
-        </w:rPr>
-        <w:t xml:space="preserve"> &lt;= 2;</w:t>
+        <w:t>WHERE rn &lt;= 2;</w:t>
       </w:r>
     </w:p>
     <w:p>
@@ -36722,6 +35223,7 @@
           <w:szCs w:val="27"/>
           <w:lang w:eastAsia="en-IN"/>
         </w:rPr>
+        <w:lastRenderedPageBreak/>
         <w:t>What they test</w:t>
       </w:r>
     </w:p>
@@ -36735,46 +35237,35 @@
           <w:lang w:eastAsia="en-IN"/>
         </w:rPr>
       </w:pPr>
-      <w:proofErr w:type="gramStart"/>
-      <w:r>
-        <w:rPr>
-          <w:rFonts w:ascii="Times New Roman" w:eastAsia="Times New Roman" w:hAnsi="Times New Roman" w:cs="Times New Roman"/>
-          <w:sz w:val="24"/>
-          <w:szCs w:val="24"/>
-          <w:lang w:eastAsia="en-IN"/>
-        </w:rPr>
-        <w:t>Window function</w:t>
-      </w:r>
-      <w:proofErr w:type="gramEnd"/>
-      <w:r>
-        <w:rPr>
-          <w:rFonts w:ascii="Times New Roman" w:eastAsia="Times New Roman" w:hAnsi="Times New Roman" w:cs="Times New Roman"/>
-          <w:sz w:val="24"/>
-          <w:szCs w:val="24"/>
-          <w:lang w:eastAsia="en-IN"/>
-        </w:rPr>
-        <w:t xml:space="preserve"> + partition logic.</w:t>
-      </w:r>
-    </w:p>
-    <w:p>
-      <w:pPr>
-        <w:spacing w:after="0" w:line="240" w:lineRule="auto"/>
-        <w:rPr>
-          <w:rFonts w:ascii="Times New Roman" w:eastAsia="Times New Roman" w:hAnsi="Times New Roman" w:cs="Times New Roman"/>
-          <w:sz w:val="24"/>
-          <w:szCs w:val="24"/>
-          <w:lang w:eastAsia="en-IN"/>
-        </w:rPr>
-      </w:pPr>
-      <w:r>
-        <w:rPr>
-          <w:rFonts w:ascii="Times New Roman" w:eastAsia="Times New Roman" w:hAnsi="Times New Roman" w:cs="Times New Roman"/>
-          <w:sz w:val="24"/>
-          <w:szCs w:val="24"/>
-          <w:lang w:eastAsia="en-IN"/>
-        </w:rPr>
-        <w:pict>
-          <v:rect id="_x0000_i1096" style="width:0;height:1.5pt" o:hralign="center" o:hrstd="t" o:hr="t" fillcolor="#a0a0a0" stroked="f"/>
+      <w:r>
+        <w:rPr>
+          <w:rFonts w:ascii="Times New Roman" w:eastAsia="Times New Roman" w:hAnsi="Times New Roman" w:cs="Times New Roman"/>
+          <w:sz w:val="24"/>
+          <w:szCs w:val="24"/>
+          <w:lang w:eastAsia="en-IN"/>
+        </w:rPr>
+        <w:t>Window function + partition logic.</w:t>
+      </w:r>
+    </w:p>
+    <w:p>
+      <w:pPr>
+        <w:spacing w:after="0" w:line="240" w:lineRule="auto"/>
+        <w:rPr>
+          <w:rFonts w:ascii="Times New Roman" w:eastAsia="Times New Roman" w:hAnsi="Times New Roman" w:cs="Times New Roman"/>
+          <w:sz w:val="24"/>
+          <w:szCs w:val="24"/>
+          <w:lang w:eastAsia="en-IN"/>
+        </w:rPr>
+      </w:pPr>
+      <w:r>
+        <w:rPr>
+          <w:rFonts w:ascii="Times New Roman" w:eastAsia="Times New Roman" w:hAnsi="Times New Roman" w:cs="Times New Roman"/>
+          <w:sz w:val="24"/>
+          <w:szCs w:val="24"/>
+          <w:lang w:eastAsia="en-IN"/>
+        </w:rPr>
+        <w:pict w14:anchorId="6B93D2DC">
+          <v:rect id="_x0000_i1104" style="width:0;height:1.5pt" o:hralign="center" o:hrstd="t" o:hr="t" fillcolor="#a0a0a0" stroked="f"/>
         </w:pict>
       </w:r>
     </w:p>
@@ -36933,19 +35424,8 @@
           <w:szCs w:val="20"/>
           <w:lang w:eastAsia="en-IN"/>
         </w:rPr>
-        <w:t xml:space="preserve">SELECT DISTINCT </w:t>
-      </w:r>
-      <w:proofErr w:type="spellStart"/>
-      <w:r>
-        <w:rPr>
-          <w:rFonts w:ascii="Courier New" w:eastAsia="Times New Roman" w:hAnsi="Courier New" w:cs="Courier New"/>
-          <w:sz w:val="20"/>
-          <w:szCs w:val="20"/>
-          <w:lang w:eastAsia="en-IN"/>
-        </w:rPr>
-        <w:t>o.customer_id</w:t>
-      </w:r>
-      <w:proofErr w:type="spellEnd"/>
+        <w:t>SELECT DISTINCT o.customer_id</w:t>
+      </w:r>
     </w:p>
     <w:p>
       <w:pPr>
@@ -37058,39 +35538,8 @@
           <w:szCs w:val="20"/>
           <w:lang w:eastAsia="en-IN"/>
         </w:rPr>
-        <w:t xml:space="preserve">ON </w:t>
-      </w:r>
-      <w:proofErr w:type="spellStart"/>
-      <w:r>
-        <w:rPr>
-          <w:rFonts w:ascii="Courier New" w:eastAsia="Times New Roman" w:hAnsi="Courier New" w:cs="Courier New"/>
-          <w:sz w:val="20"/>
-          <w:szCs w:val="20"/>
-          <w:lang w:eastAsia="en-IN"/>
-        </w:rPr>
-        <w:t>o.order_id</w:t>
-      </w:r>
-      <w:proofErr w:type="spellEnd"/>
-      <w:r>
-        <w:rPr>
-          <w:rFonts w:ascii="Courier New" w:eastAsia="Times New Roman" w:hAnsi="Courier New" w:cs="Courier New"/>
-          <w:sz w:val="20"/>
-          <w:szCs w:val="20"/>
-          <w:lang w:eastAsia="en-IN"/>
-        </w:rPr>
-        <w:t xml:space="preserve"> = </w:t>
-      </w:r>
-      <w:proofErr w:type="spellStart"/>
-      <w:r>
-        <w:rPr>
-          <w:rFonts w:ascii="Courier New" w:eastAsia="Times New Roman" w:hAnsi="Courier New" w:cs="Courier New"/>
-          <w:sz w:val="20"/>
-          <w:szCs w:val="20"/>
-          <w:lang w:eastAsia="en-IN"/>
-        </w:rPr>
-        <w:t>d.order_id</w:t>
-      </w:r>
-      <w:proofErr w:type="spellEnd"/>
+        <w:t>ON o.order_id = d.order_id</w:t>
+      </w:r>
     </w:p>
     <w:p>
       <w:pPr>
@@ -37127,27 +35576,7 @@
           <w:szCs w:val="20"/>
           <w:lang w:eastAsia="en-IN"/>
         </w:rPr>
-        <w:t xml:space="preserve">WHERE </w:t>
-      </w:r>
-      <w:proofErr w:type="spellStart"/>
-      <w:r>
-        <w:rPr>
-          <w:rFonts w:ascii="Courier New" w:eastAsia="Times New Roman" w:hAnsi="Courier New" w:cs="Courier New"/>
-          <w:sz w:val="20"/>
-          <w:szCs w:val="20"/>
-          <w:lang w:eastAsia="en-IN"/>
-        </w:rPr>
-        <w:t>d.order_id</w:t>
-      </w:r>
-      <w:proofErr w:type="spellEnd"/>
-      <w:r>
-        <w:rPr>
-          <w:rFonts w:ascii="Courier New" w:eastAsia="Times New Roman" w:hAnsi="Courier New" w:cs="Courier New"/>
-          <w:sz w:val="20"/>
-          <w:szCs w:val="20"/>
-          <w:lang w:eastAsia="en-IN"/>
-        </w:rPr>
-        <w:t xml:space="preserve"> IS NULL;</w:t>
+        <w:t>WHERE d.order_id IS NULL;</w:t>
       </w:r>
     </w:p>
     <w:p>
@@ -37172,7 +35601,6 @@
           <w:szCs w:val="27"/>
           <w:lang w:eastAsia="en-IN"/>
         </w:rPr>
-        <w:lastRenderedPageBreak/>
         <w:t>Key line to say</w:t>
       </w:r>
     </w:p>
@@ -37213,8 +35641,8 @@
           <w:szCs w:val="24"/>
           <w:lang w:eastAsia="en-IN"/>
         </w:rPr>
-        <w:pict>
-          <v:rect id="_x0000_i1097" style="width:0;height:1.5pt" o:hralign="center" o:hrstd="t" o:hr="t" fillcolor="#a0a0a0" stroked="f"/>
+        <w:pict w14:anchorId="210D2115">
+          <v:rect id="_x0000_i1105" style="width:0;height:1.5pt" o:hralign="center" o:hrstd="t" o:hr="t" fillcolor="#a0a0a0" stroked="f"/>
         </w:pict>
       </w:r>
     </w:p>
@@ -37262,8 +35690,8 @@
           <w:szCs w:val="24"/>
           <w:lang w:eastAsia="en-IN"/>
         </w:rPr>
-        <w:pict>
-          <v:rect id="_x0000_i1098" style="width:0;height:1.5pt" o:hralign="center" o:hrstd="t" o:hr="t" fillcolor="#a0a0a0" stroked="f"/>
+        <w:pict w14:anchorId="0FBAF07C">
+          <v:rect id="_x0000_i1106" style="width:0;height:1.5pt" o:hralign="center" o:hrstd="t" o:hr="t" fillcolor="#a0a0a0" stroked="f"/>
         </w:pict>
       </w:r>
     </w:p>
@@ -37352,19 +35780,8 @@
           <w:szCs w:val="20"/>
           <w:lang w:eastAsia="en-IN"/>
         </w:rPr>
-        <w:t xml:space="preserve">SELECT </w:t>
-      </w:r>
-      <w:proofErr w:type="spellStart"/>
-      <w:r>
-        <w:rPr>
-          <w:rFonts w:ascii="Courier New" w:eastAsia="Times New Roman" w:hAnsi="Courier New" w:cs="Courier New"/>
-          <w:sz w:val="20"/>
-          <w:szCs w:val="20"/>
-          <w:lang w:eastAsia="en-IN"/>
-        </w:rPr>
-        <w:t>c.customer_id</w:t>
-      </w:r>
-      <w:proofErr w:type="spellEnd"/>
+        <w:t>SELECT c.customer_id</w:t>
+      </w:r>
     </w:p>
     <w:p>
       <w:pPr>
@@ -37477,39 +35894,8 @@
           <w:szCs w:val="20"/>
           <w:lang w:eastAsia="en-IN"/>
         </w:rPr>
-        <w:t xml:space="preserve">ON </w:t>
-      </w:r>
-      <w:proofErr w:type="spellStart"/>
-      <w:r>
-        <w:rPr>
-          <w:rFonts w:ascii="Courier New" w:eastAsia="Times New Roman" w:hAnsi="Courier New" w:cs="Courier New"/>
-          <w:sz w:val="20"/>
-          <w:szCs w:val="20"/>
-          <w:lang w:eastAsia="en-IN"/>
-        </w:rPr>
-        <w:t>c.customer_id</w:t>
-      </w:r>
-      <w:proofErr w:type="spellEnd"/>
-      <w:r>
-        <w:rPr>
-          <w:rFonts w:ascii="Courier New" w:eastAsia="Times New Roman" w:hAnsi="Courier New" w:cs="Courier New"/>
-          <w:sz w:val="20"/>
-          <w:szCs w:val="20"/>
-          <w:lang w:eastAsia="en-IN"/>
-        </w:rPr>
-        <w:t xml:space="preserve"> = </w:t>
-      </w:r>
-      <w:proofErr w:type="spellStart"/>
-      <w:r>
-        <w:rPr>
-          <w:rFonts w:ascii="Courier New" w:eastAsia="Times New Roman" w:hAnsi="Courier New" w:cs="Courier New"/>
-          <w:sz w:val="20"/>
-          <w:szCs w:val="20"/>
-          <w:lang w:eastAsia="en-IN"/>
-        </w:rPr>
-        <w:t>o.customer_id</w:t>
-      </w:r>
-      <w:proofErr w:type="spellEnd"/>
+        <w:t>ON c.customer_id = o.customer_id</w:t>
+      </w:r>
     </w:p>
     <w:p>
       <w:pPr>
@@ -37546,27 +35932,7 @@
           <w:szCs w:val="20"/>
           <w:lang w:eastAsia="en-IN"/>
         </w:rPr>
-        <w:t xml:space="preserve">AND </w:t>
-      </w:r>
-      <w:proofErr w:type="spellStart"/>
-      <w:r>
-        <w:rPr>
-          <w:rFonts w:ascii="Courier New" w:eastAsia="Times New Roman" w:hAnsi="Courier New" w:cs="Courier New"/>
-          <w:sz w:val="20"/>
-          <w:szCs w:val="20"/>
-          <w:lang w:eastAsia="en-IN"/>
-        </w:rPr>
-        <w:t>o.order_date</w:t>
-      </w:r>
-      <w:proofErr w:type="spellEnd"/>
-      <w:r>
-        <w:rPr>
-          <w:rFonts w:ascii="Courier New" w:eastAsia="Times New Roman" w:hAnsi="Courier New" w:cs="Courier New"/>
-          <w:sz w:val="20"/>
-          <w:szCs w:val="20"/>
-          <w:lang w:eastAsia="en-IN"/>
-        </w:rPr>
-        <w:t xml:space="preserve"> &gt;= CURRENT_DATE - INTERVAL '6 months'</w:t>
+        <w:t>AND o.order_date &gt;= CURRENT_DATE - INTERVAL '6 months'</w:t>
       </w:r>
     </w:p>
     <w:p>
@@ -37604,27 +35970,7 @@
           <w:szCs w:val="20"/>
           <w:lang w:eastAsia="en-IN"/>
         </w:rPr>
-        <w:t xml:space="preserve">WHERE </w:t>
-      </w:r>
-      <w:proofErr w:type="spellStart"/>
-      <w:r>
-        <w:rPr>
-          <w:rFonts w:ascii="Courier New" w:eastAsia="Times New Roman" w:hAnsi="Courier New" w:cs="Courier New"/>
-          <w:sz w:val="20"/>
-          <w:szCs w:val="20"/>
-          <w:lang w:eastAsia="en-IN"/>
-        </w:rPr>
-        <w:t>o.order_id</w:t>
-      </w:r>
-      <w:proofErr w:type="spellEnd"/>
-      <w:r>
-        <w:rPr>
-          <w:rFonts w:ascii="Courier New" w:eastAsia="Times New Roman" w:hAnsi="Courier New" w:cs="Courier New"/>
-          <w:sz w:val="20"/>
-          <w:szCs w:val="20"/>
-          <w:lang w:eastAsia="en-IN"/>
-        </w:rPr>
-        <w:t xml:space="preserve"> IS NULL;</w:t>
+        <w:t>WHERE o.order_id IS NULL;</w:t>
       </w:r>
     </w:p>
     <w:p>
@@ -37669,48 +36015,29 @@
           <w:szCs w:val="24"/>
           <w:lang w:eastAsia="en-IN"/>
         </w:rPr>
-        <w:t xml:space="preserve">👉 WHERE </w:t>
-      </w:r>
-      <w:proofErr w:type="spellStart"/>
-      <w:r>
-        <w:rPr>
-          <w:rFonts w:ascii="Times New Roman" w:eastAsia="Times New Roman" w:hAnsi="Times New Roman" w:cs="Times New Roman"/>
-          <w:sz w:val="24"/>
-          <w:szCs w:val="24"/>
-          <w:lang w:eastAsia="en-IN"/>
-        </w:rPr>
-        <w:t>vs</w:t>
-      </w:r>
-      <w:proofErr w:type="spellEnd"/>
-      <w:r>
-        <w:rPr>
-          <w:rFonts w:ascii="Times New Roman" w:eastAsia="Times New Roman" w:hAnsi="Times New Roman" w:cs="Times New Roman"/>
-          <w:sz w:val="24"/>
-          <w:szCs w:val="24"/>
-          <w:lang w:eastAsia="en-IN"/>
-        </w:rPr>
-        <w:t xml:space="preserve"> ON understanding (VERY important at Accenture)</w:t>
-      </w:r>
-    </w:p>
-    <w:p>
-      <w:pPr>
-        <w:spacing w:after="0" w:line="240" w:lineRule="auto"/>
-        <w:rPr>
-          <w:rFonts w:ascii="Times New Roman" w:eastAsia="Times New Roman" w:hAnsi="Times New Roman" w:cs="Times New Roman"/>
-          <w:sz w:val="24"/>
-          <w:szCs w:val="24"/>
-          <w:lang w:eastAsia="en-IN"/>
-        </w:rPr>
-      </w:pPr>
-      <w:r>
-        <w:rPr>
-          <w:rFonts w:ascii="Times New Roman" w:eastAsia="Times New Roman" w:hAnsi="Times New Roman" w:cs="Times New Roman"/>
-          <w:sz w:val="24"/>
-          <w:szCs w:val="24"/>
-          <w:lang w:eastAsia="en-IN"/>
-        </w:rPr>
-        <w:pict>
-          <v:rect id="_x0000_i1099" style="width:0;height:1.5pt" o:hralign="center" o:hrstd="t" o:hr="t" fillcolor="#a0a0a0" stroked="f"/>
+        <w:lastRenderedPageBreak/>
+        <w:t>👉 WHERE vs ON understanding (VERY important at Accenture)</w:t>
+      </w:r>
+    </w:p>
+    <w:p>
+      <w:pPr>
+        <w:spacing w:after="0" w:line="240" w:lineRule="auto"/>
+        <w:rPr>
+          <w:rFonts w:ascii="Times New Roman" w:eastAsia="Times New Roman" w:hAnsi="Times New Roman" w:cs="Times New Roman"/>
+          <w:sz w:val="24"/>
+          <w:szCs w:val="24"/>
+          <w:lang w:eastAsia="en-IN"/>
+        </w:rPr>
+      </w:pPr>
+      <w:r>
+        <w:rPr>
+          <w:rFonts w:ascii="Times New Roman" w:eastAsia="Times New Roman" w:hAnsi="Times New Roman" w:cs="Times New Roman"/>
+          <w:sz w:val="24"/>
+          <w:szCs w:val="24"/>
+          <w:lang w:eastAsia="en-IN"/>
+        </w:rPr>
+        <w:pict w14:anchorId="11A86DF6">
+          <v:rect id="_x0000_i1107" style="width:0;height:1.5pt" o:hralign="center" o:hrstd="t" o:hr="t" fillcolor="#a0a0a0" stroked="f"/>
         </w:pict>
       </w:r>
     </w:p>
@@ -37782,47 +36109,7 @@
           <w:szCs w:val="20"/>
           <w:lang w:eastAsia="en-IN"/>
         </w:rPr>
-        <w:t>employees(</w:t>
-      </w:r>
-      <w:proofErr w:type="spellStart"/>
-      <w:r>
-        <w:rPr>
-          <w:rFonts w:ascii="Courier New" w:eastAsia="Times New Roman" w:hAnsi="Courier New" w:cs="Courier New"/>
-          <w:sz w:val="20"/>
-          <w:szCs w:val="20"/>
-          <w:lang w:eastAsia="en-IN"/>
-        </w:rPr>
-        <w:t>emp_id</w:t>
-      </w:r>
-      <w:proofErr w:type="spellEnd"/>
-      <w:r>
-        <w:rPr>
-          <w:rFonts w:ascii="Courier New" w:eastAsia="Times New Roman" w:hAnsi="Courier New" w:cs="Courier New"/>
-          <w:sz w:val="20"/>
-          <w:szCs w:val="20"/>
-          <w:lang w:eastAsia="en-IN"/>
-        </w:rPr>
-        <w:t xml:space="preserve">, </w:t>
-      </w:r>
-      <w:proofErr w:type="spellStart"/>
-      <w:r>
-        <w:rPr>
-          <w:rFonts w:ascii="Courier New" w:eastAsia="Times New Roman" w:hAnsi="Courier New" w:cs="Courier New"/>
-          <w:sz w:val="20"/>
-          <w:szCs w:val="20"/>
-          <w:lang w:eastAsia="en-IN"/>
-        </w:rPr>
-        <w:t>dept_id</w:t>
-      </w:r>
-      <w:proofErr w:type="spellEnd"/>
-      <w:r>
-        <w:rPr>
-          <w:rFonts w:ascii="Courier New" w:eastAsia="Times New Roman" w:hAnsi="Courier New" w:cs="Courier New"/>
-          <w:sz w:val="20"/>
-          <w:szCs w:val="20"/>
-          <w:lang w:eastAsia="en-IN"/>
-        </w:rPr>
-        <w:t>, salary)</w:t>
+        <w:t>employees(emp_id, dept_id, salary)</w:t>
       </w:r>
     </w:p>
     <w:p>
@@ -37885,19 +36172,8 @@
           <w:szCs w:val="20"/>
           <w:lang w:eastAsia="en-IN"/>
         </w:rPr>
-        <w:t xml:space="preserve">SELECT </w:t>
-      </w:r>
-      <w:proofErr w:type="spellStart"/>
-      <w:r>
-        <w:rPr>
-          <w:rFonts w:ascii="Courier New" w:eastAsia="Times New Roman" w:hAnsi="Courier New" w:cs="Courier New"/>
-          <w:sz w:val="20"/>
-          <w:szCs w:val="20"/>
-          <w:lang w:eastAsia="en-IN"/>
-        </w:rPr>
-        <w:t>e.emp_id</w:t>
-      </w:r>
-      <w:proofErr w:type="spellEnd"/>
+        <w:t>SELECT e.emp_id</w:t>
+      </w:r>
     </w:p>
     <w:p>
       <w:pPr>
@@ -38010,59 +36286,8 @@
           <w:szCs w:val="20"/>
           <w:lang w:eastAsia="en-IN"/>
         </w:rPr>
-        <w:t xml:space="preserve">  SELECT </w:t>
-      </w:r>
-      <w:proofErr w:type="spellStart"/>
-      <w:r>
-        <w:rPr>
-          <w:rFonts w:ascii="Courier New" w:eastAsia="Times New Roman" w:hAnsi="Courier New" w:cs="Courier New"/>
-          <w:sz w:val="20"/>
-          <w:szCs w:val="20"/>
-          <w:lang w:eastAsia="en-IN"/>
-        </w:rPr>
-        <w:t>dept_id</w:t>
-      </w:r>
-      <w:proofErr w:type="spellEnd"/>
-      <w:r>
-        <w:rPr>
-          <w:rFonts w:ascii="Courier New" w:eastAsia="Times New Roman" w:hAnsi="Courier New" w:cs="Courier New"/>
-          <w:sz w:val="20"/>
-          <w:szCs w:val="20"/>
-          <w:lang w:eastAsia="en-IN"/>
-        </w:rPr>
-        <w:t xml:space="preserve">, </w:t>
-      </w:r>
-      <w:proofErr w:type="gramStart"/>
-      <w:r>
-        <w:rPr>
-          <w:rFonts w:ascii="Courier New" w:eastAsia="Times New Roman" w:hAnsi="Courier New" w:cs="Courier New"/>
-          <w:sz w:val="20"/>
-          <w:szCs w:val="20"/>
-          <w:lang w:eastAsia="en-IN"/>
-        </w:rPr>
-        <w:t>AVG(</w:t>
-      </w:r>
-      <w:proofErr w:type="gramEnd"/>
-      <w:r>
-        <w:rPr>
-          <w:rFonts w:ascii="Courier New" w:eastAsia="Times New Roman" w:hAnsi="Courier New" w:cs="Courier New"/>
-          <w:sz w:val="20"/>
-          <w:szCs w:val="20"/>
-          <w:lang w:eastAsia="en-IN"/>
-        </w:rPr>
-        <w:t xml:space="preserve">salary) </w:t>
-      </w:r>
-      <w:proofErr w:type="spellStart"/>
-      <w:r>
-        <w:rPr>
-          <w:rFonts w:ascii="Courier New" w:eastAsia="Times New Roman" w:hAnsi="Courier New" w:cs="Courier New"/>
-          <w:sz w:val="20"/>
-          <w:szCs w:val="20"/>
-          <w:lang w:eastAsia="en-IN"/>
-        </w:rPr>
-        <w:t>avg_sal</w:t>
-      </w:r>
-      <w:proofErr w:type="spellEnd"/>
+        <w:t xml:space="preserve">  SELECT dept_id, AVG(salary) avg_sal</w:t>
+      </w:r>
     </w:p>
     <w:p>
       <w:pPr>
@@ -38137,19 +36362,8 @@
           <w:szCs w:val="20"/>
           <w:lang w:eastAsia="en-IN"/>
         </w:rPr>
-        <w:t xml:space="preserve">  GROUP BY </w:t>
-      </w:r>
-      <w:proofErr w:type="spellStart"/>
-      <w:r>
-        <w:rPr>
-          <w:rFonts w:ascii="Courier New" w:eastAsia="Times New Roman" w:hAnsi="Courier New" w:cs="Courier New"/>
-          <w:sz w:val="20"/>
-          <w:szCs w:val="20"/>
-          <w:lang w:eastAsia="en-IN"/>
-        </w:rPr>
-        <w:t>dept_id</w:t>
-      </w:r>
-      <w:proofErr w:type="spellEnd"/>
+        <w:t xml:space="preserve">  GROUP BY dept_id</w:t>
+      </w:r>
     </w:p>
     <w:p>
       <w:pPr>
@@ -38224,39 +36438,8 @@
           <w:szCs w:val="20"/>
           <w:lang w:eastAsia="en-IN"/>
         </w:rPr>
-        <w:t xml:space="preserve">ON </w:t>
-      </w:r>
-      <w:proofErr w:type="spellStart"/>
-      <w:r>
-        <w:rPr>
-          <w:rFonts w:ascii="Courier New" w:eastAsia="Times New Roman" w:hAnsi="Courier New" w:cs="Courier New"/>
-          <w:sz w:val="20"/>
-          <w:szCs w:val="20"/>
-          <w:lang w:eastAsia="en-IN"/>
-        </w:rPr>
-        <w:t>e.dept_id</w:t>
-      </w:r>
-      <w:proofErr w:type="spellEnd"/>
-      <w:r>
-        <w:rPr>
-          <w:rFonts w:ascii="Courier New" w:eastAsia="Times New Roman" w:hAnsi="Courier New" w:cs="Courier New"/>
-          <w:sz w:val="20"/>
-          <w:szCs w:val="20"/>
-          <w:lang w:eastAsia="en-IN"/>
-        </w:rPr>
-        <w:t xml:space="preserve"> = </w:t>
-      </w:r>
-      <w:proofErr w:type="spellStart"/>
-      <w:r>
-        <w:rPr>
-          <w:rFonts w:ascii="Courier New" w:eastAsia="Times New Roman" w:hAnsi="Courier New" w:cs="Courier New"/>
-          <w:sz w:val="20"/>
-          <w:szCs w:val="20"/>
-          <w:lang w:eastAsia="en-IN"/>
-        </w:rPr>
-        <w:t>d.dept_id</w:t>
-      </w:r>
-      <w:proofErr w:type="spellEnd"/>
+        <w:t>ON e.dept_id = d.dept_id</w:t>
+      </w:r>
     </w:p>
     <w:p>
       <w:pPr>
@@ -38293,47 +36476,7 @@
           <w:szCs w:val="20"/>
           <w:lang w:eastAsia="en-IN"/>
         </w:rPr>
-        <w:t xml:space="preserve">WHERE </w:t>
-      </w:r>
-      <w:proofErr w:type="spellStart"/>
-      <w:r>
-        <w:rPr>
-          <w:rFonts w:ascii="Courier New" w:eastAsia="Times New Roman" w:hAnsi="Courier New" w:cs="Courier New"/>
-          <w:sz w:val="20"/>
-          <w:szCs w:val="20"/>
-          <w:lang w:eastAsia="en-IN"/>
-        </w:rPr>
-        <w:t>e.salary</w:t>
-      </w:r>
-      <w:proofErr w:type="spellEnd"/>
-      <w:r>
-        <w:rPr>
-          <w:rFonts w:ascii="Courier New" w:eastAsia="Times New Roman" w:hAnsi="Courier New" w:cs="Courier New"/>
-          <w:sz w:val="20"/>
-          <w:szCs w:val="20"/>
-          <w:lang w:eastAsia="en-IN"/>
-        </w:rPr>
-        <w:t xml:space="preserve"> &gt; </w:t>
-      </w:r>
-      <w:proofErr w:type="spellStart"/>
-      <w:r>
-        <w:rPr>
-          <w:rFonts w:ascii="Courier New" w:eastAsia="Times New Roman" w:hAnsi="Courier New" w:cs="Courier New"/>
-          <w:sz w:val="20"/>
-          <w:szCs w:val="20"/>
-          <w:lang w:eastAsia="en-IN"/>
-        </w:rPr>
-        <w:t>d.avg_sal</w:t>
-      </w:r>
-      <w:proofErr w:type="spellEnd"/>
-      <w:r>
-        <w:rPr>
-          <w:rFonts w:ascii="Courier New" w:eastAsia="Times New Roman" w:hAnsi="Courier New" w:cs="Courier New"/>
-          <w:sz w:val="20"/>
-          <w:szCs w:val="20"/>
-          <w:lang w:eastAsia="en-IN"/>
-        </w:rPr>
-        <w:t>;</w:t>
+        <w:t>WHERE e.salary &gt; d.avg_sal;</w:t>
       </w:r>
     </w:p>
     <w:p>
@@ -38358,7 +36501,6 @@
           <w:szCs w:val="27"/>
           <w:lang w:eastAsia="en-IN"/>
         </w:rPr>
-        <w:lastRenderedPageBreak/>
         <w:t>Interview explanation</w:t>
       </w:r>
     </w:p>
@@ -38379,48 +36521,28 @@
           <w:szCs w:val="24"/>
           <w:lang w:eastAsia="en-IN"/>
         </w:rPr>
-        <w:t xml:space="preserve">“I computed department average first, </w:t>
-      </w:r>
-      <w:proofErr w:type="gramStart"/>
-      <w:r>
-        <w:rPr>
-          <w:rFonts w:ascii="Times New Roman" w:eastAsia="Times New Roman" w:hAnsi="Times New Roman" w:cs="Times New Roman"/>
-          <w:sz w:val="24"/>
-          <w:szCs w:val="24"/>
-          <w:lang w:eastAsia="en-IN"/>
-        </w:rPr>
-        <w:t>then</w:t>
-      </w:r>
-      <w:proofErr w:type="gramEnd"/>
-      <w:r>
-        <w:rPr>
-          <w:rFonts w:ascii="Times New Roman" w:eastAsia="Times New Roman" w:hAnsi="Times New Roman" w:cs="Times New Roman"/>
-          <w:sz w:val="24"/>
-          <w:szCs w:val="24"/>
-          <w:lang w:eastAsia="en-IN"/>
-        </w:rPr>
-        <w:t xml:space="preserve"> joined it back to employees.”</w:t>
-      </w:r>
-    </w:p>
-    <w:p>
-      <w:pPr>
-        <w:spacing w:after="0" w:line="240" w:lineRule="auto"/>
-        <w:rPr>
-          <w:rFonts w:ascii="Times New Roman" w:eastAsia="Times New Roman" w:hAnsi="Times New Roman" w:cs="Times New Roman"/>
-          <w:sz w:val="24"/>
-          <w:szCs w:val="24"/>
-          <w:lang w:eastAsia="en-IN"/>
-        </w:rPr>
-      </w:pPr>
-      <w:r>
-        <w:rPr>
-          <w:rFonts w:ascii="Times New Roman" w:eastAsia="Times New Roman" w:hAnsi="Times New Roman" w:cs="Times New Roman"/>
-          <w:sz w:val="24"/>
-          <w:szCs w:val="24"/>
-          <w:lang w:eastAsia="en-IN"/>
-        </w:rPr>
-        <w:pict>
-          <v:rect id="_x0000_i1100" style="width:0;height:1.5pt" o:hralign="center" o:hrstd="t" o:hr="t" fillcolor="#a0a0a0" stroked="f"/>
+        <w:t>“I computed department average first, then joined it back to employees.”</w:t>
+      </w:r>
+    </w:p>
+    <w:p>
+      <w:pPr>
+        <w:spacing w:after="0" w:line="240" w:lineRule="auto"/>
+        <w:rPr>
+          <w:rFonts w:ascii="Times New Roman" w:eastAsia="Times New Roman" w:hAnsi="Times New Roman" w:cs="Times New Roman"/>
+          <w:sz w:val="24"/>
+          <w:szCs w:val="24"/>
+          <w:lang w:eastAsia="en-IN"/>
+        </w:rPr>
+      </w:pPr>
+      <w:r>
+        <w:rPr>
+          <w:rFonts w:ascii="Times New Roman" w:eastAsia="Times New Roman" w:hAnsi="Times New Roman" w:cs="Times New Roman"/>
+          <w:sz w:val="24"/>
+          <w:szCs w:val="24"/>
+          <w:lang w:eastAsia="en-IN"/>
+        </w:rPr>
+        <w:pict w14:anchorId="058F3097">
+          <v:rect id="_x0000_i1108" style="width:0;height:1.5pt" o:hralign="center" o:hrstd="t" o:hr="t" fillcolor="#a0a0a0" stroked="f"/>
         </w:pict>
       </w:r>
     </w:p>
@@ -38502,7 +36624,6 @@
           <w:lang w:eastAsia="en-IN"/>
         </w:rPr>
       </w:pPr>
-      <w:proofErr w:type="gramStart"/>
       <w:r>
         <w:rPr>
           <w:rFonts w:ascii="Courier New" w:eastAsia="Times New Roman" w:hAnsi="Courier New" w:cs="Courier New"/>
@@ -38512,7 +36633,6 @@
         </w:rPr>
         <w:t>SELECT o.*</w:t>
       </w:r>
-      <w:proofErr w:type="gramEnd"/>
     </w:p>
     <w:p>
       <w:pPr>
@@ -38587,27 +36707,7 @@
           <w:szCs w:val="20"/>
           <w:lang w:eastAsia="en-IN"/>
         </w:rPr>
-        <w:t xml:space="preserve">LEFT JOIN </w:t>
-      </w:r>
-      <w:proofErr w:type="gramStart"/>
-      <w:r>
-        <w:rPr>
-          <w:rFonts w:ascii="Courier New" w:eastAsia="Times New Roman" w:hAnsi="Courier New" w:cs="Courier New"/>
-          <w:sz w:val="20"/>
-          <w:szCs w:val="20"/>
-          <w:lang w:eastAsia="en-IN"/>
-        </w:rPr>
-        <w:t>customers</w:t>
-      </w:r>
-      <w:proofErr w:type="gramEnd"/>
-      <w:r>
-        <w:rPr>
-          <w:rFonts w:ascii="Courier New" w:eastAsia="Times New Roman" w:hAnsi="Courier New" w:cs="Courier New"/>
-          <w:sz w:val="20"/>
-          <w:szCs w:val="20"/>
-          <w:lang w:eastAsia="en-IN"/>
-        </w:rPr>
-        <w:t xml:space="preserve"> c</w:t>
+        <w:t>LEFT JOIN customers c</w:t>
       </w:r>
     </w:p>
     <w:p>
@@ -38645,39 +36745,8 @@
           <w:szCs w:val="20"/>
           <w:lang w:eastAsia="en-IN"/>
         </w:rPr>
-        <w:t xml:space="preserve">ON </w:t>
-      </w:r>
-      <w:proofErr w:type="spellStart"/>
-      <w:r>
-        <w:rPr>
-          <w:rFonts w:ascii="Courier New" w:eastAsia="Times New Roman" w:hAnsi="Courier New" w:cs="Courier New"/>
-          <w:sz w:val="20"/>
-          <w:szCs w:val="20"/>
-          <w:lang w:eastAsia="en-IN"/>
-        </w:rPr>
-        <w:t>o.customer_id</w:t>
-      </w:r>
-      <w:proofErr w:type="spellEnd"/>
-      <w:r>
-        <w:rPr>
-          <w:rFonts w:ascii="Courier New" w:eastAsia="Times New Roman" w:hAnsi="Courier New" w:cs="Courier New"/>
-          <w:sz w:val="20"/>
-          <w:szCs w:val="20"/>
-          <w:lang w:eastAsia="en-IN"/>
-        </w:rPr>
-        <w:t xml:space="preserve"> = </w:t>
-      </w:r>
-      <w:proofErr w:type="spellStart"/>
-      <w:r>
-        <w:rPr>
-          <w:rFonts w:ascii="Courier New" w:eastAsia="Times New Roman" w:hAnsi="Courier New" w:cs="Courier New"/>
-          <w:sz w:val="20"/>
-          <w:szCs w:val="20"/>
-          <w:lang w:eastAsia="en-IN"/>
-        </w:rPr>
-        <w:t>c.customer_id</w:t>
-      </w:r>
-      <w:proofErr w:type="spellEnd"/>
+        <w:t>ON o.customer_id = c.customer_id</w:t>
+      </w:r>
     </w:p>
     <w:p>
       <w:pPr>
@@ -38714,27 +36783,7 @@
           <w:szCs w:val="20"/>
           <w:lang w:eastAsia="en-IN"/>
         </w:rPr>
-        <w:t xml:space="preserve">WHERE </w:t>
-      </w:r>
-      <w:proofErr w:type="spellStart"/>
-      <w:r>
-        <w:rPr>
-          <w:rFonts w:ascii="Courier New" w:eastAsia="Times New Roman" w:hAnsi="Courier New" w:cs="Courier New"/>
-          <w:sz w:val="20"/>
-          <w:szCs w:val="20"/>
-          <w:lang w:eastAsia="en-IN"/>
-        </w:rPr>
-        <w:t>c.customer_id</w:t>
-      </w:r>
-      <w:proofErr w:type="spellEnd"/>
-      <w:r>
-        <w:rPr>
-          <w:rFonts w:ascii="Courier New" w:eastAsia="Times New Roman" w:hAnsi="Courier New" w:cs="Courier New"/>
-          <w:sz w:val="20"/>
-          <w:szCs w:val="20"/>
-          <w:lang w:eastAsia="en-IN"/>
-        </w:rPr>
-        <w:t xml:space="preserve"> IS NULL;</w:t>
+        <w:t>WHERE c.customer_id IS NULL;</w:t>
       </w:r>
     </w:p>
     <w:p>
@@ -38799,8 +36848,8 @@
           <w:szCs w:val="24"/>
           <w:lang w:eastAsia="en-IN"/>
         </w:rPr>
-        <w:pict>
-          <v:rect id="_x0000_i1101" style="width:0;height:1.5pt" o:hralign="center" o:hrstd="t" o:hr="t" fillcolor="#a0a0a0" stroked="f"/>
+        <w:pict w14:anchorId="6147C980">
+          <v:rect id="_x0000_i1109" style="width:0;height:1.5pt" o:hralign="center" o:hrstd="t" o:hr="t" fillcolor="#a0a0a0" stroked="f"/>
         </w:pict>
       </w:r>
     </w:p>
@@ -38848,8 +36897,9 @@
           <w:szCs w:val="24"/>
           <w:lang w:eastAsia="en-IN"/>
         </w:rPr>
-        <w:pict>
-          <v:rect id="_x0000_i1102" style="width:0;height:1.5pt" o:hralign="center" o:hrstd="t" o:hr="t" fillcolor="#a0a0a0" stroked="f"/>
+        <w:lastRenderedPageBreak/>
+        <w:pict w14:anchorId="1A0A19A1">
+          <v:rect id="_x0000_i1110" style="width:0;height:1.5pt" o:hralign="center" o:hrstd="t" o:hr="t" fillcolor="#a0a0a0" stroked="f"/>
         </w:pict>
       </w:r>
     </w:p>
@@ -39052,27 +37102,7 @@
           <w:szCs w:val="20"/>
           <w:lang w:eastAsia="en-IN"/>
         </w:rPr>
-        <w:t xml:space="preserve">ON c.id = </w:t>
-      </w:r>
-      <w:proofErr w:type="spellStart"/>
-      <w:r>
-        <w:rPr>
-          <w:rFonts w:ascii="Courier New" w:eastAsia="Times New Roman" w:hAnsi="Courier New" w:cs="Courier New"/>
-          <w:sz w:val="20"/>
-          <w:szCs w:val="20"/>
-          <w:lang w:eastAsia="en-IN"/>
-        </w:rPr>
-        <w:t>o.customer_id</w:t>
-      </w:r>
-      <w:proofErr w:type="spellEnd"/>
-      <w:r>
-        <w:rPr>
-          <w:rFonts w:ascii="Courier New" w:eastAsia="Times New Roman" w:hAnsi="Courier New" w:cs="Courier New"/>
-          <w:sz w:val="20"/>
-          <w:szCs w:val="20"/>
-          <w:lang w:eastAsia="en-IN"/>
-        </w:rPr>
-        <w:t>;</w:t>
+        <w:t>ON c.id = o.customer_id;</w:t>
       </w:r>
     </w:p>
     <w:p>
@@ -39249,27 +37279,7 @@
           <w:szCs w:val="20"/>
           <w:lang w:eastAsia="en-IN"/>
         </w:rPr>
-        <w:t xml:space="preserve">ON c.id = </w:t>
-      </w:r>
-      <w:proofErr w:type="spellStart"/>
-      <w:r>
-        <w:rPr>
-          <w:rFonts w:ascii="Courier New" w:eastAsia="Times New Roman" w:hAnsi="Courier New" w:cs="Courier New"/>
-          <w:sz w:val="20"/>
-          <w:szCs w:val="20"/>
-          <w:lang w:eastAsia="en-IN"/>
-        </w:rPr>
-        <w:t>o.customer_id</w:t>
-      </w:r>
-      <w:proofErr w:type="spellEnd"/>
-      <w:r>
-        <w:rPr>
-          <w:rFonts w:ascii="Courier New" w:eastAsia="Times New Roman" w:hAnsi="Courier New" w:cs="Courier New"/>
-          <w:sz w:val="20"/>
-          <w:szCs w:val="20"/>
-          <w:lang w:eastAsia="en-IN"/>
-        </w:rPr>
-        <w:t>;</w:t>
+        <w:t>ON c.id = o.customer_id;</w:t>
       </w:r>
     </w:p>
     <w:p>
@@ -39334,9 +37344,8 @@
           <w:szCs w:val="24"/>
           <w:lang w:eastAsia="en-IN"/>
         </w:rPr>
-        <w:lastRenderedPageBreak/>
-        <w:pict>
-          <v:rect id="_x0000_i1103" style="width:0;height:1.5pt" o:hralign="center" o:hrstd="t" o:hr="t" fillcolor="#a0a0a0" stroked="f"/>
+        <w:pict w14:anchorId="1085FF12">
+          <v:rect id="_x0000_i1111" style="width:0;height:1.5pt" o:hralign="center" o:hrstd="t" o:hr="t" fillcolor="#a0a0a0" stroked="f"/>
         </w:pict>
       </w:r>
     </w:p>
@@ -39400,19 +37409,8 @@
           <w:szCs w:val="20"/>
           <w:lang w:eastAsia="en-IN"/>
         </w:rPr>
-        <w:t xml:space="preserve">SELECT </w:t>
-      </w:r>
-      <w:proofErr w:type="spellStart"/>
-      <w:r>
-        <w:rPr>
-          <w:rFonts w:ascii="Courier New" w:eastAsia="Times New Roman" w:hAnsi="Courier New" w:cs="Courier New"/>
-          <w:sz w:val="20"/>
-          <w:szCs w:val="20"/>
-          <w:lang w:eastAsia="en-IN"/>
-        </w:rPr>
-        <w:t>customer_id</w:t>
-      </w:r>
-      <w:proofErr w:type="spellEnd"/>
+        <w:t>SELECT customer_id</w:t>
+      </w:r>
     </w:p>
     <w:p>
       <w:pPr>
@@ -39487,19 +37485,8 @@
           <w:szCs w:val="20"/>
           <w:lang w:eastAsia="en-IN"/>
         </w:rPr>
-        <w:t xml:space="preserve">GROUP BY </w:t>
-      </w:r>
-      <w:proofErr w:type="spellStart"/>
-      <w:r>
-        <w:rPr>
-          <w:rFonts w:ascii="Courier New" w:eastAsia="Times New Roman" w:hAnsi="Courier New" w:cs="Courier New"/>
-          <w:sz w:val="20"/>
-          <w:szCs w:val="20"/>
-          <w:lang w:eastAsia="en-IN"/>
-        </w:rPr>
-        <w:t>customer_id</w:t>
-      </w:r>
-      <w:proofErr w:type="spellEnd"/>
+        <w:t>GROUP BY customer_id</w:t>
+      </w:r>
     </w:p>
     <w:p>
       <w:pPr>
@@ -39536,59 +37523,28 @@
           <w:szCs w:val="20"/>
           <w:lang w:eastAsia="en-IN"/>
         </w:rPr>
-        <w:t xml:space="preserve">HAVING </w:t>
-      </w:r>
-      <w:proofErr w:type="gramStart"/>
-      <w:r>
-        <w:rPr>
-          <w:rFonts w:ascii="Courier New" w:eastAsia="Times New Roman" w:hAnsi="Courier New" w:cs="Courier New"/>
-          <w:sz w:val="20"/>
-          <w:szCs w:val="20"/>
-          <w:lang w:eastAsia="en-IN"/>
-        </w:rPr>
-        <w:t>COUNT(</w:t>
-      </w:r>
-      <w:proofErr w:type="spellStart"/>
-      <w:proofErr w:type="gramEnd"/>
-      <w:r>
-        <w:rPr>
-          <w:rFonts w:ascii="Courier New" w:eastAsia="Times New Roman" w:hAnsi="Courier New" w:cs="Courier New"/>
-          <w:sz w:val="20"/>
-          <w:szCs w:val="20"/>
-          <w:lang w:eastAsia="en-IN"/>
-        </w:rPr>
-        <w:t>order_id</w:t>
-      </w:r>
-      <w:proofErr w:type="spellEnd"/>
-      <w:r>
-        <w:rPr>
-          <w:rFonts w:ascii="Courier New" w:eastAsia="Times New Roman" w:hAnsi="Courier New" w:cs="Courier New"/>
-          <w:sz w:val="20"/>
-          <w:szCs w:val="20"/>
-          <w:lang w:eastAsia="en-IN"/>
-        </w:rPr>
-        <w:t>) &gt; 1;</w:t>
-      </w:r>
-    </w:p>
-    <w:p>
-      <w:pPr>
-        <w:spacing w:after="0" w:line="240" w:lineRule="auto"/>
-        <w:rPr>
-          <w:rFonts w:ascii="Times New Roman" w:eastAsia="Times New Roman" w:hAnsi="Times New Roman" w:cs="Times New Roman"/>
-          <w:sz w:val="24"/>
-          <w:szCs w:val="24"/>
-          <w:lang w:eastAsia="en-IN"/>
-        </w:rPr>
-      </w:pPr>
-      <w:r>
-        <w:rPr>
-          <w:rFonts w:ascii="Times New Roman" w:eastAsia="Times New Roman" w:hAnsi="Times New Roman" w:cs="Times New Roman"/>
-          <w:sz w:val="24"/>
-          <w:szCs w:val="24"/>
-          <w:lang w:eastAsia="en-IN"/>
-        </w:rPr>
-        <w:pict>
-          <v:rect id="_x0000_i1104" style="width:0;height:1.5pt" o:hralign="center" o:hrstd="t" o:hr="t" fillcolor="#a0a0a0" stroked="f"/>
+        <w:t>HAVING COUNT(order_id) &gt; 1;</w:t>
+      </w:r>
+    </w:p>
+    <w:p>
+      <w:pPr>
+        <w:spacing w:after="0" w:line="240" w:lineRule="auto"/>
+        <w:rPr>
+          <w:rFonts w:ascii="Times New Roman" w:eastAsia="Times New Roman" w:hAnsi="Times New Roman" w:cs="Times New Roman"/>
+          <w:sz w:val="24"/>
+          <w:szCs w:val="24"/>
+          <w:lang w:eastAsia="en-IN"/>
+        </w:rPr>
+      </w:pPr>
+      <w:r>
+        <w:rPr>
+          <w:rFonts w:ascii="Times New Roman" w:eastAsia="Times New Roman" w:hAnsi="Times New Roman" w:cs="Times New Roman"/>
+          <w:sz w:val="24"/>
+          <w:szCs w:val="24"/>
+          <w:lang w:eastAsia="en-IN"/>
+        </w:rPr>
+        <w:pict w14:anchorId="7F97173F">
+          <v:rect id="_x0000_i1112" style="width:0;height:1.5pt" o:hralign="center" o:hrstd="t" o:hr="t" fillcolor="#a0a0a0" stroked="f"/>
         </w:pict>
       </w:r>
     </w:p>
@@ -39728,27 +37684,7 @@
           <w:szCs w:val="20"/>
           <w:lang w:eastAsia="en-IN"/>
         </w:rPr>
-        <w:t xml:space="preserve">WHERE </w:t>
-      </w:r>
-      <w:proofErr w:type="spellStart"/>
-      <w:r>
-        <w:rPr>
-          <w:rFonts w:ascii="Courier New" w:eastAsia="Times New Roman" w:hAnsi="Courier New" w:cs="Courier New"/>
-          <w:sz w:val="20"/>
-          <w:szCs w:val="20"/>
-          <w:lang w:eastAsia="en-IN"/>
-        </w:rPr>
-        <w:t>manager_id</w:t>
-      </w:r>
-      <w:proofErr w:type="spellEnd"/>
-      <w:r>
-        <w:rPr>
-          <w:rFonts w:ascii="Courier New" w:eastAsia="Times New Roman" w:hAnsi="Courier New" w:cs="Courier New"/>
-          <w:sz w:val="20"/>
-          <w:szCs w:val="20"/>
-          <w:lang w:eastAsia="en-IN"/>
-        </w:rPr>
-        <w:t xml:space="preserve"> IS NULL;</w:t>
+        <w:t>WHERE manager_id IS NULL;</w:t>
       </w:r>
     </w:p>
     <w:p>
@@ -39788,8 +37724,8 @@
           <w:szCs w:val="24"/>
           <w:lang w:eastAsia="en-IN"/>
         </w:rPr>
-        <w:pict>
-          <v:rect id="_x0000_i1105" style="width:0;height:1.5pt" o:hralign="center" o:hrstd="t" o:hr="t" fillcolor="#a0a0a0" stroked="f"/>
+        <w:pict w14:anchorId="6263D78D">
+          <v:rect id="_x0000_i1113" style="width:0;height:1.5pt" o:hralign="center" o:hrstd="t" o:hr="t" fillcolor="#a0a0a0" stroked="f"/>
         </w:pict>
       </w:r>
     </w:p>
@@ -39837,8 +37773,8 @@
           <w:szCs w:val="24"/>
           <w:lang w:eastAsia="en-IN"/>
         </w:rPr>
-        <w:pict>
-          <v:rect id="_x0000_i1106" style="width:0;height:1.5pt" o:hralign="center" o:hrstd="t" o:hr="t" fillcolor="#a0a0a0" stroked="f"/>
+        <w:pict w14:anchorId="2B512C3E">
+          <v:rect id="_x0000_i1114" style="width:0;height:1.5pt" o:hralign="center" o:hrstd="t" o:hr="t" fillcolor="#a0a0a0" stroked="f"/>
         </w:pict>
       </w:r>
     </w:p>
@@ -39864,6 +37800,7 @@
           <w:szCs w:val="36"/>
           <w:lang w:eastAsia="en-IN"/>
         </w:rPr>
+        <w:lastRenderedPageBreak/>
         <w:t>Company-A Case — Ecommerce Report</w:t>
       </w:r>
     </w:p>
@@ -39909,19 +37846,8 @@
           <w:szCs w:val="24"/>
           <w:lang w:eastAsia="en-IN"/>
         </w:rPr>
-        <w:t>Show all customers, total orders, total amount</w:t>
-      </w:r>
-      <w:proofErr w:type="gramStart"/>
-      <w:r>
-        <w:rPr>
-          <w:rFonts w:ascii="Times New Roman" w:eastAsia="Times New Roman" w:hAnsi="Times New Roman" w:cs="Times New Roman"/>
-          <w:sz w:val="24"/>
-          <w:szCs w:val="24"/>
-          <w:lang w:eastAsia="en-IN"/>
-        </w:rPr>
-        <w:t>,</w:t>
-      </w:r>
-      <w:proofErr w:type="gramEnd"/>
+        <w:t>Show all customers, total orders, total amount,</w:t>
+      </w:r>
       <w:r>
         <w:rPr>
           <w:rFonts w:ascii="Times New Roman" w:eastAsia="Times New Roman" w:hAnsi="Times New Roman" w:cs="Times New Roman"/>
@@ -40004,27 +37930,7 @@
           <w:szCs w:val="20"/>
           <w:lang w:eastAsia="en-IN"/>
         </w:rPr>
-        <w:t xml:space="preserve">SELECT </w:t>
-      </w:r>
-      <w:proofErr w:type="spellStart"/>
-      <w:r>
-        <w:rPr>
-          <w:rFonts w:ascii="Courier New" w:eastAsia="Times New Roman" w:hAnsi="Courier New" w:cs="Courier New"/>
-          <w:sz w:val="20"/>
-          <w:szCs w:val="20"/>
-          <w:lang w:eastAsia="en-IN"/>
-        </w:rPr>
-        <w:t>c.customer_id</w:t>
-      </w:r>
-      <w:proofErr w:type="spellEnd"/>
-      <w:r>
-        <w:rPr>
-          <w:rFonts w:ascii="Courier New" w:eastAsia="Times New Roman" w:hAnsi="Courier New" w:cs="Courier New"/>
-          <w:sz w:val="20"/>
-          <w:szCs w:val="20"/>
-          <w:lang w:eastAsia="en-IN"/>
-        </w:rPr>
-        <w:t>,</w:t>
+        <w:t>SELECT c.customer_id,</w:t>
       </w:r>
     </w:p>
     <w:p>
@@ -40062,58 +37968,7 @@
           <w:szCs w:val="20"/>
           <w:lang w:eastAsia="en-IN"/>
         </w:rPr>
-        <w:t xml:space="preserve">       </w:t>
-      </w:r>
-      <w:proofErr w:type="gramStart"/>
-      <w:r>
-        <w:rPr>
-          <w:rFonts w:ascii="Courier New" w:eastAsia="Times New Roman" w:hAnsi="Courier New" w:cs="Courier New"/>
-          <w:sz w:val="20"/>
-          <w:szCs w:val="20"/>
-          <w:lang w:eastAsia="en-IN"/>
-        </w:rPr>
-        <w:t>COUNT(</w:t>
-      </w:r>
-      <w:proofErr w:type="spellStart"/>
-      <w:proofErr w:type="gramEnd"/>
-      <w:r>
-        <w:rPr>
-          <w:rFonts w:ascii="Courier New" w:eastAsia="Times New Roman" w:hAnsi="Courier New" w:cs="Courier New"/>
-          <w:sz w:val="20"/>
-          <w:szCs w:val="20"/>
-          <w:lang w:eastAsia="en-IN"/>
-        </w:rPr>
-        <w:t>o.order_id</w:t>
-      </w:r>
-      <w:proofErr w:type="spellEnd"/>
-      <w:r>
-        <w:rPr>
-          <w:rFonts w:ascii="Courier New" w:eastAsia="Times New Roman" w:hAnsi="Courier New" w:cs="Courier New"/>
-          <w:sz w:val="20"/>
-          <w:szCs w:val="20"/>
-          <w:lang w:eastAsia="en-IN"/>
-        </w:rPr>
-        <w:t xml:space="preserve">) AS </w:t>
-      </w:r>
-      <w:proofErr w:type="spellStart"/>
-      <w:r>
-        <w:rPr>
-          <w:rFonts w:ascii="Courier New" w:eastAsia="Times New Roman" w:hAnsi="Courier New" w:cs="Courier New"/>
-          <w:sz w:val="20"/>
-          <w:szCs w:val="20"/>
-          <w:lang w:eastAsia="en-IN"/>
-        </w:rPr>
-        <w:t>order_count</w:t>
-      </w:r>
-      <w:proofErr w:type="spellEnd"/>
-      <w:r>
-        <w:rPr>
-          <w:rFonts w:ascii="Courier New" w:eastAsia="Times New Roman" w:hAnsi="Courier New" w:cs="Courier New"/>
-          <w:sz w:val="20"/>
-          <w:szCs w:val="20"/>
-          <w:lang w:eastAsia="en-IN"/>
-        </w:rPr>
-        <w:t>,</w:t>
+        <w:t xml:space="preserve">       COUNT(o.order_id) AS order_count,</w:t>
       </w:r>
     </w:p>
     <w:p>
@@ -40151,59 +38006,8 @@
           <w:szCs w:val="20"/>
           <w:lang w:eastAsia="en-IN"/>
         </w:rPr>
-        <w:t xml:space="preserve">       </w:t>
-      </w:r>
-      <w:proofErr w:type="gramStart"/>
-      <w:r>
-        <w:rPr>
-          <w:rFonts w:ascii="Courier New" w:eastAsia="Times New Roman" w:hAnsi="Courier New" w:cs="Courier New"/>
-          <w:sz w:val="20"/>
-          <w:szCs w:val="20"/>
-          <w:lang w:eastAsia="en-IN"/>
-        </w:rPr>
-        <w:t>COALESCE(</w:t>
-      </w:r>
-      <w:proofErr w:type="gramEnd"/>
-      <w:r>
-        <w:rPr>
-          <w:rFonts w:ascii="Courier New" w:eastAsia="Times New Roman" w:hAnsi="Courier New" w:cs="Courier New"/>
-          <w:sz w:val="20"/>
-          <w:szCs w:val="20"/>
-          <w:lang w:eastAsia="en-IN"/>
-        </w:rPr>
-        <w:t>SUM(</w:t>
-      </w:r>
-      <w:proofErr w:type="spellStart"/>
-      <w:r>
-        <w:rPr>
-          <w:rFonts w:ascii="Courier New" w:eastAsia="Times New Roman" w:hAnsi="Courier New" w:cs="Courier New"/>
-          <w:sz w:val="20"/>
-          <w:szCs w:val="20"/>
-          <w:lang w:eastAsia="en-IN"/>
-        </w:rPr>
-        <w:t>o.amount</w:t>
-      </w:r>
-      <w:proofErr w:type="spellEnd"/>
-      <w:r>
-        <w:rPr>
-          <w:rFonts w:ascii="Courier New" w:eastAsia="Times New Roman" w:hAnsi="Courier New" w:cs="Courier New"/>
-          <w:sz w:val="20"/>
-          <w:szCs w:val="20"/>
-          <w:lang w:eastAsia="en-IN"/>
-        </w:rPr>
-        <w:t xml:space="preserve">), 0) AS </w:t>
-      </w:r>
-      <w:proofErr w:type="spellStart"/>
-      <w:r>
-        <w:rPr>
-          <w:rFonts w:ascii="Courier New" w:eastAsia="Times New Roman" w:hAnsi="Courier New" w:cs="Courier New"/>
-          <w:sz w:val="20"/>
-          <w:szCs w:val="20"/>
-          <w:lang w:eastAsia="en-IN"/>
-        </w:rPr>
-        <w:t>total_amount</w:t>
-      </w:r>
-      <w:proofErr w:type="spellEnd"/>
+        <w:t xml:space="preserve">       COALESCE(SUM(o.amount), 0) AS total_amount</w:t>
+      </w:r>
     </w:p>
     <w:p>
       <w:pPr>
@@ -40316,39 +38120,8 @@
           <w:szCs w:val="20"/>
           <w:lang w:eastAsia="en-IN"/>
         </w:rPr>
-        <w:t xml:space="preserve">ON </w:t>
-      </w:r>
-      <w:proofErr w:type="spellStart"/>
-      <w:r>
-        <w:rPr>
-          <w:rFonts w:ascii="Courier New" w:eastAsia="Times New Roman" w:hAnsi="Courier New" w:cs="Courier New"/>
-          <w:sz w:val="20"/>
-          <w:szCs w:val="20"/>
-          <w:lang w:eastAsia="en-IN"/>
-        </w:rPr>
-        <w:t>c.customer_id</w:t>
-      </w:r>
-      <w:proofErr w:type="spellEnd"/>
-      <w:r>
-        <w:rPr>
-          <w:rFonts w:ascii="Courier New" w:eastAsia="Times New Roman" w:hAnsi="Courier New" w:cs="Courier New"/>
-          <w:sz w:val="20"/>
-          <w:szCs w:val="20"/>
-          <w:lang w:eastAsia="en-IN"/>
-        </w:rPr>
-        <w:t xml:space="preserve"> = </w:t>
-      </w:r>
-      <w:proofErr w:type="spellStart"/>
-      <w:r>
-        <w:rPr>
-          <w:rFonts w:ascii="Courier New" w:eastAsia="Times New Roman" w:hAnsi="Courier New" w:cs="Courier New"/>
-          <w:sz w:val="20"/>
-          <w:szCs w:val="20"/>
-          <w:lang w:eastAsia="en-IN"/>
-        </w:rPr>
-        <w:t>o.customer_id</w:t>
-      </w:r>
-      <w:proofErr w:type="spellEnd"/>
+        <w:t>ON c.customer_id = o.customer_id</w:t>
+      </w:r>
     </w:p>
     <w:p>
       <w:pPr>
@@ -40385,27 +38158,7 @@
           <w:szCs w:val="20"/>
           <w:lang w:eastAsia="en-IN"/>
         </w:rPr>
-        <w:t xml:space="preserve">GROUP BY </w:t>
-      </w:r>
-      <w:proofErr w:type="spellStart"/>
-      <w:r>
-        <w:rPr>
-          <w:rFonts w:ascii="Courier New" w:eastAsia="Times New Roman" w:hAnsi="Courier New" w:cs="Courier New"/>
-          <w:sz w:val="20"/>
-          <w:szCs w:val="20"/>
-          <w:lang w:eastAsia="en-IN"/>
-        </w:rPr>
-        <w:t>c.customer_id</w:t>
-      </w:r>
-      <w:proofErr w:type="spellEnd"/>
-      <w:r>
-        <w:rPr>
-          <w:rFonts w:ascii="Courier New" w:eastAsia="Times New Roman" w:hAnsi="Courier New" w:cs="Courier New"/>
-          <w:sz w:val="20"/>
-          <w:szCs w:val="20"/>
-          <w:lang w:eastAsia="en-IN"/>
-        </w:rPr>
-        <w:t>;</w:t>
+        <w:t>GROUP BY c.customer_id;</w:t>
       </w:r>
     </w:p>
     <w:p>
@@ -40470,8 +38223,8 @@
           <w:szCs w:val="24"/>
           <w:lang w:eastAsia="en-IN"/>
         </w:rPr>
-        <w:pict>
-          <v:rect id="_x0000_i1107" style="width:0;height:1.5pt" o:hralign="center" o:hrstd="t" o:hr="t" fillcolor="#a0a0a0" stroked="f"/>
+        <w:pict w14:anchorId="641B0F34">
+          <v:rect id="_x0000_i1115" style="width:0;height:1.5pt" o:hralign="center" o:hrstd="t" o:hr="t" fillcolor="#a0a0a0" stroked="f"/>
         </w:pict>
       </w:r>
     </w:p>
@@ -40499,7 +38252,6 @@
           <w:szCs w:val="48"/>
           <w:lang w:eastAsia="en-IN"/>
         </w:rPr>
-        <w:lastRenderedPageBreak/>
         <w:t>🧠 HOW TO ANSWER IN INTERVIEW (VERY IMPORTANT)</w:t>
       </w:r>
     </w:p>
@@ -40600,8 +38352,8 @@
           <w:szCs w:val="24"/>
           <w:lang w:eastAsia="en-IN"/>
         </w:rPr>
-        <w:pict>
-          <v:rect id="_x0000_i1108" style="width:0;height:1.5pt" o:hralign="center" o:hrstd="t" o:hr="t" fillcolor="#a0a0a0" stroked="f"/>
+        <w:pict w14:anchorId="7D231F12">
+          <v:rect id="_x0000_i1116" style="width:0;height:1.5pt" o:hralign="center" o:hrstd="t" o:hr="t" fillcolor="#a0a0a0" stroked="f"/>
         </w:pict>
       </w:r>
     </w:p>
@@ -40807,6 +38559,7 @@
           <w:szCs w:val="24"/>
           <w:lang w:eastAsia="en-IN"/>
         </w:rPr>
+        <w:lastRenderedPageBreak/>
         <w:t>Q:</w:t>
       </w:r>
       <w:r>
@@ -40816,38 +38569,7 @@
           <w:szCs w:val="24"/>
           <w:lang w:eastAsia="en-IN"/>
         </w:rPr>
-        <w:t xml:space="preserve"> JOIN </w:t>
-      </w:r>
-      <w:proofErr w:type="spellStart"/>
-      <w:proofErr w:type="gramStart"/>
-      <w:r>
-        <w:rPr>
-          <w:rFonts w:ascii="Times New Roman" w:eastAsia="Times New Roman" w:hAnsi="Times New Roman" w:cs="Times New Roman"/>
-          <w:sz w:val="24"/>
-          <w:szCs w:val="24"/>
-          <w:lang w:eastAsia="en-IN"/>
-        </w:rPr>
-        <w:t>vs</w:t>
-      </w:r>
-      <w:proofErr w:type="spellEnd"/>
-      <w:r>
-        <w:rPr>
-          <w:rFonts w:ascii="Times New Roman" w:eastAsia="Times New Roman" w:hAnsi="Times New Roman" w:cs="Times New Roman"/>
-          <w:sz w:val="24"/>
-          <w:szCs w:val="24"/>
-          <w:lang w:eastAsia="en-IN"/>
-        </w:rPr>
-        <w:t xml:space="preserve"> EXISTS</w:t>
-      </w:r>
-      <w:proofErr w:type="gramEnd"/>
-      <w:r>
-        <w:rPr>
-          <w:rFonts w:ascii="Times New Roman" w:eastAsia="Times New Roman" w:hAnsi="Times New Roman" w:cs="Times New Roman"/>
-          <w:sz w:val="24"/>
-          <w:szCs w:val="24"/>
-          <w:lang w:eastAsia="en-IN"/>
-        </w:rPr>
-        <w:t>?</w:t>
+        <w:t xml:space="preserve"> JOIN vs EXISTS?</w:t>
       </w:r>
       <w:r>
         <w:rPr>
@@ -40891,8 +38613,8 @@
 </file>
 
 <file path=word/numbering.xml><?xml version="1.0" encoding="utf-8"?>
-<w:numbering xmlns:wpc="http://schemas.microsoft.com/office/word/2010/wordprocessingCanvas" xmlns:mc="http://schemas.openxmlformats.org/markup-compatibility/2006" xmlns:o="urn:schemas-microsoft-com:office:office" xmlns:r="http://schemas.openxmlformats.org/officeDocument/2006/relationships" xmlns:m="http://schemas.openxmlformats.org/officeDocument/2006/math" xmlns:v="urn:schemas-microsoft-com:vml" xmlns:wp14="http://schemas.microsoft.com/office/word/2010/wordprocessingDrawing" xmlns:wp="http://schemas.openxmlformats.org/drawingml/2006/wordprocessingDrawing" xmlns:w10="urn:schemas-microsoft-com:office:word" xmlns:w="http://schemas.openxmlformats.org/wordprocessingml/2006/main" xmlns:w14="http://schemas.microsoft.com/office/word/2010/wordml" xmlns:wpg="http://schemas.microsoft.com/office/word/2010/wordprocessingGroup" xmlns:wpi="http://schemas.microsoft.com/office/word/2010/wordprocessingInk" xmlns:wne="http://schemas.microsoft.com/office/word/2006/wordml" xmlns:wps="http://schemas.microsoft.com/office/word/2010/wordprocessingShape" mc:Ignorable="w14 wp14">
-  <w:abstractNum w:abstractNumId="0">
+<w:numbering xmlns:wpc="http://schemas.microsoft.com/office/word/2010/wordprocessingCanvas" xmlns:cx="http://schemas.microsoft.com/office/drawing/2014/chartex" xmlns:cx1="http://schemas.microsoft.com/office/drawing/2015/9/8/chartex" xmlns:cx2="http://schemas.microsoft.com/office/drawing/2015/10/21/chartex" xmlns:cx3="http://schemas.microsoft.com/office/drawing/2016/5/9/chartex" xmlns:cx4="http://schemas.microsoft.com/office/drawing/2016/5/10/chartex" xmlns:cx5="http://schemas.microsoft.com/office/drawing/2016/5/11/chartex" xmlns:cx6="http://schemas.microsoft.com/office/drawing/2016/5/12/chartex" xmlns:cx7="http://schemas.microsoft.com/office/drawing/2016/5/13/chartex" xmlns:cx8="http://schemas.microsoft.com/office/drawing/2016/5/14/chartex" xmlns:mc="http://schemas.openxmlformats.org/markup-compatibility/2006" xmlns:aink="http://schemas.microsoft.com/office/drawing/2016/ink" xmlns:am3d="http://schemas.microsoft.com/office/drawing/2017/model3d" xmlns:o="urn:schemas-microsoft-com:office:office" xmlns:oel="http://schemas.microsoft.com/office/2019/extlst" xmlns:r="http://schemas.openxmlformats.org/officeDocument/2006/relationships" xmlns:m="http://schemas.openxmlformats.org/officeDocument/2006/math" xmlns:v="urn:schemas-microsoft-com:vml" xmlns:wp14="http://schemas.microsoft.com/office/word/2010/wordprocessingDrawing" xmlns:wp="http://schemas.openxmlformats.org/drawingml/2006/wordprocessingDrawing" xmlns:w10="urn:schemas-microsoft-com:office:word" xmlns:w="http://schemas.openxmlformats.org/wordprocessingml/2006/main" xmlns:w14="http://schemas.microsoft.com/office/word/2010/wordml" xmlns:w15="http://schemas.microsoft.com/office/word/2012/wordml" xmlns:w16cex="http://schemas.microsoft.com/office/word/2018/wordml/cex" xmlns:w16cid="http://schemas.microsoft.com/office/word/2016/wordml/cid" xmlns:w16="http://schemas.microsoft.com/office/word/2018/wordml" xmlns:w16sdtdh="http://schemas.microsoft.com/office/word/2020/wordml/sdtdatahash" xmlns:w16se="http://schemas.microsoft.com/office/word/2015/wordml/symex" xmlns:wpg="http://schemas.microsoft.com/office/word/2010/wordprocessingGroup" xmlns:wpi="http://schemas.microsoft.com/office/word/2010/wordprocessingInk" xmlns:wne="http://schemas.microsoft.com/office/word/2006/wordml" xmlns:wps="http://schemas.microsoft.com/office/word/2010/wordprocessingShape" mc:Ignorable="w14 w15 w16se w16cid w16 w16cex w16sdtdh wp14">
+  <w:abstractNum w:abstractNumId="0" w15:restartNumberingAfterBreak="0">
     <w:nsid w:val="033B12B4"/>
     <w:multiLevelType w:val="multilevel"/>
     <w:tmpl w:val="8AF43FA2"/>
@@ -41041,7 +38763,7 @@
       </w:rPr>
     </w:lvl>
   </w:abstractNum>
-  <w:abstractNum w:abstractNumId="1">
+  <w:abstractNum w:abstractNumId="1" w15:restartNumberingAfterBreak="0">
     <w:nsid w:val="066D2103"/>
     <w:multiLevelType w:val="multilevel"/>
     <w:tmpl w:val="4FD874E4"/>
@@ -41190,7 +38912,7 @@
       </w:rPr>
     </w:lvl>
   </w:abstractNum>
-  <w:abstractNum w:abstractNumId="2">
+  <w:abstractNum w:abstractNumId="2" w15:restartNumberingAfterBreak="0">
     <w:nsid w:val="0F817CD9"/>
     <w:multiLevelType w:val="multilevel"/>
     <w:tmpl w:val="CBA87846"/>
@@ -41339,7 +39061,7 @@
       </w:rPr>
     </w:lvl>
   </w:abstractNum>
-  <w:abstractNum w:abstractNumId="3">
+  <w:abstractNum w:abstractNumId="3" w15:restartNumberingAfterBreak="0">
     <w:nsid w:val="108D3211"/>
     <w:multiLevelType w:val="multilevel"/>
     <w:tmpl w:val="E8A0F726"/>
@@ -41452,7 +39174,7 @@
       </w:pPr>
     </w:lvl>
   </w:abstractNum>
-  <w:abstractNum w:abstractNumId="4">
+  <w:abstractNum w:abstractNumId="4" w15:restartNumberingAfterBreak="0">
     <w:nsid w:val="10A66DD6"/>
     <w:multiLevelType w:val="multilevel"/>
     <w:tmpl w:val="16C26312"/>
@@ -41601,7 +39323,7 @@
       </w:rPr>
     </w:lvl>
   </w:abstractNum>
-  <w:abstractNum w:abstractNumId="5">
+  <w:abstractNum w:abstractNumId="5" w15:restartNumberingAfterBreak="0">
     <w:nsid w:val="14E36CBB"/>
     <w:multiLevelType w:val="multilevel"/>
     <w:tmpl w:val="FB74286C"/>
@@ -41750,7 +39472,7 @@
       </w:rPr>
     </w:lvl>
   </w:abstractNum>
-  <w:abstractNum w:abstractNumId="6">
+  <w:abstractNum w:abstractNumId="6" w15:restartNumberingAfterBreak="0">
     <w:nsid w:val="2AB63602"/>
     <w:multiLevelType w:val="multilevel"/>
     <w:tmpl w:val="68D66924"/>
@@ -41899,7 +39621,7 @@
       </w:rPr>
     </w:lvl>
   </w:abstractNum>
-  <w:abstractNum w:abstractNumId="7">
+  <w:abstractNum w:abstractNumId="7" w15:restartNumberingAfterBreak="0">
     <w:nsid w:val="495D4150"/>
     <w:multiLevelType w:val="multilevel"/>
     <w:tmpl w:val="A85AF4FC"/>
@@ -42048,7 +39770,7 @@
       </w:rPr>
     </w:lvl>
   </w:abstractNum>
-  <w:abstractNum w:abstractNumId="8">
+  <w:abstractNum w:abstractNumId="8" w15:restartNumberingAfterBreak="0">
     <w:nsid w:val="5B8A7F78"/>
     <w:multiLevelType w:val="multilevel"/>
     <w:tmpl w:val="D0B8D986"/>
@@ -42197,7 +39919,7 @@
       </w:rPr>
     </w:lvl>
   </w:abstractNum>
-  <w:abstractNum w:abstractNumId="9">
+  <w:abstractNum w:abstractNumId="9" w15:restartNumberingAfterBreak="0">
     <w:nsid w:val="5F7C5C16"/>
     <w:multiLevelType w:val="multilevel"/>
     <w:tmpl w:val="16AAD142"/>
@@ -42310,7 +40032,7 @@
       </w:pPr>
     </w:lvl>
   </w:abstractNum>
-  <w:abstractNum w:abstractNumId="10">
+  <w:abstractNum w:abstractNumId="10" w15:restartNumberingAfterBreak="0">
     <w:nsid w:val="5FBF6A9C"/>
     <w:multiLevelType w:val="multilevel"/>
     <w:tmpl w:val="49FA702A"/>
@@ -42459,7 +40181,7 @@
       </w:rPr>
     </w:lvl>
   </w:abstractNum>
-  <w:abstractNum w:abstractNumId="11">
+  <w:abstractNum w:abstractNumId="11" w15:restartNumberingAfterBreak="0">
     <w:nsid w:val="61390D34"/>
     <w:multiLevelType w:val="multilevel"/>
     <w:tmpl w:val="819CD76E"/>
@@ -42608,7 +40330,7 @@
       </w:rPr>
     </w:lvl>
   </w:abstractNum>
-  <w:abstractNum w:abstractNumId="12">
+  <w:abstractNum w:abstractNumId="12" w15:restartNumberingAfterBreak="0">
     <w:nsid w:val="62344029"/>
     <w:multiLevelType w:val="multilevel"/>
     <w:tmpl w:val="395A9E0C"/>
@@ -42757,7 +40479,7 @@
       </w:rPr>
     </w:lvl>
   </w:abstractNum>
-  <w:abstractNum w:abstractNumId="13">
+  <w:abstractNum w:abstractNumId="13" w15:restartNumberingAfterBreak="0">
     <w:nsid w:val="6ACF545E"/>
     <w:multiLevelType w:val="multilevel"/>
     <w:tmpl w:val="DD98D394"/>
@@ -42906,7 +40628,7 @@
       </w:rPr>
     </w:lvl>
   </w:abstractNum>
-  <w:abstractNum w:abstractNumId="14">
+  <w:abstractNum w:abstractNumId="14" w15:restartNumberingAfterBreak="0">
     <w:nsid w:val="6B920DBB"/>
     <w:multiLevelType w:val="multilevel"/>
     <w:tmpl w:val="DC2C2F84"/>
@@ -43055,7 +40777,7 @@
       </w:rPr>
     </w:lvl>
   </w:abstractNum>
-  <w:abstractNum w:abstractNumId="15">
+  <w:abstractNum w:abstractNumId="15" w15:restartNumberingAfterBreak="0">
     <w:nsid w:val="721D190E"/>
     <w:multiLevelType w:val="multilevel"/>
     <w:tmpl w:val="EDEE7622"/>
@@ -43204,7 +40926,7 @@
       </w:rPr>
     </w:lvl>
   </w:abstractNum>
-  <w:abstractNum w:abstractNumId="16">
+  <w:abstractNum w:abstractNumId="16" w15:restartNumberingAfterBreak="0">
     <w:nsid w:val="7BB775AC"/>
     <w:multiLevelType w:val="multilevel"/>
     <w:tmpl w:val="1D28EEFA"/>
@@ -43353,7 +41075,7 @@
       </w:rPr>
     </w:lvl>
   </w:abstractNum>
-  <w:abstractNum w:abstractNumId="17">
+  <w:abstractNum w:abstractNumId="17" w15:restartNumberingAfterBreak="0">
     <w:nsid w:val="7CA1075B"/>
     <w:multiLevelType w:val="multilevel"/>
     <w:tmpl w:val="DF58CC3C"/>
@@ -43502,7 +41224,7 @@
       </w:rPr>
     </w:lvl>
   </w:abstractNum>
-  <w:abstractNum w:abstractNumId="18">
+  <w:abstractNum w:abstractNumId="18" w15:restartNumberingAfterBreak="0">
     <w:nsid w:val="7EA3108B"/>
     <w:multiLevelType w:val="multilevel"/>
     <w:tmpl w:val="93942624"/>
@@ -43651,68 +41373,68 @@
       </w:rPr>
     </w:lvl>
   </w:abstractNum>
-  <w:num w:numId="1">
+  <w:num w:numId="1" w16cid:durableId="1775128863">
     <w:abstractNumId w:val="0"/>
   </w:num>
-  <w:num w:numId="2">
+  <w:num w:numId="2" w16cid:durableId="2118406821">
     <w:abstractNumId w:val="14"/>
   </w:num>
-  <w:num w:numId="3">
+  <w:num w:numId="3" w16cid:durableId="596061346">
     <w:abstractNumId w:val="18"/>
   </w:num>
-  <w:num w:numId="4">
+  <w:num w:numId="4" w16cid:durableId="1848788343">
     <w:abstractNumId w:val="3"/>
   </w:num>
-  <w:num w:numId="5">
+  <w:num w:numId="5" w16cid:durableId="1051810">
     <w:abstractNumId w:val="2"/>
   </w:num>
-  <w:num w:numId="6">
+  <w:num w:numId="6" w16cid:durableId="1234778399">
     <w:abstractNumId w:val="13"/>
   </w:num>
-  <w:num w:numId="7">
+  <w:num w:numId="7" w16cid:durableId="436098118">
     <w:abstractNumId w:val="9"/>
   </w:num>
-  <w:num w:numId="8">
+  <w:num w:numId="8" w16cid:durableId="884757217">
     <w:abstractNumId w:val="16"/>
   </w:num>
-  <w:num w:numId="9">
+  <w:num w:numId="9" w16cid:durableId="945503284">
     <w:abstractNumId w:val="8"/>
   </w:num>
-  <w:num w:numId="10">
+  <w:num w:numId="10" w16cid:durableId="1133213884">
     <w:abstractNumId w:val="11"/>
   </w:num>
-  <w:num w:numId="11">
+  <w:num w:numId="11" w16cid:durableId="1556283739">
     <w:abstractNumId w:val="12"/>
   </w:num>
-  <w:num w:numId="12">
+  <w:num w:numId="12" w16cid:durableId="2068649304">
     <w:abstractNumId w:val="10"/>
   </w:num>
-  <w:num w:numId="13">
+  <w:num w:numId="13" w16cid:durableId="382364756">
     <w:abstractNumId w:val="1"/>
   </w:num>
-  <w:num w:numId="14">
+  <w:num w:numId="14" w16cid:durableId="999624836">
     <w:abstractNumId w:val="7"/>
   </w:num>
-  <w:num w:numId="15">
+  <w:num w:numId="15" w16cid:durableId="1084378941">
     <w:abstractNumId w:val="4"/>
   </w:num>
-  <w:num w:numId="16">
+  <w:num w:numId="16" w16cid:durableId="1574699991">
     <w:abstractNumId w:val="5"/>
   </w:num>
-  <w:num w:numId="17">
+  <w:num w:numId="17" w16cid:durableId="1463426251">
     <w:abstractNumId w:val="6"/>
   </w:num>
-  <w:num w:numId="18">
+  <w:num w:numId="18" w16cid:durableId="426662144">
     <w:abstractNumId w:val="15"/>
   </w:num>
-  <w:num w:numId="19">
+  <w:num w:numId="19" w16cid:durableId="29452862">
     <w:abstractNumId w:val="17"/>
   </w:num>
 </w:numbering>
 </file>
 
 <file path=word/styles.xml><?xml version="1.0" encoding="utf-8"?>
-<w:styles xmlns:mc="http://schemas.openxmlformats.org/markup-compatibility/2006" xmlns:r="http://schemas.openxmlformats.org/officeDocument/2006/relationships" xmlns:w="http://schemas.openxmlformats.org/wordprocessingml/2006/main" xmlns:w14="http://schemas.microsoft.com/office/word/2010/wordml" mc:Ignorable="w14">
+<w:styles xmlns:mc="http://schemas.openxmlformats.org/markup-compatibility/2006" xmlns:r="http://schemas.openxmlformats.org/officeDocument/2006/relationships" xmlns:w="http://schemas.openxmlformats.org/wordprocessingml/2006/main" xmlns:w14="http://schemas.microsoft.com/office/word/2010/wordml" xmlns:w15="http://schemas.microsoft.com/office/word/2012/wordml" xmlns:w16cex="http://schemas.microsoft.com/office/word/2018/wordml/cex" xmlns:w16cid="http://schemas.microsoft.com/office/word/2016/wordml/cid" xmlns:w16="http://schemas.microsoft.com/office/word/2018/wordml" xmlns:w16sdtdh="http://schemas.microsoft.com/office/word/2020/wordml/sdtdatahash" xmlns:w16se="http://schemas.microsoft.com/office/word/2015/wordml/symex" mc:Ignorable="w14 w15 w16se w16cid w16 w16cex w16sdtdh">
   <w:docDefaults>
     <w:rPrDefault>
       <w:rPr>
@@ -43728,144 +41450,383 @@
       </w:pPr>
     </w:pPrDefault>
   </w:docDefaults>
-  <w:latentStyles w:defLockedState="0" w:defUIPriority="99" w:defSemiHidden="1" w:defUnhideWhenUsed="1" w:defQFormat="0" w:count="267">
-    <w:lsdException w:name="Normal" w:semiHidden="0" w:uiPriority="0" w:unhideWhenUsed="0" w:qFormat="1"/>
-    <w:lsdException w:name="heading 1" w:semiHidden="0" w:uiPriority="9" w:unhideWhenUsed="0" w:qFormat="1"/>
-    <w:lsdException w:name="heading 2" w:uiPriority="9" w:qFormat="1"/>
-    <w:lsdException w:name="heading 3" w:uiPriority="9" w:qFormat="1"/>
-    <w:lsdException w:name="heading 4" w:uiPriority="9" w:qFormat="1"/>
-    <w:lsdException w:name="heading 5" w:uiPriority="9" w:qFormat="1"/>
-    <w:lsdException w:name="heading 6" w:uiPriority="9" w:qFormat="1"/>
-    <w:lsdException w:name="heading 7" w:uiPriority="9" w:qFormat="1"/>
-    <w:lsdException w:name="heading 8" w:uiPriority="9" w:qFormat="1"/>
-    <w:lsdException w:name="heading 9" w:uiPriority="9" w:qFormat="1"/>
-    <w:lsdException w:name="toc 1" w:uiPriority="39"/>
-    <w:lsdException w:name="toc 2" w:uiPriority="39"/>
-    <w:lsdException w:name="toc 3" w:uiPriority="39"/>
-    <w:lsdException w:name="toc 4" w:uiPriority="39"/>
-    <w:lsdException w:name="toc 5" w:uiPriority="39"/>
-    <w:lsdException w:name="toc 6" w:uiPriority="39"/>
-    <w:lsdException w:name="toc 7" w:uiPriority="39"/>
-    <w:lsdException w:name="toc 8" w:uiPriority="39"/>
-    <w:lsdException w:name="toc 9" w:uiPriority="39"/>
-    <w:lsdException w:name="caption" w:uiPriority="35" w:qFormat="1"/>
-    <w:lsdException w:name="Title" w:semiHidden="0" w:uiPriority="10" w:unhideWhenUsed="0" w:qFormat="1"/>
-    <w:lsdException w:name="Default Paragraph Font" w:uiPriority="1"/>
-    <w:lsdException w:name="Subtitle" w:semiHidden="0" w:uiPriority="11" w:unhideWhenUsed="0" w:qFormat="1"/>
-    <w:lsdException w:name="Strong" w:semiHidden="0" w:uiPriority="22" w:unhideWhenUsed="0" w:qFormat="1"/>
-    <w:lsdException w:name="Emphasis" w:semiHidden="0" w:uiPriority="20" w:unhideWhenUsed="0" w:qFormat="1"/>
-    <w:lsdException w:name="Table Grid" w:semiHidden="0" w:uiPriority="59" w:unhideWhenUsed="0"/>
-    <w:lsdException w:name="Placeholder Text" w:unhideWhenUsed="0"/>
-    <w:lsdException w:name="No Spacing" w:semiHidden="0" w:uiPriority="1" w:unhideWhenUsed="0" w:qFormat="1"/>
-    <w:lsdException w:name="Light Shading" w:semiHidden="0" w:uiPriority="60" w:unhideWhenUsed="0"/>
-    <w:lsdException w:name="Light List" w:semiHidden="0" w:uiPriority="61" w:unhideWhenUsed="0"/>
-    <w:lsdException w:name="Light Grid" w:semiHidden="0" w:uiPriority="62" w:unhideWhenUsed="0"/>
-    <w:lsdException w:name="Medium Shading 1" w:semiHidden="0" w:uiPriority="63" w:unhideWhenUsed="0"/>
-    <w:lsdException w:name="Medium Shading 2" w:semiHidden="0" w:uiPriority="64" w:unhideWhenUsed="0"/>
-    <w:lsdException w:name="Medium List 1" w:semiHidden="0" w:uiPriority="65" w:unhideWhenUsed="0"/>
-    <w:lsdException w:name="Medium List 2" w:semiHidden="0" w:uiPriority="66" w:unhideWhenUsed="0"/>
-    <w:lsdException w:name="Medium Grid 1" w:semiHidden="0" w:uiPriority="67" w:unhideWhenUsed="0"/>
-    <w:lsdException w:name="Medium Grid 2" w:semiHidden="0" w:uiPriority="68" w:unhideWhenUsed="0"/>
-    <w:lsdException w:name="Medium Grid 3" w:semiHidden="0" w:uiPriority="69" w:unhideWhenUsed="0"/>
-    <w:lsdException w:name="Dark List" w:semiHidden="0" w:uiPriority="70" w:unhideWhenUsed="0"/>
-    <w:lsdException w:name="Colorful Shading" w:semiHidden="0" w:uiPriority="71" w:unhideWhenUsed="0"/>
-    <w:lsdException w:name="Colorful List" w:semiHidden="0" w:uiPriority="72" w:unhideWhenUsed="0"/>
-    <w:lsdException w:name="Colorful Grid" w:semiHidden="0" w:uiPriority="73" w:unhideWhenUsed="0"/>
-    <w:lsdException w:name="Light Shading Accent 1" w:semiHidden="0" w:uiPriority="60" w:unhideWhenUsed="0"/>
-    <w:lsdException w:name="Light List Accent 1" w:semiHidden="0" w:uiPriority="61" w:unhideWhenUsed="0"/>
-    <w:lsdException w:name="Light Grid Accent 1" w:semiHidden="0" w:uiPriority="62" w:unhideWhenUsed="0"/>
-    <w:lsdException w:name="Medium Shading 1 Accent 1" w:semiHidden="0" w:uiPriority="63" w:unhideWhenUsed="0"/>
-    <w:lsdException w:name="Medium Shading 2 Accent 1" w:semiHidden="0" w:uiPriority="64" w:unhideWhenUsed="0"/>
-    <w:lsdException w:name="Medium List 1 Accent 1" w:semiHidden="0" w:uiPriority="65" w:unhideWhenUsed="0"/>
-    <w:lsdException w:name="Revision" w:unhideWhenUsed="0"/>
-    <w:lsdException w:name="List Paragraph" w:semiHidden="0" w:uiPriority="34" w:unhideWhenUsed="0" w:qFormat="1"/>
-    <w:lsdException w:name="Quote" w:semiHidden="0" w:uiPriority="29" w:unhideWhenUsed="0" w:qFormat="1"/>
-    <w:lsdException w:name="Intense Quote" w:semiHidden="0" w:uiPriority="30" w:unhideWhenUsed="0" w:qFormat="1"/>
-    <w:lsdException w:name="Medium List 2 Accent 1" w:semiHidden="0" w:uiPriority="66" w:unhideWhenUsed="0"/>
-    <w:lsdException w:name="Medium Grid 1 Accent 1" w:semiHidden="0" w:uiPriority="67" w:unhideWhenUsed="0"/>
-    <w:lsdException w:name="Medium Grid 2 Accent 1" w:semiHidden="0" w:uiPriority="68" w:unhideWhenUsed="0"/>
-    <w:lsdException w:name="Medium Grid 3 Accent 1" w:semiHidden="0" w:uiPriority="69" w:unhideWhenUsed="0"/>
-    <w:lsdException w:name="Dark List Accent 1" w:semiHidden="0" w:uiPriority="70" w:unhideWhenUsed="0"/>
-    <w:lsdException w:name="Colorful Shading Accent 1" w:semiHidden="0" w:uiPriority="71" w:unhideWhenUsed="0"/>
-    <w:lsdException w:name="Colorful List Accent 1" w:semiHidden="0" w:uiPriority="72" w:unhideWhenUsed="0"/>
-    <w:lsdException w:name="Colorful Grid Accent 1" w:semiHidden="0" w:uiPriority="73" w:unhideWhenUsed="0"/>
-    <w:lsdException w:name="Light Shading Accent 2" w:semiHidden="0" w:uiPriority="60" w:unhideWhenUsed="0"/>
-    <w:lsdException w:name="Light List Accent 2" w:semiHidden="0" w:uiPriority="61" w:unhideWhenUsed="0"/>
-    <w:lsdException w:name="Light Grid Accent 2" w:semiHidden="0" w:uiPriority="62" w:unhideWhenUsed="0"/>
-    <w:lsdException w:name="Medium Shading 1 Accent 2" w:semiHidden="0" w:uiPriority="63" w:unhideWhenUsed="0"/>
-    <w:lsdException w:name="Medium Shading 2 Accent 2" w:semiHidden="0" w:uiPriority="64" w:unhideWhenUsed="0"/>
-    <w:lsdException w:name="Medium List 1 Accent 2" w:semiHidden="0" w:uiPriority="65" w:unhideWhenUsed="0"/>
-    <w:lsdException w:name="Medium List 2 Accent 2" w:semiHidden="0" w:uiPriority="66" w:unhideWhenUsed="0"/>
-    <w:lsdException w:name="Medium Grid 1 Accent 2" w:semiHidden="0" w:uiPriority="67" w:unhideWhenUsed="0"/>
-    <w:lsdException w:name="Medium Grid 2 Accent 2" w:semiHidden="0" w:uiPriority="68" w:unhideWhenUsed="0"/>
-    <w:lsdException w:name="Medium Grid 3 Accent 2" w:semiHidden="0" w:uiPriority="69" w:unhideWhenUsed="0"/>
-    <w:lsdException w:name="Dark List Accent 2" w:semiHidden="0" w:uiPriority="70" w:unhideWhenUsed="0"/>
-    <w:lsdException w:name="Colorful Shading Accent 2" w:semiHidden="0" w:uiPriority="71" w:unhideWhenUsed="0"/>
-    <w:lsdException w:name="Colorful List Accent 2" w:semiHidden="0" w:uiPriority="72" w:unhideWhenUsed="0"/>
-    <w:lsdException w:name="Colorful Grid Accent 2" w:semiHidden="0" w:uiPriority="73" w:unhideWhenUsed="0"/>
-    <w:lsdException w:name="Light Shading Accent 3" w:semiHidden="0" w:uiPriority="60" w:unhideWhenUsed="0"/>
-    <w:lsdException w:name="Light List Accent 3" w:semiHidden="0" w:uiPriority="61" w:unhideWhenUsed="0"/>
-    <w:lsdException w:name="Light Grid Accent 3" w:semiHidden="0" w:uiPriority="62" w:unhideWhenUsed="0"/>
-    <w:lsdException w:name="Medium Shading 1 Accent 3" w:semiHidden="0" w:uiPriority="63" w:unhideWhenUsed="0"/>
-    <w:lsdException w:name="Medium Shading 2 Accent 3" w:semiHidden="0" w:uiPriority="64" w:unhideWhenUsed="0"/>
-    <w:lsdException w:name="Medium List 1 Accent 3" w:semiHidden="0" w:uiPriority="65" w:unhideWhenUsed="0"/>
-    <w:lsdException w:name="Medium List 2 Accent 3" w:semiHidden="0" w:uiPriority="66" w:unhideWhenUsed="0"/>
-    <w:lsdException w:name="Medium Grid 1 Accent 3" w:semiHidden="0" w:uiPriority="67" w:unhideWhenUsed="0"/>
-    <w:lsdException w:name="Medium Grid 2 Accent 3" w:semiHidden="0" w:uiPriority="68" w:unhideWhenUsed="0"/>
-    <w:lsdException w:name="Medium Grid 3 Accent 3" w:semiHidden="0" w:uiPriority="69" w:unhideWhenUsed="0"/>
-    <w:lsdException w:name="Dark List Accent 3" w:semiHidden="0" w:uiPriority="70" w:unhideWhenUsed="0"/>
-    <w:lsdException w:name="Colorful Shading Accent 3" w:semiHidden="0" w:uiPriority="71" w:unhideWhenUsed="0"/>
-    <w:lsdException w:name="Colorful List Accent 3" w:semiHidden="0" w:uiPriority="72" w:unhideWhenUsed="0"/>
-    <w:lsdException w:name="Colorful Grid Accent 3" w:semiHidden="0" w:uiPriority="73" w:unhideWhenUsed="0"/>
-    <w:lsdException w:name="Light Shading Accent 4" w:semiHidden="0" w:uiPriority="60" w:unhideWhenUsed="0"/>
-    <w:lsdException w:name="Light List Accent 4" w:semiHidden="0" w:uiPriority="61" w:unhideWhenUsed="0"/>
-    <w:lsdException w:name="Light Grid Accent 4" w:semiHidden="0" w:uiPriority="62" w:unhideWhenUsed="0"/>
-    <w:lsdException w:name="Medium Shading 1 Accent 4" w:semiHidden="0" w:uiPriority="63" w:unhideWhenUsed="0"/>
-    <w:lsdException w:name="Medium Shading 2 Accent 4" w:semiHidden="0" w:uiPriority="64" w:unhideWhenUsed="0"/>
-    <w:lsdException w:name="Medium List 1 Accent 4" w:semiHidden="0" w:uiPriority="65" w:unhideWhenUsed="0"/>
-    <w:lsdException w:name="Medium List 2 Accent 4" w:semiHidden="0" w:uiPriority="66" w:unhideWhenUsed="0"/>
-    <w:lsdException w:name="Medium Grid 1 Accent 4" w:semiHidden="0" w:uiPriority="67" w:unhideWhenUsed="0"/>
-    <w:lsdException w:name="Medium Grid 2 Accent 4" w:semiHidden="0" w:uiPriority="68" w:unhideWhenUsed="0"/>
-    <w:lsdException w:name="Medium Grid 3 Accent 4" w:semiHidden="0" w:uiPriority="69" w:unhideWhenUsed="0"/>
-    <w:lsdException w:name="Dark List Accent 4" w:semiHidden="0" w:uiPriority="70" w:unhideWhenUsed="0"/>
-    <w:lsdException w:name="Colorful Shading Accent 4" w:semiHidden="0" w:uiPriority="71" w:unhideWhenUsed="0"/>
-    <w:lsdException w:name="Colorful List Accent 4" w:semiHidden="0" w:uiPriority="72" w:unhideWhenUsed="0"/>
-    <w:lsdException w:name="Colorful Grid Accent 4" w:semiHidden="0" w:uiPriority="73" w:unhideWhenUsed="0"/>
-    <w:lsdException w:name="Light Shading Accent 5" w:semiHidden="0" w:uiPriority="60" w:unhideWhenUsed="0"/>
-    <w:lsdException w:name="Light List Accent 5" w:semiHidden="0" w:uiPriority="61" w:unhideWhenUsed="0"/>
-    <w:lsdException w:name="Light Grid Accent 5" w:semiHidden="0" w:uiPriority="62" w:unhideWhenUsed="0"/>
-    <w:lsdException w:name="Medium Shading 1 Accent 5" w:semiHidden="0" w:uiPriority="63" w:unhideWhenUsed="0"/>
-    <w:lsdException w:name="Medium Shading 2 Accent 5" w:semiHidden="0" w:uiPriority="64" w:unhideWhenUsed="0"/>
-    <w:lsdException w:name="Medium List 1 Accent 5" w:semiHidden="0" w:uiPriority="65" w:unhideWhenUsed="0"/>
-    <w:lsdException w:name="Medium List 2 Accent 5" w:semiHidden="0" w:uiPriority="66" w:unhideWhenUsed="0"/>
-    <w:lsdException w:name="Medium Grid 1 Accent 5" w:semiHidden="0" w:uiPriority="67" w:unhideWhenUsed="0"/>
-    <w:lsdException w:name="Medium Grid 2 Accent 5" w:semiHidden="0" w:uiPriority="68" w:unhideWhenUsed="0"/>
-    <w:lsdException w:name="Medium Grid 3 Accent 5" w:semiHidden="0" w:uiPriority="69" w:unhideWhenUsed="0"/>
-    <w:lsdException w:name="Dark List Accent 5" w:semiHidden="0" w:uiPriority="70" w:unhideWhenUsed="0"/>
-    <w:lsdException w:name="Colorful Shading Accent 5" w:semiHidden="0" w:uiPriority="71" w:unhideWhenUsed="0"/>
-    <w:lsdException w:name="Colorful List Accent 5" w:semiHidden="0" w:uiPriority="72" w:unhideWhenUsed="0"/>
-    <w:lsdException w:name="Colorful Grid Accent 5" w:semiHidden="0" w:uiPriority="73" w:unhideWhenUsed="0"/>
-    <w:lsdException w:name="Light Shading Accent 6" w:semiHidden="0" w:uiPriority="60" w:unhideWhenUsed="0"/>
-    <w:lsdException w:name="Light List Accent 6" w:semiHidden="0" w:uiPriority="61" w:unhideWhenUsed="0"/>
-    <w:lsdException w:name="Light Grid Accent 6" w:semiHidden="0" w:uiPriority="62" w:unhideWhenUsed="0"/>
-    <w:lsdException w:name="Medium Shading 1 Accent 6" w:semiHidden="0" w:uiPriority="63" w:unhideWhenUsed="0"/>
-    <w:lsdException w:name="Medium Shading 2 Accent 6" w:semiHidden="0" w:uiPriority="64" w:unhideWhenUsed="0"/>
-    <w:lsdException w:name="Medium List 1 Accent 6" w:semiHidden="0" w:uiPriority="65" w:unhideWhenUsed="0"/>
-    <w:lsdException w:name="Medium List 2 Accent 6" w:semiHidden="0" w:uiPriority="66" w:unhideWhenUsed="0"/>
-    <w:lsdException w:name="Medium Grid 1 Accent 6" w:semiHidden="0" w:uiPriority="67" w:unhideWhenUsed="0"/>
-    <w:lsdException w:name="Medium Grid 2 Accent 6" w:semiHidden="0" w:uiPriority="68" w:unhideWhenUsed="0"/>
-    <w:lsdException w:name="Medium Grid 3 Accent 6" w:semiHidden="0" w:uiPriority="69" w:unhideWhenUsed="0"/>
-    <w:lsdException w:name="Dark List Accent 6" w:semiHidden="0" w:uiPriority="70" w:unhideWhenUsed="0"/>
-    <w:lsdException w:name="Colorful Shading Accent 6" w:semiHidden="0" w:uiPriority="71" w:unhideWhenUsed="0"/>
-    <w:lsdException w:name="Colorful List Accent 6" w:semiHidden="0" w:uiPriority="72" w:unhideWhenUsed="0"/>
-    <w:lsdException w:name="Colorful Grid Accent 6" w:semiHidden="0" w:uiPriority="73" w:unhideWhenUsed="0"/>
-    <w:lsdException w:name="Subtle Emphasis" w:semiHidden="0" w:uiPriority="19" w:unhideWhenUsed="0" w:qFormat="1"/>
-    <w:lsdException w:name="Intense Emphasis" w:semiHidden="0" w:uiPriority="21" w:unhideWhenUsed="0" w:qFormat="1"/>
-    <w:lsdException w:name="Subtle Reference" w:semiHidden="0" w:uiPriority="31" w:unhideWhenUsed="0" w:qFormat="1"/>
-    <w:lsdException w:name="Intense Reference" w:semiHidden="0" w:uiPriority="32" w:unhideWhenUsed="0" w:qFormat="1"/>
-    <w:lsdException w:name="Book Title" w:semiHidden="0" w:uiPriority="33" w:unhideWhenUsed="0" w:qFormat="1"/>
-    <w:lsdException w:name="Bibliography" w:uiPriority="37"/>
-    <w:lsdException w:name="TOC Heading" w:uiPriority="39" w:qFormat="1"/>
+  <w:latentStyles w:defLockedState="0" w:defUIPriority="99" w:defSemiHidden="0" w:defUnhideWhenUsed="0" w:defQFormat="0" w:count="376">
+    <w:lsdException w:name="Normal" w:uiPriority="0" w:qFormat="1"/>
+    <w:lsdException w:name="heading 1" w:uiPriority="9" w:qFormat="1"/>
+    <w:lsdException w:name="heading 2" w:semiHidden="1" w:uiPriority="9" w:unhideWhenUsed="1" w:qFormat="1"/>
+    <w:lsdException w:name="heading 3" w:semiHidden="1" w:uiPriority="9" w:unhideWhenUsed="1" w:qFormat="1"/>
+    <w:lsdException w:name="heading 4" w:semiHidden="1" w:uiPriority="9" w:unhideWhenUsed="1" w:qFormat="1"/>
+    <w:lsdException w:name="heading 5" w:semiHidden="1" w:uiPriority="9" w:unhideWhenUsed="1" w:qFormat="1"/>
+    <w:lsdException w:name="heading 6" w:semiHidden="1" w:uiPriority="9" w:unhideWhenUsed="1" w:qFormat="1"/>
+    <w:lsdException w:name="heading 7" w:semiHidden="1" w:uiPriority="9" w:unhideWhenUsed="1" w:qFormat="1"/>
+    <w:lsdException w:name="heading 8" w:semiHidden="1" w:uiPriority="9" w:unhideWhenUsed="1" w:qFormat="1"/>
+    <w:lsdException w:name="heading 9" w:semiHidden="1" w:uiPriority="9" w:unhideWhenUsed="1" w:qFormat="1"/>
+    <w:lsdException w:name="index 1" w:semiHidden="1" w:unhideWhenUsed="1"/>
+    <w:lsdException w:name="index 2" w:semiHidden="1" w:unhideWhenUsed="1"/>
+    <w:lsdException w:name="index 3" w:semiHidden="1" w:unhideWhenUsed="1"/>
+    <w:lsdException w:name="index 4" w:semiHidden="1" w:unhideWhenUsed="1"/>
+    <w:lsdException w:name="index 5" w:semiHidden="1" w:unhideWhenUsed="1"/>
+    <w:lsdException w:name="index 6" w:semiHidden="1" w:unhideWhenUsed="1"/>
+    <w:lsdException w:name="index 7" w:semiHidden="1" w:unhideWhenUsed="1"/>
+    <w:lsdException w:name="index 8" w:semiHidden="1" w:unhideWhenUsed="1"/>
+    <w:lsdException w:name="index 9" w:semiHidden="1" w:unhideWhenUsed="1"/>
+    <w:lsdException w:name="toc 1" w:semiHidden="1" w:uiPriority="39" w:unhideWhenUsed="1"/>
+    <w:lsdException w:name="toc 2" w:semiHidden="1" w:uiPriority="39" w:unhideWhenUsed="1"/>
+    <w:lsdException w:name="toc 3" w:semiHidden="1" w:uiPriority="39" w:unhideWhenUsed="1"/>
+    <w:lsdException w:name="toc 4" w:semiHidden="1" w:uiPriority="39" w:unhideWhenUsed="1"/>
+    <w:lsdException w:name="toc 5" w:semiHidden="1" w:uiPriority="39" w:unhideWhenUsed="1"/>
+    <w:lsdException w:name="toc 6" w:semiHidden="1" w:uiPriority="39" w:unhideWhenUsed="1"/>
+    <w:lsdException w:name="toc 7" w:semiHidden="1" w:uiPriority="39" w:unhideWhenUsed="1"/>
+    <w:lsdException w:name="toc 8" w:semiHidden="1" w:uiPriority="39" w:unhideWhenUsed="1"/>
+    <w:lsdException w:name="toc 9" w:semiHidden="1" w:uiPriority="39" w:unhideWhenUsed="1"/>
+    <w:lsdException w:name="Normal Indent" w:semiHidden="1" w:unhideWhenUsed="1"/>
+    <w:lsdException w:name="footnote text" w:semiHidden="1" w:unhideWhenUsed="1"/>
+    <w:lsdException w:name="annotation text" w:semiHidden="1" w:unhideWhenUsed="1"/>
+    <w:lsdException w:name="header" w:semiHidden="1" w:unhideWhenUsed="1"/>
+    <w:lsdException w:name="footer" w:semiHidden="1" w:unhideWhenUsed="1"/>
+    <w:lsdException w:name="index heading" w:semiHidden="1" w:unhideWhenUsed="1"/>
+    <w:lsdException w:name="caption" w:semiHidden="1" w:uiPriority="35" w:unhideWhenUsed="1" w:qFormat="1"/>
+    <w:lsdException w:name="table of figures" w:semiHidden="1" w:unhideWhenUsed="1"/>
+    <w:lsdException w:name="envelope address" w:semiHidden="1" w:unhideWhenUsed="1"/>
+    <w:lsdException w:name="envelope return" w:semiHidden="1" w:unhideWhenUsed="1"/>
+    <w:lsdException w:name="footnote reference" w:semiHidden="1" w:unhideWhenUsed="1"/>
+    <w:lsdException w:name="annotation reference" w:semiHidden="1" w:unhideWhenUsed="1"/>
+    <w:lsdException w:name="line number" w:semiHidden="1" w:unhideWhenUsed="1"/>
+    <w:lsdException w:name="page number" w:semiHidden="1" w:unhideWhenUsed="1"/>
+    <w:lsdException w:name="endnote reference" w:semiHidden="1" w:unhideWhenUsed="1"/>
+    <w:lsdException w:name="endnote text" w:semiHidden="1" w:unhideWhenUsed="1"/>
+    <w:lsdException w:name="table of authorities" w:semiHidden="1" w:unhideWhenUsed="1"/>
+    <w:lsdException w:name="macro" w:semiHidden="1" w:unhideWhenUsed="1"/>
+    <w:lsdException w:name="toa heading" w:semiHidden="1" w:unhideWhenUsed="1"/>
+    <w:lsdException w:name="List" w:semiHidden="1" w:unhideWhenUsed="1"/>
+    <w:lsdException w:name="List Bullet" w:semiHidden="1" w:unhideWhenUsed="1"/>
+    <w:lsdException w:name="List Number" w:semiHidden="1" w:unhideWhenUsed="1"/>
+    <w:lsdException w:name="List 2" w:semiHidden="1" w:unhideWhenUsed="1"/>
+    <w:lsdException w:name="List 3" w:semiHidden="1" w:unhideWhenUsed="1"/>
+    <w:lsdException w:name="List 4" w:semiHidden="1" w:unhideWhenUsed="1"/>
+    <w:lsdException w:name="List 5" w:semiHidden="1" w:unhideWhenUsed="1"/>
+    <w:lsdException w:name="List Bullet 2" w:semiHidden="1" w:unhideWhenUsed="1"/>
+    <w:lsdException w:name="List Bullet 3" w:semiHidden="1" w:unhideWhenUsed="1"/>
+    <w:lsdException w:name="List Bullet 4" w:semiHidden="1" w:unhideWhenUsed="1"/>
+    <w:lsdException w:name="List Bullet 5" w:semiHidden="1" w:unhideWhenUsed="1"/>
+    <w:lsdException w:name="List Number 2" w:semiHidden="1" w:unhideWhenUsed="1"/>
+    <w:lsdException w:name="List Number 3" w:semiHidden="1" w:unhideWhenUsed="1"/>
+    <w:lsdException w:name="List Number 4" w:semiHidden="1" w:unhideWhenUsed="1"/>
+    <w:lsdException w:name="List Number 5" w:semiHidden="1" w:unhideWhenUsed="1"/>
+    <w:lsdException w:name="Title" w:uiPriority="10" w:qFormat="1"/>
+    <w:lsdException w:name="Closing" w:semiHidden="1" w:unhideWhenUsed="1"/>
+    <w:lsdException w:name="Signature" w:semiHidden="1" w:unhideWhenUsed="1"/>
+    <w:lsdException w:name="Default Paragraph Font" w:semiHidden="1" w:uiPriority="1" w:unhideWhenUsed="1"/>
+    <w:lsdException w:name="Body Text" w:semiHidden="1" w:unhideWhenUsed="1"/>
+    <w:lsdException w:name="Body Text Indent" w:semiHidden="1" w:unhideWhenUsed="1"/>
+    <w:lsdException w:name="List Continue" w:semiHidden="1" w:unhideWhenUsed="1"/>
+    <w:lsdException w:name="List Continue 2" w:semiHidden="1" w:unhideWhenUsed="1"/>
+    <w:lsdException w:name="List Continue 3" w:semiHidden="1" w:unhideWhenUsed="1"/>
+    <w:lsdException w:name="List Continue 4" w:semiHidden="1" w:unhideWhenUsed="1"/>
+    <w:lsdException w:name="List Continue 5" w:semiHidden="1" w:unhideWhenUsed="1"/>
+    <w:lsdException w:name="Message Header" w:semiHidden="1" w:unhideWhenUsed="1"/>
+    <w:lsdException w:name="Subtitle" w:uiPriority="11" w:qFormat="1"/>
+    <w:lsdException w:name="Salutation" w:semiHidden="1" w:unhideWhenUsed="1"/>
+    <w:lsdException w:name="Date" w:semiHidden="1" w:unhideWhenUsed="1"/>
+    <w:lsdException w:name="Body Text First Indent" w:semiHidden="1" w:unhideWhenUsed="1"/>
+    <w:lsdException w:name="Body Text First Indent 2" w:semiHidden="1" w:unhideWhenUsed="1"/>
+    <w:lsdException w:name="Note Heading" w:semiHidden="1" w:unhideWhenUsed="1"/>
+    <w:lsdException w:name="Body Text 2" w:semiHidden="1" w:unhideWhenUsed="1"/>
+    <w:lsdException w:name="Body Text 3" w:semiHidden="1" w:unhideWhenUsed="1"/>
+    <w:lsdException w:name="Body Text Indent 2" w:semiHidden="1" w:unhideWhenUsed="1"/>
+    <w:lsdException w:name="Body Text Indent 3" w:semiHidden="1" w:unhideWhenUsed="1"/>
+    <w:lsdException w:name="Block Text" w:semiHidden="1" w:unhideWhenUsed="1"/>
+    <w:lsdException w:name="Hyperlink" w:semiHidden="1" w:unhideWhenUsed="1"/>
+    <w:lsdException w:name="FollowedHyperlink" w:semiHidden="1" w:unhideWhenUsed="1"/>
+    <w:lsdException w:name="Strong" w:uiPriority="22" w:qFormat="1"/>
+    <w:lsdException w:name="Emphasis" w:uiPriority="20" w:qFormat="1"/>
+    <w:lsdException w:name="Document Map" w:semiHidden="1" w:unhideWhenUsed="1"/>
+    <w:lsdException w:name="Plain Text" w:semiHidden="1" w:unhideWhenUsed="1"/>
+    <w:lsdException w:name="E-mail Signature" w:semiHidden="1" w:unhideWhenUsed="1"/>
+    <w:lsdException w:name="HTML Top of Form" w:semiHidden="1" w:unhideWhenUsed="1"/>
+    <w:lsdException w:name="HTML Bottom of Form" w:semiHidden="1" w:unhideWhenUsed="1"/>
+    <w:lsdException w:name="Normal (Web)" w:semiHidden="1" w:unhideWhenUsed="1"/>
+    <w:lsdException w:name="HTML Acronym" w:semiHidden="1" w:unhideWhenUsed="1"/>
+    <w:lsdException w:name="HTML Address" w:semiHidden="1" w:unhideWhenUsed="1"/>
+    <w:lsdException w:name="HTML Cite" w:semiHidden="1" w:unhideWhenUsed="1"/>
+    <w:lsdException w:name="HTML Code" w:semiHidden="1" w:unhideWhenUsed="1"/>
+    <w:lsdException w:name="HTML Definition" w:semiHidden="1" w:unhideWhenUsed="1"/>
+    <w:lsdException w:name="HTML Keyboard" w:semiHidden="1" w:unhideWhenUsed="1"/>
+    <w:lsdException w:name="HTML Preformatted" w:semiHidden="1" w:unhideWhenUsed="1"/>
+    <w:lsdException w:name="HTML Sample" w:semiHidden="1" w:unhideWhenUsed="1"/>
+    <w:lsdException w:name="HTML Typewriter" w:semiHidden="1" w:unhideWhenUsed="1"/>
+    <w:lsdException w:name="HTML Variable" w:semiHidden="1" w:unhideWhenUsed="1"/>
+    <w:lsdException w:name="Normal Table" w:semiHidden="1" w:unhideWhenUsed="1"/>
+    <w:lsdException w:name="annotation subject" w:semiHidden="1" w:unhideWhenUsed="1"/>
+    <w:lsdException w:name="No List" w:semiHidden="1" w:unhideWhenUsed="1"/>
+    <w:lsdException w:name="Outline List 1" w:semiHidden="1" w:unhideWhenUsed="1"/>
+    <w:lsdException w:name="Outline List 2" w:semiHidden="1" w:unhideWhenUsed="1"/>
+    <w:lsdException w:name="Outline List 3" w:semiHidden="1" w:unhideWhenUsed="1"/>
+    <w:lsdException w:name="Table Simple 1" w:semiHidden="1" w:unhideWhenUsed="1"/>
+    <w:lsdException w:name="Table Simple 2" w:semiHidden="1" w:unhideWhenUsed="1"/>
+    <w:lsdException w:name="Table Simple 3" w:semiHidden="1" w:unhideWhenUsed="1"/>
+    <w:lsdException w:name="Table Classic 1" w:semiHidden="1" w:unhideWhenUsed="1"/>
+    <w:lsdException w:name="Table Classic 2" w:semiHidden="1" w:unhideWhenUsed="1"/>
+    <w:lsdException w:name="Table Classic 3" w:semiHidden="1" w:unhideWhenUsed="1"/>
+    <w:lsdException w:name="Table Classic 4" w:semiHidden="1" w:unhideWhenUsed="1"/>
+    <w:lsdException w:name="Table Colorful 1" w:semiHidden="1" w:unhideWhenUsed="1"/>
+    <w:lsdException w:name="Table Colorful 2" w:semiHidden="1" w:unhideWhenUsed="1"/>
+    <w:lsdException w:name="Table Colorful 3" w:semiHidden="1" w:unhideWhenUsed="1"/>
+    <w:lsdException w:name="Table Columns 1" w:semiHidden="1" w:unhideWhenUsed="1"/>
+    <w:lsdException w:name="Table Columns 2" w:semiHidden="1" w:unhideWhenUsed="1"/>
+    <w:lsdException w:name="Table Columns 3" w:semiHidden="1" w:unhideWhenUsed="1"/>
+    <w:lsdException w:name="Table Columns 4" w:semiHidden="1" w:unhideWhenUsed="1"/>
+    <w:lsdException w:name="Table Columns 5" w:semiHidden="1" w:unhideWhenUsed="1"/>
+    <w:lsdException w:name="Table Grid 1" w:semiHidden="1" w:unhideWhenUsed="1"/>
+    <w:lsdException w:name="Table Grid 2" w:semiHidden="1" w:unhideWhenUsed="1"/>
+    <w:lsdException w:name="Table Grid 3" w:semiHidden="1" w:unhideWhenUsed="1"/>
+    <w:lsdException w:name="Table Grid 4" w:semiHidden="1" w:unhideWhenUsed="1"/>
+    <w:lsdException w:name="Table Grid 5" w:semiHidden="1" w:unhideWhenUsed="1"/>
+    <w:lsdException w:name="Table Grid 6" w:semiHidden="1" w:unhideWhenUsed="1"/>
+    <w:lsdException w:name="Table Grid 7" w:semiHidden="1" w:unhideWhenUsed="1"/>
+    <w:lsdException w:name="Table Grid 8" w:semiHidden="1" w:unhideWhenUsed="1"/>
+    <w:lsdException w:name="Table List 1" w:semiHidden="1" w:unhideWhenUsed="1"/>
+    <w:lsdException w:name="Table List 2" w:semiHidden="1" w:unhideWhenUsed="1"/>
+    <w:lsdException w:name="Table List 3" w:semiHidden="1" w:unhideWhenUsed="1"/>
+    <w:lsdException w:name="Table List 4" w:semiHidden="1" w:unhideWhenUsed="1"/>
+    <w:lsdException w:name="Table List 5" w:semiHidden="1" w:unhideWhenUsed="1"/>
+    <w:lsdException w:name="Table List 6" w:semiHidden="1" w:unhideWhenUsed="1"/>
+    <w:lsdException w:name="Table List 7" w:semiHidden="1" w:unhideWhenUsed="1"/>
+    <w:lsdException w:name="Table List 8" w:semiHidden="1" w:unhideWhenUsed="1"/>
+    <w:lsdException w:name="Table 3D effects 1" w:semiHidden="1" w:unhideWhenUsed="1"/>
+    <w:lsdException w:name="Table 3D effects 2" w:semiHidden="1" w:unhideWhenUsed="1"/>
+    <w:lsdException w:name="Table 3D effects 3" w:semiHidden="1" w:unhideWhenUsed="1"/>
+    <w:lsdException w:name="Table Contemporary" w:semiHidden="1" w:unhideWhenUsed="1"/>
+    <w:lsdException w:name="Table Elegant" w:semiHidden="1" w:unhideWhenUsed="1"/>
+    <w:lsdException w:name="Table Professional" w:semiHidden="1" w:unhideWhenUsed="1"/>
+    <w:lsdException w:name="Table Subtle 1" w:semiHidden="1" w:unhideWhenUsed="1"/>
+    <w:lsdException w:name="Table Subtle 2" w:semiHidden="1" w:unhideWhenUsed="1"/>
+    <w:lsdException w:name="Table Web 1" w:semiHidden="1" w:unhideWhenUsed="1"/>
+    <w:lsdException w:name="Table Web 2" w:semiHidden="1" w:unhideWhenUsed="1"/>
+    <w:lsdException w:name="Table Web 3" w:semiHidden="1" w:unhideWhenUsed="1"/>
+    <w:lsdException w:name="Balloon Text" w:semiHidden="1" w:unhideWhenUsed="1"/>
+    <w:lsdException w:name="Table Grid" w:uiPriority="59"/>
+    <w:lsdException w:name="Table Theme" w:semiHidden="1" w:unhideWhenUsed="1"/>
+    <w:lsdException w:name="Placeholder Text" w:semiHidden="1"/>
+    <w:lsdException w:name="No Spacing" w:uiPriority="1" w:qFormat="1"/>
+    <w:lsdException w:name="Light Shading" w:uiPriority="60"/>
+    <w:lsdException w:name="Light List" w:uiPriority="61"/>
+    <w:lsdException w:name="Light Grid" w:uiPriority="62"/>
+    <w:lsdException w:name="Medium Shading 1" w:uiPriority="63"/>
+    <w:lsdException w:name="Medium Shading 2" w:uiPriority="64"/>
+    <w:lsdException w:name="Medium List 1" w:uiPriority="65"/>
+    <w:lsdException w:name="Medium List 2" w:uiPriority="66"/>
+    <w:lsdException w:name="Medium Grid 1" w:uiPriority="67"/>
+    <w:lsdException w:name="Medium Grid 2" w:uiPriority="68"/>
+    <w:lsdException w:name="Medium Grid 3" w:uiPriority="69"/>
+    <w:lsdException w:name="Dark List" w:uiPriority="70"/>
+    <w:lsdException w:name="Colorful Shading" w:uiPriority="71"/>
+    <w:lsdException w:name="Colorful List" w:uiPriority="72"/>
+    <w:lsdException w:name="Colorful Grid" w:uiPriority="73"/>
+    <w:lsdException w:name="Light Shading Accent 1" w:uiPriority="60"/>
+    <w:lsdException w:name="Light List Accent 1" w:uiPriority="61"/>
+    <w:lsdException w:name="Light Grid Accent 1" w:uiPriority="62"/>
+    <w:lsdException w:name="Medium Shading 1 Accent 1" w:uiPriority="63"/>
+    <w:lsdException w:name="Medium Shading 2 Accent 1" w:uiPriority="64"/>
+    <w:lsdException w:name="Medium List 1 Accent 1" w:uiPriority="65"/>
+    <w:lsdException w:name="Revision" w:semiHidden="1"/>
+    <w:lsdException w:name="List Paragraph" w:uiPriority="34" w:qFormat="1"/>
+    <w:lsdException w:name="Quote" w:uiPriority="29" w:qFormat="1"/>
+    <w:lsdException w:name="Intense Quote" w:uiPriority="30" w:qFormat="1"/>
+    <w:lsdException w:name="Medium List 2 Accent 1" w:uiPriority="66"/>
+    <w:lsdException w:name="Medium Grid 1 Accent 1" w:uiPriority="67"/>
+    <w:lsdException w:name="Medium Grid 2 Accent 1" w:uiPriority="68"/>
+    <w:lsdException w:name="Medium Grid 3 Accent 1" w:uiPriority="69"/>
+    <w:lsdException w:name="Dark List Accent 1" w:uiPriority="70"/>
+    <w:lsdException w:name="Colorful Shading Accent 1" w:uiPriority="71"/>
+    <w:lsdException w:name="Colorful List Accent 1" w:uiPriority="72"/>
+    <w:lsdException w:name="Colorful Grid Accent 1" w:uiPriority="73"/>
+    <w:lsdException w:name="Light Shading Accent 2" w:uiPriority="60"/>
+    <w:lsdException w:name="Light List Accent 2" w:uiPriority="61"/>
+    <w:lsdException w:name="Light Grid Accent 2" w:uiPriority="62"/>
+    <w:lsdException w:name="Medium Shading 1 Accent 2" w:uiPriority="63"/>
+    <w:lsdException w:name="Medium Shading 2 Accent 2" w:uiPriority="64"/>
+    <w:lsdException w:name="Medium List 1 Accent 2" w:uiPriority="65"/>
+    <w:lsdException w:name="Medium List 2 Accent 2" w:uiPriority="66"/>
+    <w:lsdException w:name="Medium Grid 1 Accent 2" w:uiPriority="67"/>
+    <w:lsdException w:name="Medium Grid 2 Accent 2" w:uiPriority="68"/>
+    <w:lsdException w:name="Medium Grid 3 Accent 2" w:uiPriority="69"/>
+    <w:lsdException w:name="Dark List Accent 2" w:uiPriority="70"/>
+    <w:lsdException w:name="Colorful Shading Accent 2" w:uiPriority="71"/>
+    <w:lsdException w:name="Colorful List Accent 2" w:uiPriority="72"/>
+    <w:lsdException w:name="Colorful Grid Accent 2" w:uiPriority="73"/>
+    <w:lsdException w:name="Light Shading Accent 3" w:uiPriority="60"/>
+    <w:lsdException w:name="Light List Accent 3" w:uiPriority="61"/>
+    <w:lsdException w:name="Light Grid Accent 3" w:uiPriority="62"/>
+    <w:lsdException w:name="Medium Shading 1 Accent 3" w:uiPriority="63"/>
+    <w:lsdException w:name="Medium Shading 2 Accent 3" w:uiPriority="64"/>
+    <w:lsdException w:name="Medium List 1 Accent 3" w:uiPriority="65"/>
+    <w:lsdException w:name="Medium List 2 Accent 3" w:uiPriority="66"/>
+    <w:lsdException w:name="Medium Grid 1 Accent 3" w:uiPriority="67"/>
+    <w:lsdException w:name="Medium Grid 2 Accent 3" w:uiPriority="68"/>
+    <w:lsdException w:name="Medium Grid 3 Accent 3" w:uiPriority="69"/>
+    <w:lsdException w:name="Dark List Accent 3" w:uiPriority="70"/>
+    <w:lsdException w:name="Colorful Shading Accent 3" w:uiPriority="71"/>
+    <w:lsdException w:name="Colorful List Accent 3" w:uiPriority="72"/>
+    <w:lsdException w:name="Colorful Grid Accent 3" w:uiPriority="73"/>
+    <w:lsdException w:name="Light Shading Accent 4" w:uiPriority="60"/>
+    <w:lsdException w:name="Light List Accent 4" w:uiPriority="61"/>
+    <w:lsdException w:name="Light Grid Accent 4" w:uiPriority="62"/>
+    <w:lsdException w:name="Medium Shading 1 Accent 4" w:uiPriority="63"/>
+    <w:lsdException w:name="Medium Shading 2 Accent 4" w:uiPriority="64"/>
+    <w:lsdException w:name="Medium List 1 Accent 4" w:uiPriority="65"/>
+    <w:lsdException w:name="Medium List 2 Accent 4" w:uiPriority="66"/>
+    <w:lsdException w:name="Medium Grid 1 Accent 4" w:uiPriority="67"/>
+    <w:lsdException w:name="Medium Grid 2 Accent 4" w:uiPriority="68"/>
+    <w:lsdException w:name="Medium Grid 3 Accent 4" w:uiPriority="69"/>
+    <w:lsdException w:name="Dark List Accent 4" w:uiPriority="70"/>
+    <w:lsdException w:name="Colorful Shading Accent 4" w:uiPriority="71"/>
+    <w:lsdException w:name="Colorful List Accent 4" w:uiPriority="72"/>
+    <w:lsdException w:name="Colorful Grid Accent 4" w:uiPriority="73"/>
+    <w:lsdException w:name="Light Shading Accent 5" w:uiPriority="60"/>
+    <w:lsdException w:name="Light List Accent 5" w:uiPriority="61"/>
+    <w:lsdException w:name="Light Grid Accent 5" w:uiPriority="62"/>
+    <w:lsdException w:name="Medium Shading 1 Accent 5" w:uiPriority="63"/>
+    <w:lsdException w:name="Medium Shading 2 Accent 5" w:uiPriority="64"/>
+    <w:lsdException w:name="Medium List 1 Accent 5" w:uiPriority="65"/>
+    <w:lsdException w:name="Medium List 2 Accent 5" w:uiPriority="66"/>
+    <w:lsdException w:name="Medium Grid 1 Accent 5" w:uiPriority="67"/>
+    <w:lsdException w:name="Medium Grid 2 Accent 5" w:uiPriority="68"/>
+    <w:lsdException w:name="Medium Grid 3 Accent 5" w:uiPriority="69"/>
+    <w:lsdException w:name="Dark List Accent 5" w:uiPriority="70"/>
+    <w:lsdException w:name="Colorful Shading Accent 5" w:uiPriority="71"/>
+    <w:lsdException w:name="Colorful List Accent 5" w:uiPriority="72"/>
+    <w:lsdException w:name="Colorful Grid Accent 5" w:uiPriority="73"/>
+    <w:lsdException w:name="Light Shading Accent 6" w:uiPriority="60"/>
+    <w:lsdException w:name="Light List Accent 6" w:uiPriority="61"/>
+    <w:lsdException w:name="Light Grid Accent 6" w:uiPriority="62"/>
+    <w:lsdException w:name="Medium Shading 1 Accent 6" w:uiPriority="63"/>
+    <w:lsdException w:name="Medium Shading 2 Accent 6" w:uiPriority="64"/>
+    <w:lsdException w:name="Medium List 1 Accent 6" w:uiPriority="65"/>
+    <w:lsdException w:name="Medium List 2 Accent 6" w:uiPriority="66"/>
+    <w:lsdException w:name="Medium Grid 1 Accent 6" w:uiPriority="67"/>
+    <w:lsdException w:name="Medium Grid 2 Accent 6" w:uiPriority="68"/>
+    <w:lsdException w:name="Medium Grid 3 Accent 6" w:uiPriority="69"/>
+    <w:lsdException w:name="Dark List Accent 6" w:uiPriority="70"/>
+    <w:lsdException w:name="Colorful Shading Accent 6" w:uiPriority="71"/>
+    <w:lsdException w:name="Colorful List Accent 6" w:uiPriority="72"/>
+    <w:lsdException w:name="Colorful Grid Accent 6" w:uiPriority="73"/>
+    <w:lsdException w:name="Subtle Emphasis" w:uiPriority="19" w:qFormat="1"/>
+    <w:lsdException w:name="Intense Emphasis" w:uiPriority="21" w:qFormat="1"/>
+    <w:lsdException w:name="Subtle Reference" w:uiPriority="31" w:qFormat="1"/>
+    <w:lsdException w:name="Intense Reference" w:uiPriority="32" w:qFormat="1"/>
+    <w:lsdException w:name="Book Title" w:uiPriority="33" w:qFormat="1"/>
+    <w:lsdException w:name="Bibliography" w:semiHidden="1" w:uiPriority="37" w:unhideWhenUsed="1"/>
+    <w:lsdException w:name="TOC Heading" w:semiHidden="1" w:uiPriority="39" w:unhideWhenUsed="1" w:qFormat="1"/>
+    <w:lsdException w:name="Plain Table 1" w:uiPriority="41"/>
+    <w:lsdException w:name="Plain Table 2" w:uiPriority="42"/>
+    <w:lsdException w:name="Plain Table 3" w:uiPriority="43"/>
+    <w:lsdException w:name="Plain Table 4" w:uiPriority="44"/>
+    <w:lsdException w:name="Plain Table 5" w:uiPriority="45"/>
+    <w:lsdException w:name="Grid Table Light" w:uiPriority="40"/>
+    <w:lsdException w:name="Grid Table 1 Light" w:uiPriority="46"/>
+    <w:lsdException w:name="Grid Table 2" w:uiPriority="47"/>
+    <w:lsdException w:name="Grid Table 3" w:uiPriority="48"/>
+    <w:lsdException w:name="Grid Table 4" w:uiPriority="49"/>
+    <w:lsdException w:name="Grid Table 5 Dark" w:uiPriority="50"/>
+    <w:lsdException w:name="Grid Table 6 Colorful" w:uiPriority="51"/>
+    <w:lsdException w:name="Grid Table 7 Colorful" w:uiPriority="52"/>
+    <w:lsdException w:name="Grid Table 1 Light Accent 1" w:uiPriority="46"/>
+    <w:lsdException w:name="Grid Table 2 Accent 1" w:uiPriority="47"/>
+    <w:lsdException w:name="Grid Table 3 Accent 1" w:uiPriority="48"/>
+    <w:lsdException w:name="Grid Table 4 Accent 1" w:uiPriority="49"/>
+    <w:lsdException w:name="Grid Table 5 Dark Accent 1" w:uiPriority="50"/>
+    <w:lsdException w:name="Grid Table 6 Colorful Accent 1" w:uiPriority="51"/>
+    <w:lsdException w:name="Grid Table 7 Colorful Accent 1" w:uiPriority="52"/>
+    <w:lsdException w:name="Grid Table 1 Light Accent 2" w:uiPriority="46"/>
+    <w:lsdException w:name="Grid Table 2 Accent 2" w:uiPriority="47"/>
+    <w:lsdException w:name="Grid Table 3 Accent 2" w:uiPriority="48"/>
+    <w:lsdException w:name="Grid Table 4 Accent 2" w:uiPriority="49"/>
+    <w:lsdException w:name="Grid Table 5 Dark Accent 2" w:uiPriority="50"/>
+    <w:lsdException w:name="Grid Table 6 Colorful Accent 2" w:uiPriority="51"/>
+    <w:lsdException w:name="Grid Table 7 Colorful Accent 2" w:uiPriority="52"/>
+    <w:lsdException w:name="Grid Table 1 Light Accent 3" w:uiPriority="46"/>
+    <w:lsdException w:name="Grid Table 2 Accent 3" w:uiPriority="47"/>
+    <w:lsdException w:name="Grid Table 3 Accent 3" w:uiPriority="48"/>
+    <w:lsdException w:name="Grid Table 4 Accent 3" w:uiPriority="49"/>
+    <w:lsdException w:name="Grid Table 5 Dark Accent 3" w:uiPriority="50"/>
+    <w:lsdException w:name="Grid Table 6 Colorful Accent 3" w:uiPriority="51"/>
+    <w:lsdException w:name="Grid Table 7 Colorful Accent 3" w:uiPriority="52"/>
+    <w:lsdException w:name="Grid Table 1 Light Accent 4" w:uiPriority="46"/>
+    <w:lsdException w:name="Grid Table 2 Accent 4" w:uiPriority="47"/>
+    <w:lsdException w:name="Grid Table 3 Accent 4" w:uiPriority="48"/>
+    <w:lsdException w:name="Grid Table 4 Accent 4" w:uiPriority="49"/>
+    <w:lsdException w:name="Grid Table 5 Dark Accent 4" w:uiPriority="50"/>
+    <w:lsdException w:name="Grid Table 6 Colorful Accent 4" w:uiPriority="51"/>
+    <w:lsdException w:name="Grid Table 7 Colorful Accent 4" w:uiPriority="52"/>
+    <w:lsdException w:name="Grid Table 1 Light Accent 5" w:uiPriority="46"/>
+    <w:lsdException w:name="Grid Table 2 Accent 5" w:uiPriority="47"/>
+    <w:lsdException w:name="Grid Table 3 Accent 5" w:uiPriority="48"/>
+    <w:lsdException w:name="Grid Table 4 Accent 5" w:uiPriority="49"/>
+    <w:lsdException w:name="Grid Table 5 Dark Accent 5" w:uiPriority="50"/>
+    <w:lsdException w:name="Grid Table 6 Colorful Accent 5" w:uiPriority="51"/>
+    <w:lsdException w:name="Grid Table 7 Colorful Accent 5" w:uiPriority="52"/>
+    <w:lsdException w:name="Grid Table 1 Light Accent 6" w:uiPriority="46"/>
+    <w:lsdException w:name="Grid Table 2 Accent 6" w:uiPriority="47"/>
+    <w:lsdException w:name="Grid Table 3 Accent 6" w:uiPriority="48"/>
+    <w:lsdException w:name="Grid Table 4 Accent 6" w:uiPriority="49"/>
+    <w:lsdException w:name="Grid Table 5 Dark Accent 6" w:uiPriority="50"/>
+    <w:lsdException w:name="Grid Table 6 Colorful Accent 6" w:uiPriority="51"/>
+    <w:lsdException w:name="Grid Table 7 Colorful Accent 6" w:uiPriority="52"/>
+    <w:lsdException w:name="List Table 1 Light" w:uiPriority="46"/>
+    <w:lsdException w:name="List Table 2" w:uiPriority="47"/>
+    <w:lsdException w:name="List Table 3" w:uiPriority="48"/>
+    <w:lsdException w:name="List Table 4" w:uiPriority="49"/>
+    <w:lsdException w:name="List Table 5 Dark" w:uiPriority="50"/>
+    <w:lsdException w:name="List Table 6 Colorful" w:uiPriority="51"/>
+    <w:lsdException w:name="List Table 7 Colorful" w:uiPriority="52"/>
+    <w:lsdException w:name="List Table 1 Light Accent 1" w:uiPriority="46"/>
+    <w:lsdException w:name="List Table 2 Accent 1" w:uiPriority="47"/>
+    <w:lsdException w:name="List Table 3 Accent 1" w:uiPriority="48"/>
+    <w:lsdException w:name="List Table 4 Accent 1" w:uiPriority="49"/>
+    <w:lsdException w:name="List Table 5 Dark Accent 1" w:uiPriority="50"/>
+    <w:lsdException w:name="List Table 6 Colorful Accent 1" w:uiPriority="51"/>
+    <w:lsdException w:name="List Table 7 Colorful Accent 1" w:uiPriority="52"/>
+    <w:lsdException w:name="List Table 1 Light Accent 2" w:uiPriority="46"/>
+    <w:lsdException w:name="List Table 2 Accent 2" w:uiPriority="47"/>
+    <w:lsdException w:name="List Table 3 Accent 2" w:uiPriority="48"/>
+    <w:lsdException w:name="List Table 4 Accent 2" w:uiPriority="49"/>
+    <w:lsdException w:name="List Table 5 Dark Accent 2" w:uiPriority="50"/>
+    <w:lsdException w:name="List Table 6 Colorful Accent 2" w:uiPriority="51"/>
+    <w:lsdException w:name="List Table 7 Colorful Accent 2" w:uiPriority="52"/>
+    <w:lsdException w:name="List Table 1 Light Accent 3" w:uiPriority="46"/>
+    <w:lsdException w:name="List Table 2 Accent 3" w:uiPriority="47"/>
+    <w:lsdException w:name="List Table 3 Accent 3" w:uiPriority="48"/>
+    <w:lsdException w:name="List Table 4 Accent 3" w:uiPriority="49"/>
+    <w:lsdException w:name="List Table 5 Dark Accent 3" w:uiPriority="50"/>
+    <w:lsdException w:name="List Table 6 Colorful Accent 3" w:uiPriority="51"/>
+    <w:lsdException w:name="List Table 7 Colorful Accent 3" w:uiPriority="52"/>
+    <w:lsdException w:name="List Table 1 Light Accent 4" w:uiPriority="46"/>
+    <w:lsdException w:name="List Table 2 Accent 4" w:uiPriority="47"/>
+    <w:lsdException w:name="List Table 3 Accent 4" w:uiPriority="48"/>
+    <w:lsdException w:name="List Table 4 Accent 4" w:uiPriority="49"/>
+    <w:lsdException w:name="List Table 5 Dark Accent 4" w:uiPriority="50"/>
+    <w:lsdException w:name="List Table 6 Colorful Accent 4" w:uiPriority="51"/>
+    <w:lsdException w:name="List Table 7 Colorful Accent 4" w:uiPriority="52"/>
+    <w:lsdException w:name="List Table 1 Light Accent 5" w:uiPriority="46"/>
+    <w:lsdException w:name="List Table 2 Accent 5" w:uiPriority="47"/>
+    <w:lsdException w:name="List Table 3 Accent 5" w:uiPriority="48"/>
+    <w:lsdException w:name="List Table 4 Accent 5" w:uiPriority="49"/>
+    <w:lsdException w:name="List Table 5 Dark Accent 5" w:uiPriority="50"/>
+    <w:lsdException w:name="List Table 6 Colorful Accent 5" w:uiPriority="51"/>
+    <w:lsdException w:name="List Table 7 Colorful Accent 5" w:uiPriority="52"/>
+    <w:lsdException w:name="List Table 1 Light Accent 6" w:uiPriority="46"/>
+    <w:lsdException w:name="List Table 2 Accent 6" w:uiPriority="47"/>
+    <w:lsdException w:name="List Table 3 Accent 6" w:uiPriority="48"/>
+    <w:lsdException w:name="List Table 4 Accent 6" w:uiPriority="49"/>
+    <w:lsdException w:name="List Table 5 Dark Accent 6" w:uiPriority="50"/>
+    <w:lsdException w:name="List Table 6 Colorful Accent 6" w:uiPriority="51"/>
+    <w:lsdException w:name="List Table 7 Colorful Accent 6" w:uiPriority="52"/>
+    <w:lsdException w:name="Mention" w:semiHidden="1" w:unhideWhenUsed="1"/>
+    <w:lsdException w:name="Smart Hyperlink" w:semiHidden="1" w:unhideWhenUsed="1"/>
+    <w:lsdException w:name="Hashtag" w:semiHidden="1" w:unhideWhenUsed="1"/>
+    <w:lsdException w:name="Unresolved Mention" w:semiHidden="1" w:unhideWhenUsed="1"/>
+    <w:lsdException w:name="Smart Link" w:semiHidden="1" w:unhideWhenUsed="1"/>
   </w:latentStyles>
   <w:style w:type="paragraph" w:default="1" w:styleId="Normal">
     <w:name w:val="Normal"/>
@@ -43988,7 +41949,6 @@
       <w:spacing w:after="0" w:line="240" w:lineRule="auto"/>
     </w:pPr>
     <w:tblPr>
-      <w:tblInd w:w="0" w:type="dxa"/>
       <w:tblBorders>
         <w:top w:val="single" w:sz="4" w:space="0" w:color="auto"/>
         <w:left w:val="single" w:sz="4" w:space="0" w:color="auto"/>
@@ -43997,547 +41957,6 @@
         <w:insideH w:val="single" w:sz="4" w:space="0" w:color="auto"/>
         <w:insideV w:val="single" w:sz="4" w:space="0" w:color="auto"/>
       </w:tblBorders>
-      <w:tblCellMar>
-        <w:top w:w="0" w:type="dxa"/>
-        <w:left w:w="108" w:type="dxa"/>
-        <w:bottom w:w="0" w:type="dxa"/>
-        <w:right w:w="108" w:type="dxa"/>
-      </w:tblCellMar>
-    </w:tblPr>
-  </w:style>
-  <w:style w:type="character" w:customStyle="1" w:styleId="Heading1Char">
-    <w:name w:val="Heading 1 Char"/>
-    <w:basedOn w:val="DefaultParagraphFont"/>
-    <w:link w:val="Heading1"/>
-    <w:uiPriority w:val="9"/>
-    <w:rsid w:val="005E7D68"/>
-    <w:rPr>
-      <w:rFonts w:ascii="Times New Roman" w:eastAsia="Times New Roman" w:hAnsi="Times New Roman" w:cs="Times New Roman"/>
-      <w:b/>
-      <w:bCs/>
-      <w:kern w:val="36"/>
-      <w:sz w:val="48"/>
-      <w:szCs w:val="48"/>
-      <w:lang w:eastAsia="en-IN"/>
-    </w:rPr>
-  </w:style>
-  <w:style w:type="character" w:customStyle="1" w:styleId="Heading2Char">
-    <w:name w:val="Heading 2 Char"/>
-    <w:basedOn w:val="DefaultParagraphFont"/>
-    <w:link w:val="Heading2"/>
-    <w:uiPriority w:val="9"/>
-    <w:rsid w:val="005E7D68"/>
-    <w:rPr>
-      <w:rFonts w:ascii="Times New Roman" w:eastAsia="Times New Roman" w:hAnsi="Times New Roman" w:cs="Times New Roman"/>
-      <w:b/>
-      <w:bCs/>
-      <w:sz w:val="36"/>
-      <w:szCs w:val="36"/>
-      <w:lang w:eastAsia="en-IN"/>
-    </w:rPr>
-  </w:style>
-  <w:style w:type="character" w:customStyle="1" w:styleId="Heading3Char">
-    <w:name w:val="Heading 3 Char"/>
-    <w:basedOn w:val="DefaultParagraphFont"/>
-    <w:link w:val="Heading3"/>
-    <w:uiPriority w:val="9"/>
-    <w:rsid w:val="005E7D68"/>
-    <w:rPr>
-      <w:rFonts w:ascii="Times New Roman" w:eastAsia="Times New Roman" w:hAnsi="Times New Roman" w:cs="Times New Roman"/>
-      <w:b/>
-      <w:bCs/>
-      <w:sz w:val="27"/>
-      <w:szCs w:val="27"/>
-      <w:lang w:eastAsia="en-IN"/>
-    </w:rPr>
-  </w:style>
-  <w:style w:type="character" w:customStyle="1" w:styleId="Heading4Char">
-    <w:name w:val="Heading 4 Char"/>
-    <w:basedOn w:val="DefaultParagraphFont"/>
-    <w:link w:val="Heading4"/>
-    <w:uiPriority w:val="9"/>
-    <w:rsid w:val="005E7D68"/>
-    <w:rPr>
-      <w:rFonts w:ascii="Times New Roman" w:eastAsia="Times New Roman" w:hAnsi="Times New Roman" w:cs="Times New Roman"/>
-      <w:b/>
-      <w:bCs/>
-      <w:sz w:val="24"/>
-      <w:szCs w:val="24"/>
-      <w:lang w:eastAsia="en-IN"/>
-    </w:rPr>
-  </w:style>
-  <w:style w:type="paragraph" w:styleId="NormalWeb">
-    <w:name w:val="Normal (Web)"/>
-    <w:basedOn w:val="Normal"/>
-    <w:uiPriority w:val="99"/>
-    <w:semiHidden/>
-    <w:unhideWhenUsed/>
-    <w:rsid w:val="005E7D68"/>
-    <w:pPr>
-      <w:spacing w:before="100" w:beforeAutospacing="1" w:after="100" w:afterAutospacing="1" w:line="240" w:lineRule="auto"/>
-    </w:pPr>
-    <w:rPr>
-      <w:rFonts w:ascii="Times New Roman" w:eastAsia="Times New Roman" w:hAnsi="Times New Roman" w:cs="Times New Roman"/>
-      <w:sz w:val="24"/>
-      <w:szCs w:val="24"/>
-      <w:lang w:eastAsia="en-IN"/>
-    </w:rPr>
-  </w:style>
-  <w:style w:type="character" w:styleId="Strong">
-    <w:name w:val="Strong"/>
-    <w:basedOn w:val="DefaultParagraphFont"/>
-    <w:uiPriority w:val="22"/>
-    <w:qFormat/>
-    <w:rsid w:val="005E7D68"/>
-    <w:rPr>
-      <w:b/>
-      <w:bCs/>
-    </w:rPr>
-  </w:style>
-  <w:style w:type="character" w:styleId="HTMLCode">
-    <w:name w:val="HTML Code"/>
-    <w:basedOn w:val="DefaultParagraphFont"/>
-    <w:uiPriority w:val="99"/>
-    <w:semiHidden/>
-    <w:unhideWhenUsed/>
-    <w:rsid w:val="005E7D68"/>
-    <w:rPr>
-      <w:rFonts w:ascii="Courier New" w:eastAsia="Times New Roman" w:hAnsi="Courier New" w:cs="Courier New"/>
-      <w:sz w:val="20"/>
-      <w:szCs w:val="20"/>
-    </w:rPr>
-  </w:style>
-  <w:style w:type="paragraph" w:styleId="HTMLPreformatted">
-    <w:name w:val="HTML Preformatted"/>
-    <w:basedOn w:val="Normal"/>
-    <w:link w:val="HTMLPreformattedChar"/>
-    <w:uiPriority w:val="99"/>
-    <w:semiHidden/>
-    <w:unhideWhenUsed/>
-    <w:rsid w:val="005E7D68"/>
-    <w:pPr>
-      <w:tabs>
-        <w:tab w:val="left" w:pos="916"/>
-        <w:tab w:val="left" w:pos="1832"/>
-        <w:tab w:val="left" w:pos="2748"/>
-        <w:tab w:val="left" w:pos="3664"/>
-        <w:tab w:val="left" w:pos="4580"/>
-        <w:tab w:val="left" w:pos="5496"/>
-        <w:tab w:val="left" w:pos="6412"/>
-        <w:tab w:val="left" w:pos="7328"/>
-        <w:tab w:val="left" w:pos="8244"/>
-        <w:tab w:val="left" w:pos="9160"/>
-        <w:tab w:val="left" w:pos="10076"/>
-        <w:tab w:val="left" w:pos="10992"/>
-        <w:tab w:val="left" w:pos="11908"/>
-        <w:tab w:val="left" w:pos="12824"/>
-        <w:tab w:val="left" w:pos="13740"/>
-        <w:tab w:val="left" w:pos="14656"/>
-      </w:tabs>
-      <w:spacing w:after="0" w:line="240" w:lineRule="auto"/>
-    </w:pPr>
-    <w:rPr>
-      <w:rFonts w:ascii="Courier New" w:eastAsia="Times New Roman" w:hAnsi="Courier New" w:cs="Courier New"/>
-      <w:sz w:val="20"/>
-      <w:szCs w:val="20"/>
-      <w:lang w:eastAsia="en-IN"/>
-    </w:rPr>
-  </w:style>
-  <w:style w:type="character" w:customStyle="1" w:styleId="HTMLPreformattedChar">
-    <w:name w:val="HTML Preformatted Char"/>
-    <w:basedOn w:val="DefaultParagraphFont"/>
-    <w:link w:val="HTMLPreformatted"/>
-    <w:uiPriority w:val="99"/>
-    <w:semiHidden/>
-    <w:rsid w:val="005E7D68"/>
-    <w:rPr>
-      <w:rFonts w:ascii="Courier New" w:eastAsia="Times New Roman" w:hAnsi="Courier New" w:cs="Courier New"/>
-      <w:sz w:val="20"/>
-      <w:szCs w:val="20"/>
-      <w:lang w:eastAsia="en-IN"/>
-    </w:rPr>
-  </w:style>
-  <w:style w:type="character" w:customStyle="1" w:styleId="hljs-keyword">
-    <w:name w:val="hljs-keyword"/>
-    <w:basedOn w:val="DefaultParagraphFont"/>
-    <w:rsid w:val="005E7D68"/>
-  </w:style>
-  <w:style w:type="character" w:customStyle="1" w:styleId="hljs-operator">
-    <w:name w:val="hljs-operator"/>
-    <w:basedOn w:val="DefaultParagraphFont"/>
-    <w:rsid w:val="005E7D68"/>
-  </w:style>
-  <w:style w:type="character" w:styleId="Emphasis">
-    <w:name w:val="Emphasis"/>
-    <w:basedOn w:val="DefaultParagraphFont"/>
-    <w:uiPriority w:val="20"/>
-    <w:qFormat/>
-    <w:rsid w:val="005E7D68"/>
-    <w:rPr>
-      <w:i/>
-      <w:iCs/>
-    </w:rPr>
-  </w:style>
-  <w:style w:type="character" w:customStyle="1" w:styleId="hljs-number">
-    <w:name w:val="hljs-number"/>
-    <w:basedOn w:val="DefaultParagraphFont"/>
-    <w:rsid w:val="005E7D68"/>
-  </w:style>
-  <w:style w:type="character" w:customStyle="1" w:styleId="hljs-builtin">
-    <w:name w:val="hljs-built_in"/>
-    <w:basedOn w:val="DefaultParagraphFont"/>
-    <w:rsid w:val="005E7D68"/>
-  </w:style>
-  <w:style w:type="character" w:customStyle="1" w:styleId="hljs-literal">
-    <w:name w:val="hljs-literal"/>
-    <w:basedOn w:val="DefaultParagraphFont"/>
-    <w:rsid w:val="005E7D68"/>
-  </w:style>
-  <w:style w:type="character" w:customStyle="1" w:styleId="hljs-attribute">
-    <w:name w:val="hljs-attribute"/>
-    <w:basedOn w:val="DefaultParagraphFont"/>
-    <w:rsid w:val="005E7D68"/>
-  </w:style>
-  <w:style w:type="character" w:customStyle="1" w:styleId="hljs-attr">
-    <w:name w:val="hljs-attr"/>
-    <w:basedOn w:val="DefaultParagraphFont"/>
-    <w:rsid w:val="005E7D68"/>
-  </w:style>
-  <w:style w:type="character" w:customStyle="1" w:styleId="hljs-string">
-    <w:name w:val="hljs-string"/>
-    <w:basedOn w:val="DefaultParagraphFont"/>
-    <w:rsid w:val="005E7D68"/>
-  </w:style>
-  <w:style w:type="character" w:customStyle="1" w:styleId="hljs-type">
-    <w:name w:val="hljs-type"/>
-    <w:basedOn w:val="DefaultParagraphFont"/>
-    <w:rsid w:val="005E7D68"/>
-  </w:style>
-  <w:style w:type="paragraph" w:styleId="BalloonText">
-    <w:name w:val="Balloon Text"/>
-    <w:basedOn w:val="Normal"/>
-    <w:link w:val="BalloonTextChar"/>
-    <w:uiPriority w:val="99"/>
-    <w:semiHidden/>
-    <w:unhideWhenUsed/>
-    <w:rsid w:val="004D3F15"/>
-    <w:pPr>
-      <w:spacing w:after="0" w:line="240" w:lineRule="auto"/>
-    </w:pPr>
-    <w:rPr>
-      <w:rFonts w:ascii="Tahoma" w:hAnsi="Tahoma" w:cs="Tahoma"/>
-      <w:sz w:val="16"/>
-      <w:szCs w:val="16"/>
-    </w:rPr>
-  </w:style>
-  <w:style w:type="character" w:customStyle="1" w:styleId="BalloonTextChar">
-    <w:name w:val="Balloon Text Char"/>
-    <w:basedOn w:val="DefaultParagraphFont"/>
-    <w:link w:val="BalloonText"/>
-    <w:uiPriority w:val="99"/>
-    <w:semiHidden/>
-    <w:rsid w:val="004D3F15"/>
-    <w:rPr>
-      <w:rFonts w:ascii="Tahoma" w:hAnsi="Tahoma" w:cs="Tahoma"/>
-      <w:sz w:val="16"/>
-      <w:szCs w:val="16"/>
-    </w:rPr>
-  </w:style>
-</w:styles>
-</file>
-
-<file path=word/stylesWithEffects.xml><?xml version="1.0" encoding="utf-8"?>
-<w:styles xmlns:wpc="http://schemas.microsoft.com/office/word/2010/wordprocessingCanvas" xmlns:mc="http://schemas.openxmlformats.org/markup-compatibility/2006" xmlns:o="urn:schemas-microsoft-com:office:office" xmlns:r="http://schemas.openxmlformats.org/officeDocument/2006/relationships" xmlns:m="http://schemas.openxmlformats.org/officeDocument/2006/math" xmlns:v="urn:schemas-microsoft-com:vml" xmlns:wp14="http://schemas.microsoft.com/office/word/2010/wordprocessingDrawing" xmlns:wp="http://schemas.openxmlformats.org/drawingml/2006/wordprocessingDrawing" xmlns:w10="urn:schemas-microsoft-com:office:word" xmlns:w="http://schemas.openxmlformats.org/wordprocessingml/2006/main" xmlns:w14="http://schemas.microsoft.com/office/word/2010/wordml" xmlns:wpg="http://schemas.microsoft.com/office/word/2010/wordprocessingGroup" xmlns:wpi="http://schemas.microsoft.com/office/word/2010/wordprocessingInk" xmlns:wne="http://schemas.microsoft.com/office/word/2006/wordml" xmlns:wps="http://schemas.microsoft.com/office/word/2010/wordprocessingShape" mc:Ignorable="w14 wp14">
-  <w:docDefaults>
-    <w:rPrDefault>
-      <w:rPr>
-        <w:rFonts w:asciiTheme="minorHAnsi" w:eastAsiaTheme="minorHAnsi" w:hAnsiTheme="minorHAnsi" w:cstheme="minorBidi"/>
-        <w:sz w:val="22"/>
-        <w:szCs w:val="22"/>
-        <w:lang w:val="en-IN" w:eastAsia="en-US" w:bidi="ar-SA"/>
-      </w:rPr>
-    </w:rPrDefault>
-    <w:pPrDefault>
-      <w:pPr>
-        <w:spacing w:after="200" w:line="276" w:lineRule="auto"/>
-      </w:pPr>
-    </w:pPrDefault>
-  </w:docDefaults>
-  <w:latentStyles w:defLockedState="0" w:defUIPriority="99" w:defSemiHidden="1" w:defUnhideWhenUsed="1" w:defQFormat="0" w:count="267">
-    <w:lsdException w:name="Normal" w:semiHidden="0" w:uiPriority="0" w:unhideWhenUsed="0" w:qFormat="1"/>
-    <w:lsdException w:name="heading 1" w:semiHidden="0" w:uiPriority="9" w:unhideWhenUsed="0" w:qFormat="1"/>
-    <w:lsdException w:name="heading 2" w:uiPriority="9" w:qFormat="1"/>
-    <w:lsdException w:name="heading 3" w:uiPriority="9" w:qFormat="1"/>
-    <w:lsdException w:name="heading 4" w:uiPriority="9" w:qFormat="1"/>
-    <w:lsdException w:name="heading 5" w:uiPriority="9" w:qFormat="1"/>
-    <w:lsdException w:name="heading 6" w:uiPriority="9" w:qFormat="1"/>
-    <w:lsdException w:name="heading 7" w:uiPriority="9" w:qFormat="1"/>
-    <w:lsdException w:name="heading 8" w:uiPriority="9" w:qFormat="1"/>
-    <w:lsdException w:name="heading 9" w:uiPriority="9" w:qFormat="1"/>
-    <w:lsdException w:name="toc 1" w:uiPriority="39"/>
-    <w:lsdException w:name="toc 2" w:uiPriority="39"/>
-    <w:lsdException w:name="toc 3" w:uiPriority="39"/>
-    <w:lsdException w:name="toc 4" w:uiPriority="39"/>
-    <w:lsdException w:name="toc 5" w:uiPriority="39"/>
-    <w:lsdException w:name="toc 6" w:uiPriority="39"/>
-    <w:lsdException w:name="toc 7" w:uiPriority="39"/>
-    <w:lsdException w:name="toc 8" w:uiPriority="39"/>
-    <w:lsdException w:name="toc 9" w:uiPriority="39"/>
-    <w:lsdException w:name="caption" w:uiPriority="35" w:qFormat="1"/>
-    <w:lsdException w:name="Title" w:semiHidden="0" w:uiPriority="10" w:unhideWhenUsed="0" w:qFormat="1"/>
-    <w:lsdException w:name="Default Paragraph Font" w:uiPriority="1"/>
-    <w:lsdException w:name="Subtitle" w:semiHidden="0" w:uiPriority="11" w:unhideWhenUsed="0" w:qFormat="1"/>
-    <w:lsdException w:name="Strong" w:semiHidden="0" w:uiPriority="22" w:unhideWhenUsed="0" w:qFormat="1"/>
-    <w:lsdException w:name="Emphasis" w:semiHidden="0" w:uiPriority="20" w:unhideWhenUsed="0" w:qFormat="1"/>
-    <w:lsdException w:name="Table Grid" w:semiHidden="0" w:uiPriority="59" w:unhideWhenUsed="0"/>
-    <w:lsdException w:name="Placeholder Text" w:unhideWhenUsed="0"/>
-    <w:lsdException w:name="No Spacing" w:semiHidden="0" w:uiPriority="1" w:unhideWhenUsed="0" w:qFormat="1"/>
-    <w:lsdException w:name="Light Shading" w:semiHidden="0" w:uiPriority="60" w:unhideWhenUsed="0"/>
-    <w:lsdException w:name="Light List" w:semiHidden="0" w:uiPriority="61" w:unhideWhenUsed="0"/>
-    <w:lsdException w:name="Light Grid" w:semiHidden="0" w:uiPriority="62" w:unhideWhenUsed="0"/>
-    <w:lsdException w:name="Medium Shading 1" w:semiHidden="0" w:uiPriority="63" w:unhideWhenUsed="0"/>
-    <w:lsdException w:name="Medium Shading 2" w:semiHidden="0" w:uiPriority="64" w:unhideWhenUsed="0"/>
-    <w:lsdException w:name="Medium List 1" w:semiHidden="0" w:uiPriority="65" w:unhideWhenUsed="0"/>
-    <w:lsdException w:name="Medium List 2" w:semiHidden="0" w:uiPriority="66" w:unhideWhenUsed="0"/>
-    <w:lsdException w:name="Medium Grid 1" w:semiHidden="0" w:uiPriority="67" w:unhideWhenUsed="0"/>
-    <w:lsdException w:name="Medium Grid 2" w:semiHidden="0" w:uiPriority="68" w:unhideWhenUsed="0"/>
-    <w:lsdException w:name="Medium Grid 3" w:semiHidden="0" w:uiPriority="69" w:unhideWhenUsed="0"/>
-    <w:lsdException w:name="Dark List" w:semiHidden="0" w:uiPriority="70" w:unhideWhenUsed="0"/>
-    <w:lsdException w:name="Colorful Shading" w:semiHidden="0" w:uiPriority="71" w:unhideWhenUsed="0"/>
-    <w:lsdException w:name="Colorful List" w:semiHidden="0" w:uiPriority="72" w:unhideWhenUsed="0"/>
-    <w:lsdException w:name="Colorful Grid" w:semiHidden="0" w:uiPriority="73" w:unhideWhenUsed="0"/>
-    <w:lsdException w:name="Light Shading Accent 1" w:semiHidden="0" w:uiPriority="60" w:unhideWhenUsed="0"/>
-    <w:lsdException w:name="Light List Accent 1" w:semiHidden="0" w:uiPriority="61" w:unhideWhenUsed="0"/>
-    <w:lsdException w:name="Light Grid Accent 1" w:semiHidden="0" w:uiPriority="62" w:unhideWhenUsed="0"/>
-    <w:lsdException w:name="Medium Shading 1 Accent 1" w:semiHidden="0" w:uiPriority="63" w:unhideWhenUsed="0"/>
-    <w:lsdException w:name="Medium Shading 2 Accent 1" w:semiHidden="0" w:uiPriority="64" w:unhideWhenUsed="0"/>
-    <w:lsdException w:name="Medium List 1 Accent 1" w:semiHidden="0" w:uiPriority="65" w:unhideWhenUsed="0"/>
-    <w:lsdException w:name="Revision" w:unhideWhenUsed="0"/>
-    <w:lsdException w:name="List Paragraph" w:semiHidden="0" w:uiPriority="34" w:unhideWhenUsed="0" w:qFormat="1"/>
-    <w:lsdException w:name="Quote" w:semiHidden="0" w:uiPriority="29" w:unhideWhenUsed="0" w:qFormat="1"/>
-    <w:lsdException w:name="Intense Quote" w:semiHidden="0" w:uiPriority="30" w:unhideWhenUsed="0" w:qFormat="1"/>
-    <w:lsdException w:name="Medium List 2 Accent 1" w:semiHidden="0" w:uiPriority="66" w:unhideWhenUsed="0"/>
-    <w:lsdException w:name="Medium Grid 1 Accent 1" w:semiHidden="0" w:uiPriority="67" w:unhideWhenUsed="0"/>
-    <w:lsdException w:name="Medium Grid 2 Accent 1" w:semiHidden="0" w:uiPriority="68" w:unhideWhenUsed="0"/>
-    <w:lsdException w:name="Medium Grid 3 Accent 1" w:semiHidden="0" w:uiPriority="69" w:unhideWhenUsed="0"/>
-    <w:lsdException w:name="Dark List Accent 1" w:semiHidden="0" w:uiPriority="70" w:unhideWhenUsed="0"/>
-    <w:lsdException w:name="Colorful Shading Accent 1" w:semiHidden="0" w:uiPriority="71" w:unhideWhenUsed="0"/>
-    <w:lsdException w:name="Colorful List Accent 1" w:semiHidden="0" w:uiPriority="72" w:unhideWhenUsed="0"/>
-    <w:lsdException w:name="Colorful Grid Accent 1" w:semiHidden="0" w:uiPriority="73" w:unhideWhenUsed="0"/>
-    <w:lsdException w:name="Light Shading Accent 2" w:semiHidden="0" w:uiPriority="60" w:unhideWhenUsed="0"/>
-    <w:lsdException w:name="Light List Accent 2" w:semiHidden="0" w:uiPriority="61" w:unhideWhenUsed="0"/>
-    <w:lsdException w:name="Light Grid Accent 2" w:semiHidden="0" w:uiPriority="62" w:unhideWhenUsed="0"/>
-    <w:lsdException w:name="Medium Shading 1 Accent 2" w:semiHidden="0" w:uiPriority="63" w:unhideWhenUsed="0"/>
-    <w:lsdException w:name="Medium Shading 2 Accent 2" w:semiHidden="0" w:uiPriority="64" w:unhideWhenUsed="0"/>
-    <w:lsdException w:name="Medium List 1 Accent 2" w:semiHidden="0" w:uiPriority="65" w:unhideWhenUsed="0"/>
-    <w:lsdException w:name="Medium List 2 Accent 2" w:semiHidden="0" w:uiPriority="66" w:unhideWhenUsed="0"/>
-    <w:lsdException w:name="Medium Grid 1 Accent 2" w:semiHidden="0" w:uiPriority="67" w:unhideWhenUsed="0"/>
-    <w:lsdException w:name="Medium Grid 2 Accent 2" w:semiHidden="0" w:uiPriority="68" w:unhideWhenUsed="0"/>
-    <w:lsdException w:name="Medium Grid 3 Accent 2" w:semiHidden="0" w:uiPriority="69" w:unhideWhenUsed="0"/>
-    <w:lsdException w:name="Dark List Accent 2" w:semiHidden="0" w:uiPriority="70" w:unhideWhenUsed="0"/>
-    <w:lsdException w:name="Colorful Shading Accent 2" w:semiHidden="0" w:uiPriority="71" w:unhideWhenUsed="0"/>
-    <w:lsdException w:name="Colorful List Accent 2" w:semiHidden="0" w:uiPriority="72" w:unhideWhenUsed="0"/>
-    <w:lsdException w:name="Colorful Grid Accent 2" w:semiHidden="0" w:uiPriority="73" w:unhideWhenUsed="0"/>
-    <w:lsdException w:name="Light Shading Accent 3" w:semiHidden="0" w:uiPriority="60" w:unhideWhenUsed="0"/>
-    <w:lsdException w:name="Light List Accent 3" w:semiHidden="0" w:uiPriority="61" w:unhideWhenUsed="0"/>
-    <w:lsdException w:name="Light Grid Accent 3" w:semiHidden="0" w:uiPriority="62" w:unhideWhenUsed="0"/>
-    <w:lsdException w:name="Medium Shading 1 Accent 3" w:semiHidden="0" w:uiPriority="63" w:unhideWhenUsed="0"/>
-    <w:lsdException w:name="Medium Shading 2 Accent 3" w:semiHidden="0" w:uiPriority="64" w:unhideWhenUsed="0"/>
-    <w:lsdException w:name="Medium List 1 Accent 3" w:semiHidden="0" w:uiPriority="65" w:unhideWhenUsed="0"/>
-    <w:lsdException w:name="Medium List 2 Accent 3" w:semiHidden="0" w:uiPriority="66" w:unhideWhenUsed="0"/>
-    <w:lsdException w:name="Medium Grid 1 Accent 3" w:semiHidden="0" w:uiPriority="67" w:unhideWhenUsed="0"/>
-    <w:lsdException w:name="Medium Grid 2 Accent 3" w:semiHidden="0" w:uiPriority="68" w:unhideWhenUsed="0"/>
-    <w:lsdException w:name="Medium Grid 3 Accent 3" w:semiHidden="0" w:uiPriority="69" w:unhideWhenUsed="0"/>
-    <w:lsdException w:name="Dark List Accent 3" w:semiHidden="0" w:uiPriority="70" w:unhideWhenUsed="0"/>
-    <w:lsdException w:name="Colorful Shading Accent 3" w:semiHidden="0" w:uiPriority="71" w:unhideWhenUsed="0"/>
-    <w:lsdException w:name="Colorful List Accent 3" w:semiHidden="0" w:uiPriority="72" w:unhideWhenUsed="0"/>
-    <w:lsdException w:name="Colorful Grid Accent 3" w:semiHidden="0" w:uiPriority="73" w:unhideWhenUsed="0"/>
-    <w:lsdException w:name="Light Shading Accent 4" w:semiHidden="0" w:uiPriority="60" w:unhideWhenUsed="0"/>
-    <w:lsdException w:name="Light List Accent 4" w:semiHidden="0" w:uiPriority="61" w:unhideWhenUsed="0"/>
-    <w:lsdException w:name="Light Grid Accent 4" w:semiHidden="0" w:uiPriority="62" w:unhideWhenUsed="0"/>
-    <w:lsdException w:name="Medium Shading 1 Accent 4" w:semiHidden="0" w:uiPriority="63" w:unhideWhenUsed="0"/>
-    <w:lsdException w:name="Medium Shading 2 Accent 4" w:semiHidden="0" w:uiPriority="64" w:unhideWhenUsed="0"/>
-    <w:lsdException w:name="Medium List 1 Accent 4" w:semiHidden="0" w:uiPriority="65" w:unhideWhenUsed="0"/>
-    <w:lsdException w:name="Medium List 2 Accent 4" w:semiHidden="0" w:uiPriority="66" w:unhideWhenUsed="0"/>
-    <w:lsdException w:name="Medium Grid 1 Accent 4" w:semiHidden="0" w:uiPriority="67" w:unhideWhenUsed="0"/>
-    <w:lsdException w:name="Medium Grid 2 Accent 4" w:semiHidden="0" w:uiPriority="68" w:unhideWhenUsed="0"/>
-    <w:lsdException w:name="Medium Grid 3 Accent 4" w:semiHidden="0" w:uiPriority="69" w:unhideWhenUsed="0"/>
-    <w:lsdException w:name="Dark List Accent 4" w:semiHidden="0" w:uiPriority="70" w:unhideWhenUsed="0"/>
-    <w:lsdException w:name="Colorful Shading Accent 4" w:semiHidden="0" w:uiPriority="71" w:unhideWhenUsed="0"/>
-    <w:lsdException w:name="Colorful List Accent 4" w:semiHidden="0" w:uiPriority="72" w:unhideWhenUsed="0"/>
-    <w:lsdException w:name="Colorful Grid Accent 4" w:semiHidden="0" w:uiPriority="73" w:unhideWhenUsed="0"/>
-    <w:lsdException w:name="Light Shading Accent 5" w:semiHidden="0" w:uiPriority="60" w:unhideWhenUsed="0"/>
-    <w:lsdException w:name="Light List Accent 5" w:semiHidden="0" w:uiPriority="61" w:unhideWhenUsed="0"/>
-    <w:lsdException w:name="Light Grid Accent 5" w:semiHidden="0" w:uiPriority="62" w:unhideWhenUsed="0"/>
-    <w:lsdException w:name="Medium Shading 1 Accent 5" w:semiHidden="0" w:uiPriority="63" w:unhideWhenUsed="0"/>
-    <w:lsdException w:name="Medium Shading 2 Accent 5" w:semiHidden="0" w:uiPriority="64" w:unhideWhenUsed="0"/>
-    <w:lsdException w:name="Medium List 1 Accent 5" w:semiHidden="0" w:uiPriority="65" w:unhideWhenUsed="0"/>
-    <w:lsdException w:name="Medium List 2 Accent 5" w:semiHidden="0" w:uiPriority="66" w:unhideWhenUsed="0"/>
-    <w:lsdException w:name="Medium Grid 1 Accent 5" w:semiHidden="0" w:uiPriority="67" w:unhideWhenUsed="0"/>
-    <w:lsdException w:name="Medium Grid 2 Accent 5" w:semiHidden="0" w:uiPriority="68" w:unhideWhenUsed="0"/>
-    <w:lsdException w:name="Medium Grid 3 Accent 5" w:semiHidden="0" w:uiPriority="69" w:unhideWhenUsed="0"/>
-    <w:lsdException w:name="Dark List Accent 5" w:semiHidden="0" w:uiPriority="70" w:unhideWhenUsed="0"/>
-    <w:lsdException w:name="Colorful Shading Accent 5" w:semiHidden="0" w:uiPriority="71" w:unhideWhenUsed="0"/>
-    <w:lsdException w:name="Colorful List Accent 5" w:semiHidden="0" w:uiPriority="72" w:unhideWhenUsed="0"/>
-    <w:lsdException w:name="Colorful Grid Accent 5" w:semiHidden="0" w:uiPriority="73" w:unhideWhenUsed="0"/>
-    <w:lsdException w:name="Light Shading Accent 6" w:semiHidden="0" w:uiPriority="60" w:unhideWhenUsed="0"/>
-    <w:lsdException w:name="Light List Accent 6" w:semiHidden="0" w:uiPriority="61" w:unhideWhenUsed="0"/>
-    <w:lsdException w:name="Light Grid Accent 6" w:semiHidden="0" w:uiPriority="62" w:unhideWhenUsed="0"/>
-    <w:lsdException w:name="Medium Shading 1 Accent 6" w:semiHidden="0" w:uiPriority="63" w:unhideWhenUsed="0"/>
-    <w:lsdException w:name="Medium Shading 2 Accent 6" w:semiHidden="0" w:uiPriority="64" w:unhideWhenUsed="0"/>
-    <w:lsdException w:name="Medium List 1 Accent 6" w:semiHidden="0" w:uiPriority="65" w:unhideWhenUsed="0"/>
-    <w:lsdException w:name="Medium List 2 Accent 6" w:semiHidden="0" w:uiPriority="66" w:unhideWhenUsed="0"/>
-    <w:lsdException w:name="Medium Grid 1 Accent 6" w:semiHidden="0" w:uiPriority="67" w:unhideWhenUsed="0"/>
-    <w:lsdException w:name="Medium Grid 2 Accent 6" w:semiHidden="0" w:uiPriority="68" w:unhideWhenUsed="0"/>
-    <w:lsdException w:name="Medium Grid 3 Accent 6" w:semiHidden="0" w:uiPriority="69" w:unhideWhenUsed="0"/>
-    <w:lsdException w:name="Dark List Accent 6" w:semiHidden="0" w:uiPriority="70" w:unhideWhenUsed="0"/>
-    <w:lsdException w:name="Colorful Shading Accent 6" w:semiHidden="0" w:uiPriority="71" w:unhideWhenUsed="0"/>
-    <w:lsdException w:name="Colorful List Accent 6" w:semiHidden="0" w:uiPriority="72" w:unhideWhenUsed="0"/>
-    <w:lsdException w:name="Colorful Grid Accent 6" w:semiHidden="0" w:uiPriority="73" w:unhideWhenUsed="0"/>
-    <w:lsdException w:name="Subtle Emphasis" w:semiHidden="0" w:uiPriority="19" w:unhideWhenUsed="0" w:qFormat="1"/>
-    <w:lsdException w:name="Intense Emphasis" w:semiHidden="0" w:uiPriority="21" w:unhideWhenUsed="0" w:qFormat="1"/>
-    <w:lsdException w:name="Subtle Reference" w:semiHidden="0" w:uiPriority="31" w:unhideWhenUsed="0" w:qFormat="1"/>
-    <w:lsdException w:name="Intense Reference" w:semiHidden="0" w:uiPriority="32" w:unhideWhenUsed="0" w:qFormat="1"/>
-    <w:lsdException w:name="Book Title" w:semiHidden="0" w:uiPriority="33" w:unhideWhenUsed="0" w:qFormat="1"/>
-    <w:lsdException w:name="Bibliography" w:uiPriority="37"/>
-    <w:lsdException w:name="TOC Heading" w:uiPriority="39" w:qFormat="1"/>
-  </w:latentStyles>
-  <w:style w:type="paragraph" w:default="1" w:styleId="Normal">
-    <w:name w:val="Normal"/>
-    <w:qFormat/>
-  </w:style>
-  <w:style w:type="paragraph" w:styleId="Heading1">
-    <w:name w:val="heading 1"/>
-    <w:basedOn w:val="Normal"/>
-    <w:link w:val="Heading1Char"/>
-    <w:uiPriority w:val="9"/>
-    <w:qFormat/>
-    <w:rsid w:val="005E7D68"/>
-    <w:pPr>
-      <w:spacing w:before="100" w:beforeAutospacing="1" w:after="100" w:afterAutospacing="1" w:line="240" w:lineRule="auto"/>
-      <w:outlineLvl w:val="0"/>
-    </w:pPr>
-    <w:rPr>
-      <w:rFonts w:ascii="Times New Roman" w:eastAsia="Times New Roman" w:hAnsi="Times New Roman" w:cs="Times New Roman"/>
-      <w:b/>
-      <w:bCs/>
-      <w:kern w:val="36"/>
-      <w:sz w:val="48"/>
-      <w:szCs w:val="48"/>
-      <w:lang w:eastAsia="en-IN"/>
-    </w:rPr>
-  </w:style>
-  <w:style w:type="paragraph" w:styleId="Heading2">
-    <w:name w:val="heading 2"/>
-    <w:basedOn w:val="Normal"/>
-    <w:link w:val="Heading2Char"/>
-    <w:uiPriority w:val="9"/>
-    <w:qFormat/>
-    <w:rsid w:val="005E7D68"/>
-    <w:pPr>
-      <w:spacing w:before="100" w:beforeAutospacing="1" w:after="100" w:afterAutospacing="1" w:line="240" w:lineRule="auto"/>
-      <w:outlineLvl w:val="1"/>
-    </w:pPr>
-    <w:rPr>
-      <w:rFonts w:ascii="Times New Roman" w:eastAsia="Times New Roman" w:hAnsi="Times New Roman" w:cs="Times New Roman"/>
-      <w:b/>
-      <w:bCs/>
-      <w:sz w:val="36"/>
-      <w:szCs w:val="36"/>
-      <w:lang w:eastAsia="en-IN"/>
-    </w:rPr>
-  </w:style>
-  <w:style w:type="paragraph" w:styleId="Heading3">
-    <w:name w:val="heading 3"/>
-    <w:basedOn w:val="Normal"/>
-    <w:link w:val="Heading3Char"/>
-    <w:uiPriority w:val="9"/>
-    <w:qFormat/>
-    <w:rsid w:val="005E7D68"/>
-    <w:pPr>
-      <w:spacing w:before="100" w:beforeAutospacing="1" w:after="100" w:afterAutospacing="1" w:line="240" w:lineRule="auto"/>
-      <w:outlineLvl w:val="2"/>
-    </w:pPr>
-    <w:rPr>
-      <w:rFonts w:ascii="Times New Roman" w:eastAsia="Times New Roman" w:hAnsi="Times New Roman" w:cs="Times New Roman"/>
-      <w:b/>
-      <w:bCs/>
-      <w:sz w:val="27"/>
-      <w:szCs w:val="27"/>
-      <w:lang w:eastAsia="en-IN"/>
-    </w:rPr>
-  </w:style>
-  <w:style w:type="paragraph" w:styleId="Heading4">
-    <w:name w:val="heading 4"/>
-    <w:basedOn w:val="Normal"/>
-    <w:link w:val="Heading4Char"/>
-    <w:uiPriority w:val="9"/>
-    <w:qFormat/>
-    <w:rsid w:val="005E7D68"/>
-    <w:pPr>
-      <w:spacing w:before="100" w:beforeAutospacing="1" w:after="100" w:afterAutospacing="1" w:line="240" w:lineRule="auto"/>
-      <w:outlineLvl w:val="3"/>
-    </w:pPr>
-    <w:rPr>
-      <w:rFonts w:ascii="Times New Roman" w:eastAsia="Times New Roman" w:hAnsi="Times New Roman" w:cs="Times New Roman"/>
-      <w:b/>
-      <w:bCs/>
-      <w:sz w:val="24"/>
-      <w:szCs w:val="24"/>
-      <w:lang w:eastAsia="en-IN"/>
-    </w:rPr>
-  </w:style>
-  <w:style w:type="character" w:default="1" w:styleId="DefaultParagraphFont">
-    <w:name w:val="Default Paragraph Font"/>
-    <w:uiPriority w:val="1"/>
-    <w:semiHidden/>
-    <w:unhideWhenUsed/>
-  </w:style>
-  <w:style w:type="table" w:default="1" w:styleId="TableNormal">
-    <w:name w:val="Normal Table"/>
-    <w:uiPriority w:val="99"/>
-    <w:semiHidden/>
-    <w:unhideWhenUsed/>
-    <w:tblPr>
-      <w:tblInd w:w="0" w:type="dxa"/>
-      <w:tblCellMar>
-        <w:top w:w="0" w:type="dxa"/>
-        <w:left w:w="108" w:type="dxa"/>
-        <w:bottom w:w="0" w:type="dxa"/>
-        <w:right w:w="108" w:type="dxa"/>
-      </w:tblCellMar>
-    </w:tblPr>
-  </w:style>
-  <w:style w:type="numbering" w:default="1" w:styleId="NoList">
-    <w:name w:val="No List"/>
-    <w:uiPriority w:val="99"/>
-    <w:semiHidden/>
-    <w:unhideWhenUsed/>
-  </w:style>
-  <w:style w:type="table" w:styleId="TableGrid">
-    <w:name w:val="Table Grid"/>
-    <w:basedOn w:val="TableNormal"/>
-    <w:uiPriority w:val="59"/>
-    <w:rsid w:val="00324FEE"/>
-    <w:pPr>
-      <w:spacing w:after="0" w:line="240" w:lineRule="auto"/>
-    </w:pPr>
-    <w:tblPr>
-      <w:tblInd w:w="0" w:type="dxa"/>
-      <w:tblBorders>
-        <w:top w:val="single" w:sz="4" w:space="0" w:color="auto"/>
-        <w:left w:val="single" w:sz="4" w:space="0" w:color="auto"/>
-        <w:bottom w:val="single" w:sz="4" w:space="0" w:color="auto"/>
-        <w:right w:val="single" w:sz="4" w:space="0" w:color="auto"/>
-        <w:insideH w:val="single" w:sz="4" w:space="0" w:color="auto"/>
-        <w:insideV w:val="single" w:sz="4" w:space="0" w:color="auto"/>
-      </w:tblBorders>
-      <w:tblCellMar>
-        <w:top w:w="0" w:type="dxa"/>
-        <w:left w:w="108" w:type="dxa"/>
-        <w:bottom w:w="0" w:type="dxa"/>
-        <w:right w:w="108" w:type="dxa"/>
-      </w:tblCellMar>
     </w:tblPr>
   </w:style>
   <w:style w:type="character" w:customStyle="1" w:styleId="Heading1Char">
